--- a/Computer science project/Rerwtie v2.docx
+++ b/Computer science project/Rerwtie v2.docx
@@ -14241,7 +14241,7 @@
     <w:tbl>
       <w:tblPr>
         <w:tblpPr w:leftFromText="180" w:rightFromText="180" w:vertAnchor="text" w:horzAnchor="margin" w:tblpY="538"/>
-        <w:tblW w:w="9019" w:type="dxa"/>
+        <w:tblW w:w="9367" w:type="dxa"/>
         <w:tblBorders>
           <w:top w:val="single" w:sz="4" w:space="0" w:color="000000"/>
           <w:left w:val="single" w:sz="4" w:space="0" w:color="000000"/>
@@ -14258,16 +14258,16 @@
         <w:tblLook w:val="01E0" w:firstRow="1" w:lastRow="1" w:firstColumn="1" w:lastColumn="1" w:noHBand="0" w:noVBand="0"/>
       </w:tblPr>
       <w:tblGrid>
-        <w:gridCol w:w="4508"/>
-        <w:gridCol w:w="4511"/>
+        <w:gridCol w:w="4682"/>
+        <w:gridCol w:w="4685"/>
       </w:tblGrid>
       <w:tr>
         <w:trPr>
-          <w:trHeight w:val="1344"/>
+          <w:trHeight w:val="1369"/>
         </w:trPr>
         <w:tc>
           <w:tcPr>
-            <w:tcW w:w="4508" w:type="dxa"/>
+            <w:tcW w:w="4682" w:type="dxa"/>
           </w:tcPr>
           <w:p>
             <w:r>
@@ -14373,7 +14373,7 @@
         </w:tc>
         <w:tc>
           <w:tcPr>
-            <w:tcW w:w="4511" w:type="dxa"/>
+            <w:tcW w:w="4685" w:type="dxa"/>
           </w:tcPr>
           <w:p>
             <w:r>
@@ -14690,11 +14690,11 @@
       </w:tr>
       <w:tr>
         <w:trPr>
-          <w:trHeight w:val="1610"/>
+          <w:trHeight w:val="1640"/>
         </w:trPr>
         <w:tc>
           <w:tcPr>
-            <w:tcW w:w="4508" w:type="dxa"/>
+            <w:tcW w:w="4682" w:type="dxa"/>
           </w:tcPr>
           <w:p>
             <w:r>
@@ -14755,7 +14755,7 @@
         </w:tc>
         <w:tc>
           <w:tcPr>
-            <w:tcW w:w="4511" w:type="dxa"/>
+            <w:tcW w:w="4685" w:type="dxa"/>
           </w:tcPr>
           <w:p>
             <w:r>
@@ -15129,11 +15129,11 @@
       </w:tr>
       <w:tr>
         <w:trPr>
-          <w:trHeight w:val="1343"/>
+          <w:trHeight w:val="1368"/>
         </w:trPr>
         <w:tc>
           <w:tcPr>
-            <w:tcW w:w="4508" w:type="dxa"/>
+            <w:tcW w:w="4682" w:type="dxa"/>
           </w:tcPr>
           <w:p>
             <w:r>
@@ -15190,7 +15190,7 @@
         </w:tc>
         <w:tc>
           <w:tcPr>
-            <w:tcW w:w="4511" w:type="dxa"/>
+            <w:tcW w:w="4685" w:type="dxa"/>
           </w:tcPr>
           <w:p>
             <w:r>
@@ -15509,11 +15509,11 @@
       </w:tr>
       <w:tr>
         <w:trPr>
-          <w:trHeight w:val="2147"/>
+          <w:trHeight w:val="2187"/>
         </w:trPr>
         <w:tc>
           <w:tcPr>
-            <w:tcW w:w="4508" w:type="dxa"/>
+            <w:tcW w:w="4682" w:type="dxa"/>
           </w:tcPr>
           <w:p>
             <w:r>
@@ -15592,7 +15592,7 @@
         </w:tc>
         <w:tc>
           <w:tcPr>
-            <w:tcW w:w="4511" w:type="dxa"/>
+            <w:tcW w:w="4685" w:type="dxa"/>
           </w:tcPr>
           <w:p>
             <w:r>
@@ -15953,11 +15953,11 @@
       </w:tr>
       <w:tr>
         <w:trPr>
-          <w:trHeight w:val="537"/>
+          <w:trHeight w:val="547"/>
         </w:trPr>
         <w:tc>
           <w:tcPr>
-            <w:tcW w:w="4508" w:type="dxa"/>
+            <w:tcW w:w="4682" w:type="dxa"/>
           </w:tcPr>
           <w:p>
             <w:r>
@@ -15970,7 +15970,7 @@
         </w:tc>
         <w:tc>
           <w:tcPr>
-            <w:tcW w:w="4511" w:type="dxa"/>
+            <w:tcW w:w="4685" w:type="dxa"/>
           </w:tcPr>
           <w:p>
             <w:r>
@@ -16101,11 +16101,11 @@
       </w:tr>
       <w:tr>
         <w:trPr>
-          <w:trHeight w:val="806"/>
+          <w:trHeight w:val="821"/>
         </w:trPr>
         <w:tc>
           <w:tcPr>
-            <w:tcW w:w="4508" w:type="dxa"/>
+            <w:tcW w:w="4682" w:type="dxa"/>
           </w:tcPr>
           <w:p>
             <w:r>
@@ -16119,7 +16119,7 @@
         </w:tc>
         <w:tc>
           <w:tcPr>
-            <w:tcW w:w="4511" w:type="dxa"/>
+            <w:tcW w:w="4685" w:type="dxa"/>
           </w:tcPr>
           <w:p>
             <w:r>
@@ -16327,11 +16327,11 @@
       </w:tr>
       <w:tr>
         <w:trPr>
-          <w:trHeight w:val="1074"/>
+          <w:trHeight w:val="1094"/>
         </w:trPr>
         <w:tc>
           <w:tcPr>
-            <w:tcW w:w="4508" w:type="dxa"/>
+            <w:tcW w:w="4682" w:type="dxa"/>
           </w:tcPr>
           <w:p>
             <w:r>
@@ -16344,7 +16344,7 @@
         </w:tc>
         <w:tc>
           <w:tcPr>
-            <w:tcW w:w="4511" w:type="dxa"/>
+            <w:tcW w:w="4685" w:type="dxa"/>
           </w:tcPr>
           <w:p>
             <w:r>
@@ -23892,13 +23892,7 @@
             </w:r>
             <w:r>
               <w:lastRenderedPageBreak/>
-              <w:t>machine (FSM).</w:t>
-            </w:r>
-            <w:r>
-              <w:t xml:space="preserve"> </w:t>
-            </w:r>
-            <w:r>
-              <w:t>values include "scatter" and "chase".</w:t>
+              <w:t>machine (FSM). values include "scatter" and "chase".</w:t>
             </w:r>
           </w:p>
         </w:tc>
@@ -23913,10 +23907,7 @@
             </w:r>
             <w:r>
               <w:lastRenderedPageBreak/>
-              <w:t>scattering to corners</w:t>
-            </w:r>
-            <w:r>
-              <w:t>, creating dynamic difficulty</w:t>
+              <w:t>scattering to corners, creating dynamic difficulty</w:t>
             </w:r>
           </w:p>
         </w:tc>
@@ -24002,10 +23993,7 @@
           </w:tcPr>
           <w:p>
             <w:r>
-              <w:t xml:space="preserve">The score gives the player feedback on their performance </w:t>
-            </w:r>
-            <w:r>
-              <w:t>and a clear performance metric to compare runs.</w:t>
+              <w:t>The score gives the player feedback on their performance and a clear performance metric to compare runs.</w:t>
             </w:r>
           </w:p>
         </w:tc>
@@ -24089,16 +24077,7 @@
           </w:tcPr>
           <w:p>
             <w:r>
-              <w:t>The counter controls the duration of the power-up</w:t>
-            </w:r>
-            <w:r>
-              <w:t xml:space="preserve"> </w:t>
-            </w:r>
-            <w:r>
-              <w:t xml:space="preserve">allowing ghosts to switch </w:t>
-            </w:r>
-            <w:r>
-              <w:t>between frightened and normal mode.</w:t>
+              <w:t>The counter controls the duration of the power-up allowing ghosts to switch between frightened and normal mode.</w:t>
             </w:r>
           </w:p>
         </w:tc>
@@ -24185,10 +24164,7 @@
           </w:tcPr>
           <w:p>
             <w:r>
-              <w:t xml:space="preserve">The grid allows </w:t>
-            </w:r>
-            <w:r>
-              <w:t>the game user and ghost to realise collisions, movement and pathfinding.</w:t>
+              <w:t>The grid allows the game user and ghost to realise collisions, movement and pathfinding.</w:t>
             </w:r>
           </w:p>
         </w:tc>
@@ -24270,10 +24246,7 @@
           </w:tcPr>
           <w:p>
             <w:r>
-              <w:t>Tracking projectiles allows the game to manage enemy attacks and collisions accurately</w:t>
-            </w:r>
-            <w:r>
-              <w:t>, making the game more difficult as requested in Req4</w:t>
+              <w:t>Tracking projectiles allows the game to manage enemy attacks and collisions accurately, making the game more difficult as requested in Req4</w:t>
             </w:r>
           </w:p>
         </w:tc>
@@ -24605,7 +24578,15 @@
             </w:r>
             <w:r>
               <w:lastRenderedPageBreak/>
-              <w:t>when I runs out the player is no longer able to shoot pellets</w:t>
+              <w:t xml:space="preserve">when I </w:t>
+            </w:r>
+            <w:proofErr w:type="gramStart"/>
+            <w:r>
+              <w:t>runs</w:t>
+            </w:r>
+            <w:proofErr w:type="gramEnd"/>
+            <w:r>
+              <w:t xml:space="preserve"> out the player is no longer able to shoot pellets</w:t>
             </w:r>
           </w:p>
         </w:tc>
@@ -24643,6 +24624,7 @@
           </w:tcPr>
           <w:p>
             <w:r>
+              <w:lastRenderedPageBreak/>
               <w:t>Game Settings</w:t>
             </w:r>
           </w:p>
@@ -25101,10 +25083,7 @@
           </w:tcPr>
           <w:p>
             <w:r>
-              <w:t xml:space="preserve">Using a fixed screen width ensures the game displays correctly </w:t>
-            </w:r>
-            <w:r>
-              <w:t>and its relevant aspect ratios.</w:t>
+              <w:t>Using a fixed screen width ensures the game displays correctly and its relevant aspect ratios.</w:t>
             </w:r>
           </w:p>
         </w:tc>
@@ -25375,10 +25354,7 @@
           </w:tcPr>
           <w:p>
             <w:r>
-              <w:t>I</w:t>
-            </w:r>
-            <w:r>
-              <w:t xml:space="preserve">t prevents the maze generation algorithm from revisiting cells, ensuring a valid, loop-free maze. </w:t>
+              <w:t xml:space="preserve">It prevents the maze generation algorithm from revisiting cells, ensuring a valid, loop-free maze. </w:t>
             </w:r>
           </w:p>
           <w:p>
@@ -25552,7 +25528,15 @@
             </w:r>
             <w:r>
               <w:lastRenderedPageBreak/>
-              <w:t>for ghosts. Crucial for ghosts pathfinding</w:t>
+              <w:t xml:space="preserve">for ghosts. Crucial for </w:t>
+            </w:r>
+            <w:proofErr w:type="gramStart"/>
+            <w:r>
+              <w:t>ghosts</w:t>
+            </w:r>
+            <w:proofErr w:type="gramEnd"/>
+            <w:r>
+              <w:t xml:space="preserve"> pathfinding</w:t>
             </w:r>
           </w:p>
           <w:p/>
@@ -25611,12 +25595,17 @@
           </w:tcPr>
           <w:p>
             <w:proofErr w:type="spellStart"/>
+            <w:proofErr w:type="gramStart"/>
             <w:r>
               <w:t>Dict</w:t>
             </w:r>
             <w:proofErr w:type="spellEnd"/>
             <w:r>
-              <w:t>[tuple, tuple]</w:t>
+              <w:t>[</w:t>
+            </w:r>
+            <w:proofErr w:type="gramEnd"/>
+            <w:r>
+              <w:t>tuple, tuple]</w:t>
             </w:r>
           </w:p>
         </w:tc>
@@ -25663,14 +25652,7 @@
           <w:b/>
           <w:bCs/>
         </w:rPr>
-        <w:t>Class</w:t>
-      </w:r>
-      <w:r>
-        <w:rPr>
-          <w:b/>
-          <w:bCs/>
-        </w:rPr>
-        <w:t>es</w:t>
+        <w:t>Classes (Including key methods)</w:t>
       </w:r>
     </w:p>
     <w:p>
@@ -25768,8 +25750,13 @@
             <w:tcW w:w="2635" w:type="dxa"/>
           </w:tcPr>
           <w:p>
-            <w:r>
-              <w:t>Update(dt: float, maze: Maze)</w:t>
+            <w:proofErr w:type="gramStart"/>
+            <w:r>
+              <w:t>Update(</w:t>
+            </w:r>
+            <w:proofErr w:type="gramEnd"/>
+            <w:r>
+              <w:t>dt: float, maze: Maze)</w:t>
             </w:r>
           </w:p>
           <w:p/>
@@ -25800,7 +25787,15 @@
           </w:tcPr>
           <w:p>
             <w:r>
-              <w:t>Centralized motion logic so neither ghost or players can pass through walls</w:t>
+              <w:t xml:space="preserve">Centralized motion logic so neither ghost </w:t>
+            </w:r>
+            <w:proofErr w:type="gramStart"/>
+            <w:r>
+              <w:t>or</w:t>
+            </w:r>
+            <w:proofErr w:type="gramEnd"/>
+            <w:r>
+              <w:t xml:space="preserve"> players can pass through walls</w:t>
             </w:r>
           </w:p>
         </w:tc>
@@ -25809,8 +25804,13 @@
             <w:tcW w:w="2127" w:type="dxa"/>
           </w:tcPr>
           <w:p>
-            <w:r>
-              <w:t>Maze(for boundary checks)</w:t>
+            <w:proofErr w:type="gramStart"/>
+            <w:r>
+              <w:t>Maze(</w:t>
+            </w:r>
+            <w:proofErr w:type="gramEnd"/>
+            <w:r>
+              <w:t>for boundary checks)</w:t>
             </w:r>
           </w:p>
           <w:p>
@@ -25819,8 +25819,13 @@
             </w:r>
           </w:p>
           <w:p>
-            <w:r>
-              <w:t>Dt(delta time for frame independent motion)</w:t>
+            <w:proofErr w:type="gramStart"/>
+            <w:r>
+              <w:t>Dt(</w:t>
+            </w:r>
+            <w:proofErr w:type="gramEnd"/>
+            <w:r>
+              <w:t>delta time for frame independent motion)</w:t>
             </w:r>
           </w:p>
         </w:tc>
@@ -25844,8 +25849,13 @@
             <w:tcW w:w="2635" w:type="dxa"/>
           </w:tcPr>
           <w:p>
-            <w:r>
-              <w:t>Render(screen: Surface)</w:t>
+            <w:proofErr w:type="gramStart"/>
+            <w:r>
+              <w:t>Render(</w:t>
+            </w:r>
+            <w:proofErr w:type="gramEnd"/>
+            <w:r>
+              <w:t>screen: Surface)</w:t>
             </w:r>
           </w:p>
         </w:tc>
@@ -25874,8 +25884,13 @@
             <w:tcW w:w="2127" w:type="dxa"/>
           </w:tcPr>
           <w:p>
-            <w:r>
-              <w:t xml:space="preserve">Surface(from </w:t>
+            <w:proofErr w:type="gramStart"/>
+            <w:r>
+              <w:t>Surface(</w:t>
+            </w:r>
+            <w:proofErr w:type="gramEnd"/>
+            <w:r>
+              <w:t xml:space="preserve">from </w:t>
             </w:r>
             <w:r>
               <w:t>PyGame</w:t>
@@ -25905,8 +25920,13 @@
             <w:tcW w:w="2635" w:type="dxa"/>
           </w:tcPr>
           <w:p>
-            <w:r>
-              <w:t>Collide(other: Entity)</w:t>
+            <w:proofErr w:type="gramStart"/>
+            <w:r>
+              <w:t>Collide(</w:t>
+            </w:r>
+            <w:proofErr w:type="gramEnd"/>
+            <w:r>
+              <w:t>other: Entity)</w:t>
             </w:r>
           </w:p>
         </w:tc>
@@ -25916,7 +25936,15 @@
           </w:tcPr>
           <w:p>
             <w:r>
-              <w:t>Checks whether this  entity overlaps with another using circular collision detection</w:t>
+              <w:t xml:space="preserve">Checks whether </w:t>
+            </w:r>
+            <w:proofErr w:type="gramStart"/>
+            <w:r>
+              <w:t>this  entity</w:t>
+            </w:r>
+            <w:proofErr w:type="gramEnd"/>
+            <w:r>
+              <w:t xml:space="preserve"> overlaps with another using circular collision detection</w:t>
             </w:r>
           </w:p>
         </w:tc>
@@ -25974,7 +26002,15 @@
           </w:tcPr>
           <w:p>
             <w:r>
-              <w:t>Returns an axis aligned bounding box(AABB) rectangle for collisions</w:t>
+              <w:t xml:space="preserve">Returns an axis aligned bounding </w:t>
+            </w:r>
+            <w:proofErr w:type="gramStart"/>
+            <w:r>
+              <w:t>box(</w:t>
+            </w:r>
+            <w:proofErr w:type="gramEnd"/>
+            <w:r>
+              <w:t>AABB) rectangle for collisions</w:t>
             </w:r>
           </w:p>
         </w:tc>
@@ -26129,13 +26165,18 @@
           <w:p>
             <w:proofErr w:type="spellStart"/>
             <w:r>
-              <w:t>Set_direction</w:t>
+              <w:t>Set_</w:t>
+            </w:r>
+            <w:proofErr w:type="gramStart"/>
+            <w:r>
+              <w:t>direction</w:t>
             </w:r>
             <w:proofErr w:type="spellEnd"/>
             <w:r>
               <w:t>(</w:t>
             </w:r>
             <w:proofErr w:type="spellStart"/>
+            <w:proofErr w:type="gramEnd"/>
             <w:r>
               <w:t>dir</w:t>
             </w:r>
@@ -26171,10 +26212,7 @@
           </w:tcPr>
           <w:p>
             <w:r>
-              <w:t>Centralises input handling and ensure</w:t>
-            </w:r>
-            <w:r>
-              <w:t xml:space="preserve">s Pacman cannot move through walls </w:t>
+              <w:t xml:space="preserve">Centralises input handling and ensures Pacman cannot move through walls </w:t>
             </w:r>
           </w:p>
         </w:tc>
@@ -26184,10 +26222,7 @@
           </w:tcPr>
           <w:p>
             <w:r>
-              <w:t>Maze (</w:t>
-            </w:r>
-            <w:r>
-              <w:t>for boundary checks)</w:t>
+              <w:t>Maze (for boundary checks)</w:t>
             </w:r>
           </w:p>
           <w:p/>
@@ -26225,11 +26260,19 @@
           <w:p>
             <w:proofErr w:type="spellStart"/>
             <w:r>
-              <w:t>Eat_pellet</w:t>
+              <w:t>Eat_</w:t>
+            </w:r>
+            <w:proofErr w:type="gramStart"/>
+            <w:r>
+              <w:t>pellet</w:t>
             </w:r>
             <w:proofErr w:type="spellEnd"/>
             <w:r>
-              <w:t>(p: Pellet)</w:t>
+              <w:t>(</w:t>
+            </w:r>
+            <w:proofErr w:type="gramEnd"/>
+            <w:r>
+              <w:t>p: Pellet)</w:t>
             </w:r>
           </w:p>
         </w:tc>
@@ -26239,7 +26282,15 @@
           </w:tcPr>
           <w:p>
             <w:r>
-              <w:t>Increases the players score by the pellet points if a power pellet is sets power counter to the default value</w:t>
+              <w:t xml:space="preserve">Increases the players score by the pellet points if a power pellet </w:t>
+            </w:r>
+            <w:proofErr w:type="gramStart"/>
+            <w:r>
+              <w:t>is sets</w:t>
+            </w:r>
+            <w:proofErr w:type="gramEnd"/>
+            <w:r>
+              <w:t xml:space="preserve"> power counter to the default value</w:t>
             </w:r>
           </w:p>
         </w:tc>
@@ -26295,8 +26346,13 @@
             <w:tcW w:w="2209" w:type="dxa"/>
           </w:tcPr>
           <w:p>
-            <w:r>
-              <w:t>Die()</w:t>
+            <w:proofErr w:type="gramStart"/>
+            <w:r>
+              <w:t>Die(</w:t>
+            </w:r>
+            <w:proofErr w:type="gramEnd"/>
+            <w:r>
+              <w:t>)</w:t>
             </w:r>
           </w:p>
         </w:tc>
@@ -26331,8 +26387,13 @@
             <w:tcW w:w="2410" w:type="dxa"/>
           </w:tcPr>
           <w:p>
-            <w:r>
-              <w:t xml:space="preserve">Entity(for position), </w:t>
+            <w:proofErr w:type="gramStart"/>
+            <w:r>
+              <w:t>Entity(</w:t>
+            </w:r>
+            <w:proofErr w:type="gramEnd"/>
+            <w:r>
+              <w:t xml:space="preserve">for position), </w:t>
             </w:r>
             <w:r>
               <w:t>Maze (</w:t>
@@ -26370,8 +26431,13 @@
             <w:tcW w:w="2209" w:type="dxa"/>
           </w:tcPr>
           <w:p>
-            <w:r>
-              <w:t>Animate()</w:t>
+            <w:proofErr w:type="gramStart"/>
+            <w:r>
+              <w:t>Animate(</w:t>
+            </w:r>
+            <w:proofErr w:type="gramEnd"/>
+            <w:r>
+              <w:t>)</w:t>
             </w:r>
           </w:p>
         </w:tc>
@@ -26428,10 +26494,7 @@
           <w:p>
             <w:proofErr w:type="spellStart"/>
             <w:r>
-              <w:t>P</w:t>
-            </w:r>
-            <w:r>
-              <w:t>moth_frame</w:t>
+              <w:t>Pmoth_frame</w:t>
             </w:r>
             <w:proofErr w:type="spellEnd"/>
             <w:r>
@@ -26444,140 +26507,454 @@
     </w:tbl>
     <w:p/>
     <w:p>
-      <w:pPr>
-        <w:rPr>
-          <w:lang w:val="en-US"/>
-        </w:rPr>
-      </w:pPr>
-      <w:r>
-        <w:rPr>
-          <w:lang w:val="en-US"/>
-        </w:rPr>
+      <w:r>
         <w:t>The class Pacman extends Entity and acts as the main player controller. It encapsulates all states related to scoring, power-ups, lives, and movement animation. Allowing for modular use of Pacman deployment could be useful for creating a second Pacman for 2 player modes.</w:t>
       </w:r>
     </w:p>
+    <w:p/>
     <w:p>
       <w:pPr>
         <w:rPr>
-          <w:lang w:val="en-US"/>
+          <w:b/>
+          <w:bCs/>
         </w:rPr>
       </w:pPr>
+      <w:r>
+        <w:rPr>
+          <w:b/>
+          <w:bCs/>
+        </w:rPr>
+        <w:t>Class Name: Ghost</w:t>
+      </w:r>
     </w:p>
+    <w:p/>
+    <w:tbl>
+      <w:tblPr>
+        <w:tblStyle w:val="TableGrid"/>
+        <w:tblW w:w="11090" w:type="dxa"/>
+        <w:tblInd w:w="-1080" w:type="dxa"/>
+        <w:tblLook w:val="04A0" w:firstRow="1" w:lastRow="0" w:firstColumn="1" w:lastColumn="0" w:noHBand="0" w:noVBand="1"/>
+      </w:tblPr>
+      <w:tblGrid>
+        <w:gridCol w:w="2065"/>
+        <w:gridCol w:w="2847"/>
+        <w:gridCol w:w="2257"/>
+        <w:gridCol w:w="1594"/>
+        <w:gridCol w:w="2327"/>
+      </w:tblGrid>
+      <w:tr>
+        <w:trPr>
+          <w:trHeight w:val="612"/>
+        </w:trPr>
+        <w:tc>
+          <w:tcPr>
+            <w:tcW w:w="2068" w:type="dxa"/>
+          </w:tcPr>
+          <w:p>
+            <w:r>
+              <w:t>Key Methods</w:t>
+            </w:r>
+          </w:p>
+        </w:tc>
+        <w:tc>
+          <w:tcPr>
+            <w:tcW w:w="2940" w:type="dxa"/>
+          </w:tcPr>
+          <w:p>
+            <w:r>
+              <w:t>Description</w:t>
+            </w:r>
+          </w:p>
+        </w:tc>
+        <w:tc>
+          <w:tcPr>
+            <w:tcW w:w="2304" w:type="dxa"/>
+          </w:tcPr>
+          <w:p>
+            <w:r>
+              <w:t>Justification</w:t>
+            </w:r>
+          </w:p>
+        </w:tc>
+        <w:tc>
+          <w:tcPr>
+            <w:tcW w:w="1436" w:type="dxa"/>
+          </w:tcPr>
+          <w:p>
+            <w:r>
+              <w:t>Dependencies</w:t>
+            </w:r>
+          </w:p>
+        </w:tc>
+        <w:tc>
+          <w:tcPr>
+            <w:tcW w:w="2342" w:type="dxa"/>
+          </w:tcPr>
+          <w:p>
+            <w:r>
+              <w:t>Attributes/variables</w:t>
+            </w:r>
+          </w:p>
+        </w:tc>
+      </w:tr>
+      <w:tr>
+        <w:trPr>
+          <w:trHeight w:val="1244"/>
+        </w:trPr>
+        <w:tc>
+          <w:tcPr>
+            <w:tcW w:w="2068" w:type="dxa"/>
+          </w:tcPr>
+          <w:p>
+            <w:pPr>
+              <w:tabs>
+                <w:tab w:val="left" w:pos="1965"/>
+              </w:tabs>
+            </w:pPr>
+            <w:proofErr w:type="spellStart"/>
+            <w:r>
+              <w:t>get_</w:t>
+            </w:r>
+            <w:proofErr w:type="gramStart"/>
+            <w:r>
+              <w:t>target</w:t>
+            </w:r>
+            <w:proofErr w:type="spellEnd"/>
+            <w:r>
+              <w:t>(</w:t>
+            </w:r>
+            <w:proofErr w:type="spellStart"/>
+            <w:proofErr w:type="gramEnd"/>
+            <w:r>
+              <w:t>pac</w:t>
+            </w:r>
+            <w:proofErr w:type="spellEnd"/>
+            <w:r>
+              <w:t xml:space="preserve">: </w:t>
+            </w:r>
+            <w:proofErr w:type="spellStart"/>
+            <w:r>
+              <w:t>PacMan</w:t>
+            </w:r>
+            <w:proofErr w:type="spellEnd"/>
+            <w:r>
+              <w:t>)</w:t>
+            </w:r>
+          </w:p>
+        </w:tc>
+        <w:tc>
+          <w:tcPr>
+            <w:tcW w:w="2940" w:type="dxa"/>
+          </w:tcPr>
+          <w:p>
+            <w:r>
+              <w:t>Determines the ghost’s target position based on algorithms. Abstract in Ghost</w:t>
+            </w:r>
+            <w:r>
+              <w:t xml:space="preserve"> class</w:t>
+            </w:r>
+            <w:r>
+              <w:t xml:space="preserve"> and overridden in subclasses.</w:t>
+            </w:r>
+          </w:p>
+        </w:tc>
+        <w:tc>
+          <w:tcPr>
+            <w:tcW w:w="2304" w:type="dxa"/>
+          </w:tcPr>
+          <w:p>
+            <w:r>
+              <w:t>Allows each ghost type to have unique chasing behaviour while keeping a shared interface.</w:t>
+            </w:r>
+          </w:p>
+        </w:tc>
+        <w:tc>
+          <w:tcPr>
+            <w:tcW w:w="1436" w:type="dxa"/>
+          </w:tcPr>
+          <w:p>
+            <w:proofErr w:type="spellStart"/>
+            <w:r>
+              <w:t>PacMan</w:t>
+            </w:r>
+            <w:proofErr w:type="spellEnd"/>
+            <w:r>
+              <w:t xml:space="preserve"> (for player position), Vector2</w:t>
+            </w:r>
+          </w:p>
+        </w:tc>
+        <w:tc>
+          <w:tcPr>
+            <w:tcW w:w="2342" w:type="dxa"/>
+          </w:tcPr>
+          <w:p>
+            <w:r>
+              <w:t xml:space="preserve">target, mode, </w:t>
+            </w:r>
+            <w:proofErr w:type="spellStart"/>
+            <w:r>
+              <w:t>ability_type</w:t>
+            </w:r>
+            <w:proofErr w:type="spellEnd"/>
+          </w:p>
+        </w:tc>
+      </w:tr>
+      <w:tr>
+        <w:trPr>
+          <w:trHeight w:val="1317"/>
+        </w:trPr>
+        <w:tc>
+          <w:tcPr>
+            <w:tcW w:w="2068" w:type="dxa"/>
+          </w:tcPr>
+          <w:p>
+            <w:proofErr w:type="spellStart"/>
+            <w:r>
+              <w:t>switch_</w:t>
+            </w:r>
+            <w:proofErr w:type="gramStart"/>
+            <w:r>
+              <w:t>mode</w:t>
+            </w:r>
+            <w:proofErr w:type="spellEnd"/>
+            <w:r>
+              <w:t>(</w:t>
+            </w:r>
+            <w:proofErr w:type="gramEnd"/>
+            <w:r>
+              <w:t>new: str)</w:t>
+            </w:r>
+          </w:p>
+        </w:tc>
+        <w:tc>
+          <w:tcPr>
+            <w:tcW w:w="2940" w:type="dxa"/>
+          </w:tcPr>
+          <w:p>
+            <w:r>
+              <w:t>Changes the ghost’s current mode (e.g., "scatter", "chase", "frighten") and adjusts its target accordingly (home position for scatter, etc.).</w:t>
+            </w:r>
+          </w:p>
+        </w:tc>
+        <w:tc>
+          <w:tcPr>
+            <w:tcW w:w="2304" w:type="dxa"/>
+          </w:tcPr>
+          <w:p>
+            <w:r>
+              <w:t xml:space="preserve">Centralises FSM </w:t>
+            </w:r>
+            <w:proofErr w:type="gramStart"/>
+            <w:r>
+              <w:t>logic(</w:t>
+            </w:r>
+            <w:proofErr w:type="gramEnd"/>
+            <w:r>
+              <w:t>finite state machine) for mode switching</w:t>
+            </w:r>
+          </w:p>
+        </w:tc>
+        <w:tc>
+          <w:tcPr>
+            <w:tcW w:w="1436" w:type="dxa"/>
+          </w:tcPr>
+          <w:p>
+            <w:r>
+              <w:t>Vector2</w:t>
+            </w:r>
+          </w:p>
+        </w:tc>
+        <w:tc>
+          <w:tcPr>
+            <w:tcW w:w="2342" w:type="dxa"/>
+          </w:tcPr>
+          <w:p>
+            <w:r>
+              <w:t>Mode, target, home</w:t>
+            </w:r>
+          </w:p>
+        </w:tc>
+      </w:tr>
+      <w:tr>
+        <w:trPr>
+          <w:trHeight w:val="1244"/>
+        </w:trPr>
+        <w:tc>
+          <w:tcPr>
+            <w:tcW w:w="2068" w:type="dxa"/>
+          </w:tcPr>
+          <w:p>
+            <w:proofErr w:type="spellStart"/>
+            <w:r>
+              <w:t>ability_update</w:t>
+            </w:r>
+            <w:proofErr w:type="spellEnd"/>
+            <w:r>
+              <w:t>(dt)</w:t>
+            </w:r>
+          </w:p>
+          <w:p/>
+        </w:tc>
+        <w:tc>
+          <w:tcPr>
+            <w:tcW w:w="2940" w:type="dxa"/>
+          </w:tcPr>
+          <w:p>
+            <w:r>
+              <w:t>Executes the ghost’s special ability such as shoot pellets</w:t>
+            </w:r>
+          </w:p>
+        </w:tc>
+        <w:tc>
+          <w:tcPr>
+            <w:tcW w:w="2304" w:type="dxa"/>
+          </w:tcPr>
+          <w:p>
+            <w:r>
+              <w:t xml:space="preserve">encapsulates special abilities in one method, allowing different ghost types </w:t>
+            </w:r>
+            <w:r>
+              <w:lastRenderedPageBreak/>
+              <w:t>to potentially have different powers</w:t>
+            </w:r>
+          </w:p>
+        </w:tc>
+        <w:tc>
+          <w:tcPr>
+            <w:tcW w:w="1436" w:type="dxa"/>
+          </w:tcPr>
+          <w:p>
+            <w:r>
+              <w:lastRenderedPageBreak/>
+              <w:t>Cooldown, vector2</w:t>
+            </w:r>
+          </w:p>
+        </w:tc>
+        <w:tc>
+          <w:tcPr>
+            <w:tcW w:w="2342" w:type="dxa"/>
+          </w:tcPr>
+          <w:p>
+            <w:proofErr w:type="spellStart"/>
+            <w:r>
+              <w:t>Ability_type</w:t>
+            </w:r>
+            <w:proofErr w:type="spellEnd"/>
+            <w:r>
+              <w:t>, cooldown, target</w:t>
+            </w:r>
+          </w:p>
+        </w:tc>
+      </w:tr>
+      <w:tr>
+        <w:trPr>
+          <w:trHeight w:val="1317"/>
+        </w:trPr>
+        <w:tc>
+          <w:tcPr>
+            <w:tcW w:w="2068" w:type="dxa"/>
+          </w:tcPr>
+          <w:p>
+            <w:proofErr w:type="spellStart"/>
+            <w:r>
+              <w:t>reverse_on_</w:t>
+            </w:r>
+            <w:proofErr w:type="gramStart"/>
+            <w:r>
+              <w:t>eat</w:t>
+            </w:r>
+            <w:proofErr w:type="spellEnd"/>
+            <w:r>
+              <w:t>(</w:t>
+            </w:r>
+            <w:proofErr w:type="gramEnd"/>
+            <w:r>
+              <w:t>)</w:t>
+            </w:r>
+          </w:p>
+        </w:tc>
+        <w:tc>
+          <w:tcPr>
+            <w:tcW w:w="2940" w:type="dxa"/>
+          </w:tcPr>
+          <w:p>
+            <w:r>
+              <w:t xml:space="preserve">Reverses the </w:t>
+            </w:r>
+            <w:proofErr w:type="gramStart"/>
+            <w:r>
+              <w:t>ghosts</w:t>
+            </w:r>
+            <w:proofErr w:type="gramEnd"/>
+            <w:r>
+              <w:t xml:space="preserve"> direction if eaten while in frightened mode</w:t>
+            </w:r>
+          </w:p>
+        </w:tc>
+        <w:tc>
+          <w:tcPr>
+            <w:tcW w:w="2304" w:type="dxa"/>
+          </w:tcPr>
+          <w:p>
+            <w:r>
+              <w:t>Shows how the ghost responds when eaten</w:t>
+            </w:r>
+          </w:p>
+        </w:tc>
+        <w:tc>
+          <w:tcPr>
+            <w:tcW w:w="1436" w:type="dxa"/>
+          </w:tcPr>
+          <w:p>
+            <w:r>
+              <w:t>Vector2 for direction calculations</w:t>
+            </w:r>
+          </w:p>
+        </w:tc>
+        <w:tc>
+          <w:tcPr>
+            <w:tcW w:w="2342" w:type="dxa"/>
+          </w:tcPr>
+          <w:p>
+            <w:r>
+              <w:t xml:space="preserve">Direction, mode </w:t>
+            </w:r>
+          </w:p>
+        </w:tc>
+      </w:tr>
+    </w:tbl>
+    <w:p/>
+    <w:p>
+      <w:r>
+        <w:t xml:space="preserve">The ghost class extends to the entity class and serves as a base for all objects as in ghosts to be organized in a centralized manner. It provides FSM based mode management, targeting and abilities, also allowing subclasses to implement </w:t>
+      </w:r>
+      <w:proofErr w:type="spellStart"/>
+      <w:r>
+        <w:t>behaviors</w:t>
+      </w:r>
+      <w:proofErr w:type="spellEnd"/>
+      <w:r>
+        <w:t xml:space="preserve"> such as chasing or scattering as visually demonstrated by the above flow diagram</w:t>
+      </w:r>
+      <w:r>
+        <w:t>.</w:t>
+      </w:r>
+    </w:p>
+    <w:p/>
     <w:p>
       <w:pPr>
         <w:rPr>
-          <w:lang w:val="en-US"/>
-        </w:rPr>
-      </w:pPr>
-    </w:p>
-    <w:p>
-      <w:pPr>
-        <w:rPr>
-          <w:lang w:val="en-US"/>
-        </w:rPr>
-      </w:pPr>
-    </w:p>
-    <w:p>
-      <w:pPr>
-        <w:rPr>
-          <w:lang w:val="en-US"/>
-        </w:rPr>
-      </w:pPr>
-    </w:p>
-    <w:p>
-      <w:pPr>
-        <w:rPr>
-          <w:lang w:val="en-US"/>
-        </w:rPr>
-      </w:pPr>
-    </w:p>
-    <w:p>
-      <w:pPr>
-        <w:rPr>
-          <w:lang w:val="en-US"/>
-        </w:rPr>
-      </w:pPr>
-    </w:p>
-    <w:p>
-      <w:pPr>
-        <w:rPr>
-          <w:lang w:val="en-US"/>
-        </w:rPr>
-      </w:pPr>
-    </w:p>
-    <w:p>
-      <w:pPr>
-        <w:rPr>
-          <w:lang w:val="en-US"/>
-        </w:rPr>
-      </w:pPr>
-    </w:p>
-    <w:p>
-      <w:pPr>
-        <w:rPr>
-          <w:lang w:val="en-US"/>
-        </w:rPr>
-      </w:pPr>
-    </w:p>
-    <w:p>
-      <w:pPr>
-        <w:rPr>
-          <w:lang w:val="en-US"/>
-        </w:rPr>
-      </w:pPr>
-    </w:p>
-    <w:p>
-      <w:pPr>
-        <w:rPr>
-          <w:lang w:val="en-US"/>
-        </w:rPr>
-      </w:pPr>
-    </w:p>
-    <w:p>
-      <w:pPr>
-        <w:rPr>
-          <w:lang w:val="en-US"/>
-        </w:rPr>
-      </w:pPr>
-    </w:p>
-    <w:p>
-      <w:pPr>
-        <w:rPr>
-          <w:lang w:val="en-US"/>
-        </w:rPr>
-      </w:pPr>
-    </w:p>
-    <w:p>
-      <w:pPr>
-        <w:rPr>
-          <w:lang w:val="en-US"/>
-        </w:rPr>
-      </w:pPr>
-    </w:p>
-    <w:p>
-      <w:pPr>
-        <w:rPr>
           <w:b/>
           <w:bCs/>
-          <w:lang w:val="en-US"/>
         </w:rPr>
       </w:pPr>
       <w:r>
         <w:rPr>
           <w:b/>
           <w:bCs/>
-          <w:lang w:val="en-US"/>
-        </w:rPr>
-        <w:lastRenderedPageBreak/>
-        <w:t>Class Name: Ghost</w:t>
-      </w:r>
-    </w:p>
-    <w:p>
-      <w:pPr>
-        <w:rPr>
-          <w:lang w:val="en-US"/>
-        </w:rPr>
-      </w:pPr>
+        </w:rPr>
+        <w:t>Class Name: Maze</w:t>
+      </w:r>
     </w:p>
     <w:tbl>
       <w:tblPr>
@@ -26587,11 +26964,11 @@
         <w:tblLook w:val="04A0" w:firstRow="1" w:lastRow="0" w:firstColumn="1" w:lastColumn="0" w:noHBand="0" w:noVBand="1"/>
       </w:tblPr>
       <w:tblGrid>
-        <w:gridCol w:w="2064"/>
-        <w:gridCol w:w="2856"/>
-        <w:gridCol w:w="2249"/>
+        <w:gridCol w:w="2264"/>
+        <w:gridCol w:w="2725"/>
+        <w:gridCol w:w="2203"/>
         <w:gridCol w:w="1594"/>
-        <w:gridCol w:w="2327"/>
+        <w:gridCol w:w="2304"/>
       </w:tblGrid>
       <w:tr>
         <w:trPr>
@@ -26655,6 +27032,404 @@
         <w:tc>
           <w:tcPr>
             <w:tcW w:w="2068" w:type="dxa"/>
+          </w:tcPr>
+          <w:p>
+            <w:pPr>
+              <w:tabs>
+                <w:tab w:val="left" w:pos="1965"/>
+              </w:tabs>
+            </w:pPr>
+            <w:r>
+              <w:t>generate(seed=None)</w:t>
+            </w:r>
+          </w:p>
+        </w:tc>
+        <w:tc>
+          <w:tcPr>
+            <w:tcW w:w="2940" w:type="dxa"/>
+          </w:tcPr>
+          <w:p>
+            <w:r>
+              <w:t>Generates the maze layout using an iterative depth-first search (DFS) algorithm to carve paths through the grid</w:t>
+            </w:r>
+          </w:p>
+        </w:tc>
+        <w:tc>
+          <w:tcPr>
+            <w:tcW w:w="2304" w:type="dxa"/>
+          </w:tcPr>
+          <w:p>
+            <w:r>
+              <w:t>Procedural generation ensures each game has a valid and interesting maze layout. Using DFS guarantees connectivity while avoiding loops.</w:t>
+            </w:r>
+          </w:p>
+        </w:tc>
+        <w:tc>
+          <w:tcPr>
+            <w:tcW w:w="1436" w:type="dxa"/>
+          </w:tcPr>
+          <w:p>
+            <w:proofErr w:type="gramStart"/>
+            <w:r>
+              <w:t>Random(</w:t>
+            </w:r>
+            <w:proofErr w:type="gramEnd"/>
+            <w:r>
+              <w:t xml:space="preserve">for seed and random choices), </w:t>
+            </w:r>
+            <w:proofErr w:type="spellStart"/>
+            <w:proofErr w:type="gramStart"/>
+            <w:r>
+              <w:t>np.ndarray</w:t>
+            </w:r>
+            <w:proofErr w:type="spellEnd"/>
+            <w:proofErr w:type="gramEnd"/>
+          </w:p>
+        </w:tc>
+        <w:tc>
+          <w:tcPr>
+            <w:tcW w:w="2342" w:type="dxa"/>
+          </w:tcPr>
+          <w:p>
+            <w:r>
+              <w:t xml:space="preserve">grid, </w:t>
+            </w:r>
+            <w:proofErr w:type="spellStart"/>
+            <w:r>
+              <w:t>start_pos</w:t>
+            </w:r>
+            <w:proofErr w:type="spellEnd"/>
+          </w:p>
+          <w:p/>
+        </w:tc>
+      </w:tr>
+      <w:tr>
+        <w:trPr>
+          <w:trHeight w:val="1317"/>
+        </w:trPr>
+        <w:tc>
+          <w:tcPr>
+            <w:tcW w:w="2068" w:type="dxa"/>
+          </w:tcPr>
+          <w:p>
+            <w:proofErr w:type="spellStart"/>
+            <w:r>
+              <w:t>build_</w:t>
+            </w:r>
+            <w:proofErr w:type="gramStart"/>
+            <w:r>
+              <w:t>graph</w:t>
+            </w:r>
+            <w:proofErr w:type="spellEnd"/>
+            <w:r>
+              <w:t>(</w:t>
+            </w:r>
+            <w:proofErr w:type="gramEnd"/>
+            <w:r>
+              <w:t>)</w:t>
+            </w:r>
+          </w:p>
+          <w:p/>
+          <w:p/>
+        </w:tc>
+        <w:tc>
+          <w:tcPr>
+            <w:tcW w:w="2940" w:type="dxa"/>
+          </w:tcPr>
+          <w:p>
+            <w:r>
+              <w:t>Converts the maze grid into a graph by creating nodes for each open cell and connecting adjacent path cells.</w:t>
+            </w:r>
+          </w:p>
+        </w:tc>
+        <w:tc>
+          <w:tcPr>
+            <w:tcW w:w="2304" w:type="dxa"/>
+          </w:tcPr>
+          <w:p>
+            <w:r>
+              <w:t>A graph representation allows efficient pathfinding for ghosts, separating navigation logic from the raw grid data</w:t>
+            </w:r>
+          </w:p>
+        </w:tc>
+        <w:tc>
+          <w:tcPr>
+            <w:tcW w:w="1436" w:type="dxa"/>
+          </w:tcPr>
+          <w:p>
+            <w:r>
+              <w:t>Node</w:t>
+            </w:r>
+          </w:p>
+        </w:tc>
+        <w:tc>
+          <w:tcPr>
+            <w:tcW w:w="2342" w:type="dxa"/>
+          </w:tcPr>
+          <w:p>
+            <w:r>
+              <w:t>Nodes, grid</w:t>
+            </w:r>
+          </w:p>
+        </w:tc>
+      </w:tr>
+      <w:tr>
+        <w:trPr>
+          <w:trHeight w:val="1244"/>
+        </w:trPr>
+        <w:tc>
+          <w:tcPr>
+            <w:tcW w:w="2068" w:type="dxa"/>
+          </w:tcPr>
+          <w:p>
+            <w:proofErr w:type="spellStart"/>
+            <w:r>
+              <w:t>is_valid_pos</w:t>
+            </w:r>
+            <w:proofErr w:type="spellEnd"/>
+            <w:r>
+              <w:t>(</w:t>
+            </w:r>
+            <w:proofErr w:type="spellStart"/>
+            <w:r>
+              <w:t>pos</w:t>
+            </w:r>
+            <w:proofErr w:type="spellEnd"/>
+            <w:r>
+              <w:t>)</w:t>
+            </w:r>
+          </w:p>
+        </w:tc>
+        <w:tc>
+          <w:tcPr>
+            <w:tcW w:w="2940" w:type="dxa"/>
+          </w:tcPr>
+          <w:p>
+            <w:r>
+              <w:t>Checks whether a given position is inside the maze and not a wall by querying the grid.</w:t>
+            </w:r>
+          </w:p>
+        </w:tc>
+        <w:tc>
+          <w:tcPr>
+            <w:tcW w:w="2304" w:type="dxa"/>
+          </w:tcPr>
+          <w:p>
+            <w:r>
+              <w:t>Important for wall checking logic.</w:t>
+            </w:r>
+          </w:p>
+        </w:tc>
+        <w:tc>
+          <w:tcPr>
+            <w:tcW w:w="1436" w:type="dxa"/>
+          </w:tcPr>
+          <w:p>
+            <w:r>
+              <w:t xml:space="preserve">Vector2, </w:t>
+            </w:r>
+            <w:proofErr w:type="spellStart"/>
+            <w:proofErr w:type="gramStart"/>
+            <w:r>
+              <w:t>np.ndarray</w:t>
+            </w:r>
+            <w:proofErr w:type="spellEnd"/>
+            <w:proofErr w:type="gramEnd"/>
+          </w:p>
+        </w:tc>
+        <w:tc>
+          <w:tcPr>
+            <w:tcW w:w="2342" w:type="dxa"/>
+          </w:tcPr>
+          <w:p>
+            <w:r>
+              <w:t>grid</w:t>
+            </w:r>
+          </w:p>
+        </w:tc>
+      </w:tr>
+      <w:tr>
+        <w:trPr>
+          <w:trHeight w:val="1317"/>
+        </w:trPr>
+        <w:tc>
+          <w:tcPr>
+            <w:tcW w:w="2068" w:type="dxa"/>
+          </w:tcPr>
+          <w:p>
+            <w:proofErr w:type="spellStart"/>
+            <w:r>
+              <w:t>get_neighbors</w:t>
+            </w:r>
+            <w:proofErr w:type="spellEnd"/>
+            <w:r>
+              <w:t>(</w:t>
+            </w:r>
+            <w:proofErr w:type="spellStart"/>
+            <w:r>
+              <w:t>pos</w:t>
+            </w:r>
+            <w:proofErr w:type="spellEnd"/>
+            <w:r>
+              <w:t>)</w:t>
+            </w:r>
+          </w:p>
+        </w:tc>
+        <w:tc>
+          <w:tcPr>
+            <w:tcW w:w="2940" w:type="dxa"/>
+          </w:tcPr>
+          <w:p>
+            <w:r>
+              <w:t>Returns all valid neighbouring positions in the four cardinal directions.</w:t>
+            </w:r>
+          </w:p>
+        </w:tc>
+        <w:tc>
+          <w:tcPr>
+            <w:tcW w:w="2304" w:type="dxa"/>
+          </w:tcPr>
+          <w:p>
+            <w:r>
+              <w:t>provides a reusable method for movement validation and pathfinding algorithms, reducing repeated logic.</w:t>
+            </w:r>
+          </w:p>
+        </w:tc>
+        <w:tc>
+          <w:tcPr>
+            <w:tcW w:w="1436" w:type="dxa"/>
+          </w:tcPr>
+          <w:p>
+            <w:r>
+              <w:t xml:space="preserve">Vector2 </w:t>
+            </w:r>
+          </w:p>
+        </w:tc>
+        <w:tc>
+          <w:tcPr>
+            <w:tcW w:w="2342" w:type="dxa"/>
+          </w:tcPr>
+          <w:p>
+            <w:r>
+              <w:t xml:space="preserve">grid </w:t>
+            </w:r>
+          </w:p>
+        </w:tc>
+      </w:tr>
+    </w:tbl>
+    <w:p>
+      <w:pPr>
+        <w:rPr>
+          <w:b/>
+          <w:bCs/>
+        </w:rPr>
+      </w:pPr>
+    </w:p>
+    <w:p>
+      <w:pPr>
+        <w:rPr>
+          <w:b/>
+          <w:bCs/>
+        </w:rPr>
+      </w:pPr>
+    </w:p>
+    <w:p>
+      <w:r>
+        <w:lastRenderedPageBreak/>
+        <w:t>Maze represents the procedural game environment and acts as the central data structure for movement and navigation queries. It combines a NumPy-based grid for fast wall checks with a graph representation for efficient pathfinding.</w:t>
+      </w:r>
+    </w:p>
+    <w:p>
+      <w:pPr>
+        <w:rPr>
+          <w:b/>
+          <w:bCs/>
+        </w:rPr>
+      </w:pPr>
+      <w:r>
+        <w:rPr>
+          <w:b/>
+          <w:bCs/>
+        </w:rPr>
+        <w:t>Class: Orbs</w:t>
+      </w:r>
+    </w:p>
+    <w:tbl>
+      <w:tblPr>
+        <w:tblStyle w:val="TableGrid"/>
+        <w:tblW w:w="11090" w:type="dxa"/>
+        <w:tblInd w:w="-1080" w:type="dxa"/>
+        <w:tblLook w:val="04A0" w:firstRow="1" w:lastRow="0" w:firstColumn="1" w:lastColumn="0" w:noHBand="0" w:noVBand="1"/>
+      </w:tblPr>
+      <w:tblGrid>
+        <w:gridCol w:w="2135"/>
+        <w:gridCol w:w="2816"/>
+        <w:gridCol w:w="2225"/>
+        <w:gridCol w:w="1594"/>
+        <w:gridCol w:w="2320"/>
+      </w:tblGrid>
+      <w:tr>
+        <w:trPr>
+          <w:trHeight w:val="612"/>
+        </w:trPr>
+        <w:tc>
+          <w:tcPr>
+            <w:tcW w:w="2135" w:type="dxa"/>
+          </w:tcPr>
+          <w:p>
+            <w:r>
+              <w:t>Key Methods</w:t>
+            </w:r>
+          </w:p>
+        </w:tc>
+        <w:tc>
+          <w:tcPr>
+            <w:tcW w:w="2816" w:type="dxa"/>
+          </w:tcPr>
+          <w:p>
+            <w:r>
+              <w:t>Description</w:t>
+            </w:r>
+          </w:p>
+        </w:tc>
+        <w:tc>
+          <w:tcPr>
+            <w:tcW w:w="2225" w:type="dxa"/>
+          </w:tcPr>
+          <w:p>
+            <w:r>
+              <w:t>Justification</w:t>
+            </w:r>
+          </w:p>
+        </w:tc>
+        <w:tc>
+          <w:tcPr>
+            <w:tcW w:w="1594" w:type="dxa"/>
+          </w:tcPr>
+          <w:p>
+            <w:r>
+              <w:t>Dependencies</w:t>
+            </w:r>
+          </w:p>
+        </w:tc>
+        <w:tc>
+          <w:tcPr>
+            <w:tcW w:w="2320" w:type="dxa"/>
+          </w:tcPr>
+          <w:p>
+            <w:r>
+              <w:t>Attributes/variables</w:t>
+            </w:r>
+          </w:p>
+        </w:tc>
+      </w:tr>
+      <w:tr>
+        <w:trPr>
+          <w:trHeight w:val="1244"/>
+        </w:trPr>
+        <w:tc>
+          <w:tcPr>
+            <w:tcW w:w="2135" w:type="dxa"/>
           </w:tcPr>
           <w:p>
             <w:pPr>
@@ -26664,25 +27439,17 @@
             </w:pPr>
             <w:proofErr w:type="spellStart"/>
             <w:r>
-              <w:t>get_target</w:t>
+              <w:t>get_</w:t>
+            </w:r>
+            <w:proofErr w:type="gramStart"/>
+            <w:r>
+              <w:t>directions</w:t>
             </w:r>
             <w:proofErr w:type="spellEnd"/>
             <w:r>
               <w:t>(</w:t>
             </w:r>
-            <w:proofErr w:type="spellStart"/>
-            <w:r>
-              <w:t>pac</w:t>
-            </w:r>
-            <w:proofErr w:type="spellEnd"/>
-            <w:r>
-              <w:t xml:space="preserve">: </w:t>
-            </w:r>
-            <w:proofErr w:type="spellStart"/>
-            <w:r>
-              <w:t>PacMan</w:t>
-            </w:r>
-            <w:proofErr w:type="spellEnd"/>
+            <w:proofErr w:type="gramEnd"/>
             <w:r>
               <w:t>)</w:t>
             </w:r>
@@ -26690,67 +27457,42 @@
         </w:tc>
         <w:tc>
           <w:tcPr>
-            <w:tcW w:w="2940" w:type="dxa"/>
-          </w:tcPr>
-          <w:p>
-            <w:r>
-              <w:t xml:space="preserve">Determines the ghost’s target position based on </w:t>
-            </w:r>
-            <w:r>
-              <w:t>algorithms</w:t>
-            </w:r>
-            <w:r>
-              <w:t>. Abstract in Ghost</w:t>
-            </w:r>
-            <w:r>
-              <w:t xml:space="preserve"> class</w:t>
-            </w:r>
-            <w:r>
-              <w:t xml:space="preserve"> and overridden in subclasses.</w:t>
-            </w:r>
-          </w:p>
-        </w:tc>
-        <w:tc>
-          <w:tcPr>
-            <w:tcW w:w="2304" w:type="dxa"/>
-          </w:tcPr>
-          <w:p>
-            <w:r>
-              <w:t>A</w:t>
-            </w:r>
-            <w:r>
-              <w:t>llows each ghost type to have unique chasing behaviour while keeping a shared interface.</w:t>
-            </w:r>
-          </w:p>
-        </w:tc>
-        <w:tc>
-          <w:tcPr>
-            <w:tcW w:w="1436" w:type="dxa"/>
-          </w:tcPr>
-          <w:p>
-            <w:proofErr w:type="spellStart"/>
-            <w:r>
-              <w:t>PacMan</w:t>
-            </w:r>
-            <w:proofErr w:type="spellEnd"/>
-            <w:r>
-              <w:t xml:space="preserve"> (for player position), Vector2</w:t>
-            </w:r>
-          </w:p>
-        </w:tc>
-        <w:tc>
-          <w:tcPr>
-            <w:tcW w:w="2342" w:type="dxa"/>
-          </w:tcPr>
-          <w:p>
-            <w:r>
-              <w:t xml:space="preserve">target, mode, </w:t>
-            </w:r>
-            <w:proofErr w:type="spellStart"/>
-            <w:r>
-              <w:t>ability_type</w:t>
-            </w:r>
-            <w:proofErr w:type="spellEnd"/>
+            <w:tcW w:w="2816" w:type="dxa"/>
+          </w:tcPr>
+          <w:p>
+            <w:r>
+              <w:t>Returns a list of all valid connected positions from this node.</w:t>
+            </w:r>
+          </w:p>
+        </w:tc>
+        <w:tc>
+          <w:tcPr>
+            <w:tcW w:w="2225" w:type="dxa"/>
+          </w:tcPr>
+          <w:p>
+            <w:r>
+              <w:t>Allows pathfinding algorithms to easily retrieve possible movement options from a node,</w:t>
+            </w:r>
+          </w:p>
+        </w:tc>
+        <w:tc>
+          <w:tcPr>
+            <w:tcW w:w="1594" w:type="dxa"/>
+          </w:tcPr>
+          <w:p>
+            <w:r>
+              <w:t>Vector2</w:t>
+            </w:r>
+          </w:p>
+        </w:tc>
+        <w:tc>
+          <w:tcPr>
+            <w:tcW w:w="2320" w:type="dxa"/>
+          </w:tcPr>
+          <w:p>
+            <w:r>
+              <w:t>connections</w:t>
+            </w:r>
           </w:p>
         </w:tc>
       </w:tr>
@@ -26760,46 +27502,178 @@
         </w:trPr>
         <w:tc>
           <w:tcPr>
-            <w:tcW w:w="2068" w:type="dxa"/>
+            <w:tcW w:w="2135" w:type="dxa"/>
           </w:tcPr>
           <w:p>
             <w:proofErr w:type="spellStart"/>
             <w:r>
-              <w:t>switch_mode</w:t>
+              <w:t>add_</w:t>
+            </w:r>
+            <w:proofErr w:type="gramStart"/>
+            <w:r>
+              <w:t>connection</w:t>
             </w:r>
             <w:proofErr w:type="spellEnd"/>
             <w:r>
-              <w:t>(new: str)</w:t>
-            </w:r>
-          </w:p>
-        </w:tc>
-        <w:tc>
-          <w:tcPr>
-            <w:tcW w:w="2940" w:type="dxa"/>
-          </w:tcPr>
-          <w:p>
-            <w:r>
-              <w:t>Changes the ghost’s current mode (e.g., "scatter", "chase", "frighten") and adjusts its target accordingly (home position for scatter, etc.).</w:t>
-            </w:r>
-          </w:p>
-        </w:tc>
-        <w:tc>
-          <w:tcPr>
-            <w:tcW w:w="2304" w:type="dxa"/>
-          </w:tcPr>
+              <w:t>(</w:t>
+            </w:r>
+            <w:proofErr w:type="spellStart"/>
+            <w:proofErr w:type="gramEnd"/>
+            <w:r>
+              <w:t>dir</w:t>
+            </w:r>
+            <w:proofErr w:type="spellEnd"/>
+            <w:r>
+              <w:t>: str, target: Vector2)</w:t>
+            </w:r>
+          </w:p>
           <w:p/>
         </w:tc>
         <w:tc>
           <w:tcPr>
-            <w:tcW w:w="1436" w:type="dxa"/>
-          </w:tcPr>
+            <w:tcW w:w="2816" w:type="dxa"/>
+          </w:tcPr>
+          <w:p>
+            <w:r>
+              <w:t>Adds a connection from this node to another node in the specified direction.</w:t>
+            </w:r>
+          </w:p>
+        </w:tc>
+        <w:tc>
+          <w:tcPr>
+            <w:tcW w:w="2225" w:type="dxa"/>
+          </w:tcPr>
+          <w:p>
+            <w:r>
+              <w:t>Enables the maze graph to be built dynamically by defining adjacency between nodes.</w:t>
+            </w:r>
+          </w:p>
           <w:p/>
         </w:tc>
         <w:tc>
           <w:tcPr>
-            <w:tcW w:w="2342" w:type="dxa"/>
-          </w:tcPr>
-          <w:p/>
+            <w:tcW w:w="1594" w:type="dxa"/>
+          </w:tcPr>
+          <w:p>
+            <w:r>
+              <w:t>Vector2</w:t>
+            </w:r>
+          </w:p>
+        </w:tc>
+        <w:tc>
+          <w:tcPr>
+            <w:tcW w:w="2320" w:type="dxa"/>
+          </w:tcPr>
+          <w:p>
+            <w:r>
+              <w:t>connections</w:t>
+            </w:r>
+          </w:p>
+        </w:tc>
+      </w:tr>
+    </w:tbl>
+    <w:p/>
+    <w:p>
+      <w:r>
+        <w:t xml:space="preserve">Node represents a vertex in the maze navigation graph used by ghost ai. Each node stores its </w:t>
+      </w:r>
+      <w:r>
+        <w:t>position</w:t>
+      </w:r>
+      <w:r>
+        <w:t xml:space="preserve"> and connections to </w:t>
+      </w:r>
+      <w:proofErr w:type="spellStart"/>
+      <w:r>
+        <w:t>neighboring</w:t>
+      </w:r>
+      <w:proofErr w:type="spellEnd"/>
+      <w:r>
+        <w:t xml:space="preserve"> nodes</w:t>
+      </w:r>
+      <w:r>
+        <w:t>. This setup allows ai to quickly determine where it can move next, allowing for efficient pathfinding.</w:t>
+      </w:r>
+    </w:p>
+    <w:p/>
+    <w:p/>
+    <w:p/>
+    <w:p>
+      <w:r>
+        <w:rPr>
+          <w:b/>
+          <w:bCs/>
+        </w:rPr>
+        <w:t>Class: Orb</w:t>
+      </w:r>
+    </w:p>
+    <w:tbl>
+      <w:tblPr>
+        <w:tblStyle w:val="TableGrid"/>
+        <w:tblW w:w="11090" w:type="dxa"/>
+        <w:tblInd w:w="-1080" w:type="dxa"/>
+        <w:tblLook w:val="04A0" w:firstRow="1" w:lastRow="0" w:firstColumn="1" w:lastColumn="0" w:noHBand="0" w:noVBand="1"/>
+      </w:tblPr>
+      <w:tblGrid>
+        <w:gridCol w:w="2135"/>
+        <w:gridCol w:w="2816"/>
+        <w:gridCol w:w="2225"/>
+        <w:gridCol w:w="1594"/>
+        <w:gridCol w:w="2320"/>
+      </w:tblGrid>
+      <w:tr>
+        <w:trPr>
+          <w:trHeight w:val="612"/>
+        </w:trPr>
+        <w:tc>
+          <w:tcPr>
+            <w:tcW w:w="2135" w:type="dxa"/>
+          </w:tcPr>
+          <w:p>
+            <w:r>
+              <w:t>Key Methods</w:t>
+            </w:r>
+          </w:p>
+        </w:tc>
+        <w:tc>
+          <w:tcPr>
+            <w:tcW w:w="2816" w:type="dxa"/>
+          </w:tcPr>
+          <w:p>
+            <w:r>
+              <w:t>Description</w:t>
+            </w:r>
+          </w:p>
+        </w:tc>
+        <w:tc>
+          <w:tcPr>
+            <w:tcW w:w="2225" w:type="dxa"/>
+          </w:tcPr>
+          <w:p>
+            <w:r>
+              <w:t>Justification</w:t>
+            </w:r>
+          </w:p>
+        </w:tc>
+        <w:tc>
+          <w:tcPr>
+            <w:tcW w:w="1594" w:type="dxa"/>
+          </w:tcPr>
+          <w:p>
+            <w:r>
+              <w:t>Dependencies</w:t>
+            </w:r>
+          </w:p>
+        </w:tc>
+        <w:tc>
+          <w:tcPr>
+            <w:tcW w:w="2320" w:type="dxa"/>
+          </w:tcPr>
+          <w:p>
+            <w:r>
+              <w:t>Attributes/variables</w:t>
+            </w:r>
+          </w:p>
         </w:tc>
       </w:tr>
       <w:tr>
@@ -26808,59 +27682,73 @@
         </w:trPr>
         <w:tc>
           <w:tcPr>
-            <w:tcW w:w="2068" w:type="dxa"/>
-          </w:tcPr>
-          <w:p>
-            <w:r>
-              <w:t>Die()</w:t>
-            </w:r>
-          </w:p>
-        </w:tc>
-        <w:tc>
-          <w:tcPr>
-            <w:tcW w:w="2940" w:type="dxa"/>
-          </w:tcPr>
-          <w:p>
-            <w:r>
-              <w:t>Decreases Pacman’s lives when colliding with a ghost if lives remain resets position</w:t>
-            </w:r>
-          </w:p>
-        </w:tc>
-        <w:tc>
-          <w:tcPr>
-            <w:tcW w:w="2304" w:type="dxa"/>
-          </w:tcPr>
-          <w:p>
-            <w:r>
-              <w:t>Centralises life loss</w:t>
-            </w:r>
-          </w:p>
-        </w:tc>
-        <w:tc>
-          <w:tcPr>
-            <w:tcW w:w="1436" w:type="dxa"/>
-          </w:tcPr>
-          <w:p>
-            <w:r>
-              <w:t>Entity(for position), Maze (for bounds), lives</w:t>
-            </w:r>
-          </w:p>
-        </w:tc>
-        <w:tc>
-          <w:tcPr>
-            <w:tcW w:w="2342" w:type="dxa"/>
-          </w:tcPr>
-          <w:p>
-            <w:r>
-              <w:t xml:space="preserve">Lives, </w:t>
-            </w:r>
+            <w:tcW w:w="2135" w:type="dxa"/>
+          </w:tcPr>
+          <w:p>
+            <w:pPr>
+              <w:tabs>
+                <w:tab w:val="left" w:pos="1965"/>
+              </w:tabs>
+            </w:pPr>
+            <w:proofErr w:type="gramStart"/>
+            <w:r>
+              <w:t>render(</w:t>
+            </w:r>
+            <w:proofErr w:type="gramEnd"/>
+            <w:r>
+              <w:t>)</w:t>
+            </w:r>
+          </w:p>
+          <w:p>
+            <w:pPr>
+              <w:tabs>
+                <w:tab w:val="left" w:pos="1965"/>
+              </w:tabs>
+            </w:pPr>
+          </w:p>
+        </w:tc>
+        <w:tc>
+          <w:tcPr>
+            <w:tcW w:w="2816" w:type="dxa"/>
+          </w:tcPr>
+          <w:p>
+            <w:r>
+              <w:t>Draws the orbs as a small circle on the screen.</w:t>
+            </w:r>
+          </w:p>
+        </w:tc>
+        <w:tc>
+          <w:tcPr>
+            <w:tcW w:w="2225" w:type="dxa"/>
+          </w:tcPr>
+          <w:p>
+            <w:r>
+              <w:t>Provides a simple and intuitive visual representation of pellets</w:t>
+            </w:r>
+          </w:p>
+        </w:tc>
+        <w:tc>
+          <w:tcPr>
+            <w:tcW w:w="1594" w:type="dxa"/>
+          </w:tcPr>
+          <w:p>
             <w:proofErr w:type="spellStart"/>
             <w:r>
-              <w:t>pos</w:t>
+              <w:t>Pygame.draw</w:t>
             </w:r>
             <w:proofErr w:type="spellEnd"/>
             <w:r>
-              <w:t>,</w:t>
+              <w:t>, Surface</w:t>
+            </w:r>
+          </w:p>
+        </w:tc>
+        <w:tc>
+          <w:tcPr>
+            <w:tcW w:w="2320" w:type="dxa"/>
+          </w:tcPr>
+          <w:p>
+            <w:r>
+              <w:t>Pos, visible</w:t>
             </w:r>
           </w:p>
         </w:tc>
@@ -26871,76 +27759,1067 @@
         </w:trPr>
         <w:tc>
           <w:tcPr>
-            <w:tcW w:w="2068" w:type="dxa"/>
-          </w:tcPr>
-          <w:p>
-            <w:r>
-              <w:t>Animate()</w:t>
-            </w:r>
-          </w:p>
-        </w:tc>
-        <w:tc>
-          <w:tcPr>
-            <w:tcW w:w="2940" w:type="dxa"/>
-          </w:tcPr>
-          <w:p>
-            <w:r>
-              <w:t xml:space="preserve">Updates the </w:t>
-            </w:r>
+            <w:tcW w:w="2135" w:type="dxa"/>
+          </w:tcPr>
+          <w:p>
             <w:proofErr w:type="spellStart"/>
             <w:r>
-              <w:t>mouth_frame</w:t>
+              <w:t>on_</w:t>
+            </w:r>
+            <w:proofErr w:type="gramStart"/>
+            <w:r>
+              <w:t>eat</w:t>
             </w:r>
             <w:proofErr w:type="spellEnd"/>
             <w:r>
-              <w:t xml:space="preserve"> variable for Pacman’s opening and closing mouth animation</w:t>
-            </w:r>
-          </w:p>
-        </w:tc>
-        <w:tc>
-          <w:tcPr>
-            <w:tcW w:w="2304" w:type="dxa"/>
-          </w:tcPr>
-          <w:p>
-            <w:r>
-              <w:t>Provides smooth visuals</w:t>
-            </w:r>
-          </w:p>
-        </w:tc>
-        <w:tc>
-          <w:tcPr>
-            <w:tcW w:w="1436" w:type="dxa"/>
-          </w:tcPr>
-          <w:p>
-            <w:r>
-              <w:t xml:space="preserve">Speed, </w:t>
+              <w:t>(</w:t>
+            </w:r>
+            <w:proofErr w:type="gramEnd"/>
+            <w:r>
+              <w:t>)</w:t>
+            </w:r>
+          </w:p>
+        </w:tc>
+        <w:tc>
+          <w:tcPr>
+            <w:tcW w:w="2816" w:type="dxa"/>
+          </w:tcPr>
+          <w:p>
+            <w:r>
+              <w:t>Marks the pellet as no longer visible when eaten</w:t>
+            </w:r>
+          </w:p>
+        </w:tc>
+        <w:tc>
+          <w:tcPr>
+            <w:tcW w:w="2225" w:type="dxa"/>
+          </w:tcPr>
+          <w:p>
+            <w:r>
+              <w:t>Allows pellets to be removed from the game efficiently after collection, preventing repeat scoring.</w:t>
+            </w:r>
+          </w:p>
+        </w:tc>
+        <w:tc>
+          <w:tcPr>
+            <w:tcW w:w="1594" w:type="dxa"/>
+          </w:tcPr>
+          <w:p>
+            <w:r>
+              <w:t>Entity</w:t>
+            </w:r>
+          </w:p>
+        </w:tc>
+        <w:tc>
+          <w:tcPr>
+            <w:tcW w:w="2320" w:type="dxa"/>
+          </w:tcPr>
+          <w:p>
+            <w:r>
+              <w:t>visible</w:t>
+            </w:r>
+          </w:p>
+        </w:tc>
+      </w:tr>
+    </w:tbl>
+    <w:p/>
+    <w:p>
+      <w:r>
+        <w:t>The pellet class also extends the entity class representing the many collectable orbs within the maze. Pellets can be managed in arrays supporting modular coding requirements.</w:t>
+      </w:r>
+    </w:p>
+    <w:p/>
+    <w:p>
+      <w:pPr>
+        <w:rPr>
+          <w:b/>
+          <w:bCs/>
+        </w:rPr>
+      </w:pPr>
+    </w:p>
+    <w:p>
+      <w:r>
+        <w:rPr>
+          <w:b/>
+          <w:bCs/>
+        </w:rPr>
+        <w:lastRenderedPageBreak/>
+        <w:t xml:space="preserve">Class: </w:t>
+      </w:r>
+      <w:proofErr w:type="spellStart"/>
+      <w:r>
+        <w:rPr>
+          <w:b/>
+          <w:bCs/>
+        </w:rPr>
+        <w:t>GameController</w:t>
+      </w:r>
+      <w:proofErr w:type="spellEnd"/>
+    </w:p>
+    <w:tbl>
+      <w:tblPr>
+        <w:tblStyle w:val="TableGrid"/>
+        <w:tblW w:w="11090" w:type="dxa"/>
+        <w:tblInd w:w="-1080" w:type="dxa"/>
+        <w:tblLook w:val="04A0" w:firstRow="1" w:lastRow="0" w:firstColumn="1" w:lastColumn="0" w:noHBand="0" w:noVBand="1"/>
+      </w:tblPr>
+      <w:tblGrid>
+        <w:gridCol w:w="2000"/>
+        <w:gridCol w:w="2611"/>
+        <w:gridCol w:w="2142"/>
+        <w:gridCol w:w="2047"/>
+        <w:gridCol w:w="2290"/>
+      </w:tblGrid>
+      <w:tr>
+        <w:trPr>
+          <w:trHeight w:val="612"/>
+        </w:trPr>
+        <w:tc>
+          <w:tcPr>
+            <w:tcW w:w="2000" w:type="dxa"/>
+          </w:tcPr>
+          <w:p>
+            <w:r>
+              <w:t>Key Methods</w:t>
+            </w:r>
+          </w:p>
+        </w:tc>
+        <w:tc>
+          <w:tcPr>
+            <w:tcW w:w="2611" w:type="dxa"/>
+          </w:tcPr>
+          <w:p>
+            <w:r>
+              <w:t>Description</w:t>
+            </w:r>
+          </w:p>
+        </w:tc>
+        <w:tc>
+          <w:tcPr>
+            <w:tcW w:w="2142" w:type="dxa"/>
+          </w:tcPr>
+          <w:p>
+            <w:r>
+              <w:t>Justification</w:t>
+            </w:r>
+          </w:p>
+        </w:tc>
+        <w:tc>
+          <w:tcPr>
+            <w:tcW w:w="2047" w:type="dxa"/>
+          </w:tcPr>
+          <w:p>
+            <w:r>
+              <w:t>Dependencies</w:t>
+            </w:r>
+          </w:p>
+        </w:tc>
+        <w:tc>
+          <w:tcPr>
+            <w:tcW w:w="2290" w:type="dxa"/>
+          </w:tcPr>
+          <w:p>
+            <w:r>
+              <w:t>Attributes/variables</w:t>
+            </w:r>
+          </w:p>
+        </w:tc>
+      </w:tr>
+      <w:tr>
+        <w:trPr>
+          <w:trHeight w:val="1244"/>
+        </w:trPr>
+        <w:tc>
+          <w:tcPr>
+            <w:tcW w:w="2000" w:type="dxa"/>
+          </w:tcPr>
+          <w:p>
+            <w:pPr>
+              <w:tabs>
+                <w:tab w:val="left" w:pos="1965"/>
+              </w:tabs>
+            </w:pPr>
+            <w:proofErr w:type="gramStart"/>
+            <w:r>
+              <w:t>Init(</w:t>
+            </w:r>
+            <w:proofErr w:type="gramEnd"/>
+            <w:r>
+              <w:t>)</w:t>
+            </w:r>
+          </w:p>
+        </w:tc>
+        <w:tc>
+          <w:tcPr>
+            <w:tcW w:w="2611" w:type="dxa"/>
+          </w:tcPr>
+          <w:p>
+            <w:r>
+              <w:t>Initializes Pygame, sets up the display, and loads necessary resources like the sprite sheet.</w:t>
+            </w:r>
+          </w:p>
+        </w:tc>
+        <w:tc>
+          <w:tcPr>
+            <w:tcW w:w="2142" w:type="dxa"/>
+          </w:tcPr>
+          <w:p>
+            <w:r>
+              <w:t>Centralises all game initialization logic, ensuring resources are ready</w:t>
+            </w:r>
+          </w:p>
+        </w:tc>
+        <w:tc>
+          <w:tcPr>
+            <w:tcW w:w="2047" w:type="dxa"/>
+          </w:tcPr>
+          <w:p>
+            <w:r>
+              <w:t>Pygame</w:t>
+            </w:r>
+          </w:p>
+        </w:tc>
+        <w:tc>
+          <w:tcPr>
+            <w:tcW w:w="2290" w:type="dxa"/>
+          </w:tcPr>
+          <w:p>
+            <w:r>
+              <w:t xml:space="preserve">Screen, clock, entities, maze, </w:t>
             </w:r>
             <w:proofErr w:type="spellStart"/>
             <w:r>
-              <w:t>mouth_frame</w:t>
+              <w:t>orb_group</w:t>
             </w:r>
             <w:proofErr w:type="spellEnd"/>
             <w:r>
-              <w:t>, images</w:t>
-            </w:r>
-          </w:p>
-        </w:tc>
-        <w:tc>
-          <w:tcPr>
-            <w:tcW w:w="2342" w:type="dxa"/>
-          </w:tcPr>
-          <w:p>
+              <w:t xml:space="preserve">, score, </w:t>
+            </w:r>
             <w:proofErr w:type="spellStart"/>
             <w:r>
-              <w:t>P</w:t>
-            </w:r>
-            <w:r>
-              <w:t>moth_frame</w:t>
+              <w:t>time_start</w:t>
             </w:r>
             <w:proofErr w:type="spellEnd"/>
-            <w:r>
-              <w:t>, speed, images</w:t>
-            </w:r>
+          </w:p>
+        </w:tc>
+      </w:tr>
+      <w:tr>
+        <w:trPr>
+          <w:trHeight w:val="1317"/>
+        </w:trPr>
+        <w:tc>
+          <w:tcPr>
+            <w:tcW w:w="2000" w:type="dxa"/>
+          </w:tcPr>
+          <w:p>
+            <w:proofErr w:type="spellStart"/>
+            <w:r>
+              <w:t>handle_</w:t>
+            </w:r>
+            <w:proofErr w:type="gramStart"/>
+            <w:r>
+              <w:t>events</w:t>
+            </w:r>
+            <w:proofErr w:type="spellEnd"/>
+            <w:r>
+              <w:t>(</w:t>
+            </w:r>
+            <w:proofErr w:type="gramEnd"/>
+            <w:r>
+              <w:t>)</w:t>
+            </w:r>
+          </w:p>
+        </w:tc>
+        <w:tc>
+          <w:tcPr>
+            <w:tcW w:w="2611" w:type="dxa"/>
+          </w:tcPr>
+          <w:p>
+            <w:r>
+              <w:t>Combines input events, such as key presses.</w:t>
+            </w:r>
+          </w:p>
+        </w:tc>
+        <w:tc>
+          <w:tcPr>
+            <w:tcW w:w="2142" w:type="dxa"/>
+          </w:tcPr>
+          <w:p>
+            <w:r>
+              <w:t>Centralises input handling, keeping the main loop clean; crucial for manageable code</w:t>
+            </w:r>
+          </w:p>
+        </w:tc>
+        <w:tc>
+          <w:tcPr>
+            <w:tcW w:w="2047" w:type="dxa"/>
+          </w:tcPr>
+          <w:p>
+            <w:r>
+              <w:t>Pygame</w:t>
+            </w:r>
+          </w:p>
+        </w:tc>
+        <w:tc>
+          <w:tcPr>
+            <w:tcW w:w="2290" w:type="dxa"/>
+          </w:tcPr>
+          <w:p>
+            <w:r>
+              <w:t>Paused, keypress</w:t>
+            </w:r>
+          </w:p>
+        </w:tc>
+      </w:tr>
+      <w:tr>
+        <w:trPr>
+          <w:trHeight w:val="1244"/>
+        </w:trPr>
+        <w:tc>
+          <w:tcPr>
+            <w:tcW w:w="2000" w:type="dxa"/>
+          </w:tcPr>
+          <w:p>
+            <w:r>
+              <w:t>update(dt)</w:t>
+            </w:r>
+          </w:p>
+        </w:tc>
+        <w:tc>
+          <w:tcPr>
+            <w:tcW w:w="2611" w:type="dxa"/>
+          </w:tcPr>
+          <w:p>
+            <w:r>
+              <w:t>Updates all entities, checks collisions, and scales difficulty.</w:t>
+            </w:r>
+          </w:p>
+        </w:tc>
+        <w:tc>
+          <w:tcPr>
+            <w:tcW w:w="2142" w:type="dxa"/>
+          </w:tcPr>
+          <w:p>
+            <w:r>
+              <w:t>Encapsulates all dynamic game logic in a single method</w:t>
+            </w:r>
+          </w:p>
+        </w:tc>
+        <w:tc>
+          <w:tcPr>
+            <w:tcW w:w="2047" w:type="dxa"/>
+          </w:tcPr>
+          <w:p>
+            <w:proofErr w:type="gramStart"/>
+            <w:r>
+              <w:t>Entity(</w:t>
+            </w:r>
+            <w:proofErr w:type="gramEnd"/>
+            <w:r>
+              <w:t>for update),</w:t>
+            </w:r>
+          </w:p>
+          <w:p>
+            <w:proofErr w:type="gramStart"/>
+            <w:r>
+              <w:t>Maze(</w:t>
+            </w:r>
+            <w:proofErr w:type="gramEnd"/>
+            <w:r>
+              <w:t xml:space="preserve">for bounds), </w:t>
+            </w:r>
+            <w:proofErr w:type="spellStart"/>
+            <w:r>
+              <w:t>Orbgroup</w:t>
+            </w:r>
+            <w:proofErr w:type="spellEnd"/>
+            <w:r>
+              <w:t xml:space="preserve"> (for orbs</w:t>
+            </w:r>
+            <w:proofErr w:type="gramStart"/>
+            <w:r>
+              <w:t>),</w:t>
+            </w:r>
+            <w:proofErr w:type="spellStart"/>
+            <w:r>
+              <w:t>time</w:t>
+            </w:r>
+            <w:proofErr w:type="gramEnd"/>
+            <w:r>
+              <w:t>_</w:t>
+            </w:r>
+            <w:proofErr w:type="gramStart"/>
+            <w:r>
+              <w:t>start</w:t>
+            </w:r>
+            <w:proofErr w:type="spellEnd"/>
+            <w:r>
+              <w:t>(</w:t>
+            </w:r>
+            <w:proofErr w:type="gramEnd"/>
+            <w:r>
+              <w:t>for difficulty scaling)</w:t>
+            </w:r>
+          </w:p>
+        </w:tc>
+        <w:tc>
+          <w:tcPr>
+            <w:tcW w:w="2290" w:type="dxa"/>
+          </w:tcPr>
+          <w:p>
+            <w:r>
+              <w:t xml:space="preserve">Entities, maze, </w:t>
+            </w:r>
+            <w:proofErr w:type="spellStart"/>
+            <w:r>
+              <w:t>orb_group</w:t>
+            </w:r>
+            <w:proofErr w:type="spellEnd"/>
+            <w:r>
+              <w:t xml:space="preserve">, score, </w:t>
+            </w:r>
+            <w:proofErr w:type="spellStart"/>
+            <w:r>
+              <w:t>time_start</w:t>
+            </w:r>
+            <w:proofErr w:type="spellEnd"/>
+          </w:p>
+        </w:tc>
+      </w:tr>
+      <w:tr>
+        <w:trPr>
+          <w:trHeight w:val="1317"/>
+        </w:trPr>
+        <w:tc>
+          <w:tcPr>
+            <w:tcW w:w="2000" w:type="dxa"/>
+          </w:tcPr>
+          <w:p>
+            <w:proofErr w:type="gramStart"/>
+            <w:r>
+              <w:t>render(</w:t>
+            </w:r>
+            <w:proofErr w:type="gramEnd"/>
+            <w:r>
+              <w:t>)</w:t>
+            </w:r>
+          </w:p>
+        </w:tc>
+        <w:tc>
+          <w:tcPr>
+            <w:tcW w:w="2611" w:type="dxa"/>
+          </w:tcPr>
+          <w:p>
+            <w:r>
+              <w:t>This render method clears the screen, draws the maze, entities and HUD elements</w:t>
+            </w:r>
+          </w:p>
+        </w:tc>
+        <w:tc>
+          <w:tcPr>
+            <w:tcW w:w="2142" w:type="dxa"/>
+          </w:tcPr>
+          <w:p>
+            <w:r>
+              <w:t>Centralising rendering logics</w:t>
+            </w:r>
+          </w:p>
+        </w:tc>
+        <w:tc>
+          <w:tcPr>
+            <w:tcW w:w="2047" w:type="dxa"/>
+          </w:tcPr>
+          <w:p>
+            <w:proofErr w:type="spellStart"/>
+            <w:r>
+              <w:t>Pygame.surface</w:t>
+            </w:r>
+            <w:proofErr w:type="spellEnd"/>
+            <w:r>
+              <w:t xml:space="preserve">, Entity, Maze, </w:t>
+            </w:r>
+            <w:proofErr w:type="spellStart"/>
+            <w:r>
+              <w:t>Pellet_group</w:t>
+            </w:r>
+            <w:proofErr w:type="spellEnd"/>
+          </w:p>
+        </w:tc>
+        <w:tc>
+          <w:tcPr>
+            <w:tcW w:w="2290" w:type="dxa"/>
+          </w:tcPr>
+          <w:p>
+            <w:r>
+              <w:t xml:space="preserve">screen, entities, maze, </w:t>
+            </w:r>
+            <w:proofErr w:type="spellStart"/>
+            <w:r>
+              <w:t>pellet_group</w:t>
+            </w:r>
+            <w:proofErr w:type="spellEnd"/>
+            <w:r>
+              <w:t>, score</w:t>
+            </w:r>
+          </w:p>
+        </w:tc>
+      </w:tr>
+      <w:tr>
+        <w:trPr>
+          <w:trHeight w:val="1317"/>
+        </w:trPr>
+        <w:tc>
+          <w:tcPr>
+            <w:tcW w:w="2000" w:type="dxa"/>
+          </w:tcPr>
+          <w:p>
+            <w:proofErr w:type="gramStart"/>
+            <w:r>
+              <w:t>run(</w:t>
+            </w:r>
+            <w:proofErr w:type="gramEnd"/>
+            <w:r>
+              <w:t>)</w:t>
+            </w:r>
+          </w:p>
+        </w:tc>
+        <w:tc>
+          <w:tcPr>
+            <w:tcW w:w="2611" w:type="dxa"/>
+          </w:tcPr>
+          <w:p>
+            <w:r>
+              <w:t xml:space="preserve">Main game loop that continues while the player has lives remaining. Calls </w:t>
+            </w:r>
+            <w:proofErr w:type="spellStart"/>
+            <w:r>
+              <w:t>handle_</w:t>
+            </w:r>
+            <w:proofErr w:type="gramStart"/>
+            <w:r>
+              <w:t>events</w:t>
+            </w:r>
+            <w:proofErr w:type="spellEnd"/>
+            <w:r>
+              <w:t>(</w:t>
+            </w:r>
+            <w:proofErr w:type="gramEnd"/>
+            <w:r>
+              <w:t xml:space="preserve">), </w:t>
+            </w:r>
+            <w:proofErr w:type="gramStart"/>
+            <w:r>
+              <w:t>update(</w:t>
+            </w:r>
+            <w:proofErr w:type="gramEnd"/>
+            <w:r>
+              <w:t xml:space="preserve">), and </w:t>
+            </w:r>
+            <w:proofErr w:type="gramStart"/>
+            <w:r>
+              <w:t>render(</w:t>
+            </w:r>
+            <w:proofErr w:type="gramEnd"/>
+            <w:r>
+              <w:t>) each iteration.</w:t>
+            </w:r>
+          </w:p>
+        </w:tc>
+        <w:tc>
+          <w:tcPr>
+            <w:tcW w:w="2142" w:type="dxa"/>
+          </w:tcPr>
+          <w:p>
+            <w:r>
+              <w:t xml:space="preserve">Manages all subsystems in </w:t>
+            </w:r>
+            <w:proofErr w:type="spellStart"/>
+            <w:proofErr w:type="gramStart"/>
+            <w:r>
+              <w:t>a</w:t>
+            </w:r>
+            <w:proofErr w:type="spellEnd"/>
+            <w:proofErr w:type="gramEnd"/>
+            <w:r>
+              <w:t xml:space="preserve"> organised way reduces complexities within the main game loop.</w:t>
+            </w:r>
+          </w:p>
+        </w:tc>
+        <w:tc>
+          <w:tcPr>
+            <w:tcW w:w="2047" w:type="dxa"/>
+          </w:tcPr>
+          <w:p>
+            <w:r>
+              <w:t>All other class systems (e.g., Entities, Maze, Pellets, Input, Rendering)</w:t>
+            </w:r>
+          </w:p>
+        </w:tc>
+        <w:tc>
+          <w:tcPr>
+            <w:tcW w:w="2290" w:type="dxa"/>
+          </w:tcPr>
+          <w:p>
+            <w:r>
+              <w:t xml:space="preserve">entities, maze, </w:t>
+            </w:r>
+            <w:proofErr w:type="spellStart"/>
+            <w:r>
+              <w:t>pellet_group</w:t>
+            </w:r>
+            <w:proofErr w:type="spellEnd"/>
+            <w:r>
+              <w:t xml:space="preserve">, score, </w:t>
+            </w:r>
+            <w:proofErr w:type="spellStart"/>
+            <w:r>
+              <w:t>time_start</w:t>
+            </w:r>
+            <w:proofErr w:type="spellEnd"/>
+          </w:p>
+        </w:tc>
+      </w:tr>
+    </w:tbl>
+    <w:p/>
+    <w:p>
+      <w:r>
+        <w:t>The game controller class acts as the core management of the game, managing the main game loop, input handling updates and relevant rendering</w:t>
+      </w:r>
+      <w:r>
+        <w:t>. It ties together all sub programs into a single maintainable class. This allows each module to be worked on separately and combined at this stage.</w:t>
+      </w:r>
+    </w:p>
+    <w:p/>
+    <w:p>
+      <w:pPr>
+        <w:rPr>
+          <w:b/>
+          <w:bCs/>
+        </w:rPr>
+      </w:pPr>
+      <w:r>
+        <w:rPr>
+          <w:b/>
+          <w:bCs/>
+        </w:rPr>
+        <w:t>Class: Vector2</w:t>
+      </w:r>
+    </w:p>
+    <w:tbl>
+      <w:tblPr>
+        <w:tblStyle w:val="TableGrid"/>
+        <w:tblW w:w="11090" w:type="dxa"/>
+        <w:tblInd w:w="-1080" w:type="dxa"/>
+        <w:tblLook w:val="04A0" w:firstRow="1" w:lastRow="0" w:firstColumn="1" w:lastColumn="0" w:noHBand="0" w:noVBand="1"/>
+      </w:tblPr>
+      <w:tblGrid>
+        <w:gridCol w:w="2000"/>
+        <w:gridCol w:w="2611"/>
+        <w:gridCol w:w="2142"/>
+        <w:gridCol w:w="2047"/>
+        <w:gridCol w:w="2290"/>
+      </w:tblGrid>
+      <w:tr>
+        <w:trPr>
+          <w:trHeight w:val="612"/>
+        </w:trPr>
+        <w:tc>
+          <w:tcPr>
+            <w:tcW w:w="2000" w:type="dxa"/>
+          </w:tcPr>
+          <w:p>
+            <w:r>
+              <w:t>Key Methods</w:t>
+            </w:r>
+          </w:p>
+        </w:tc>
+        <w:tc>
+          <w:tcPr>
+            <w:tcW w:w="2611" w:type="dxa"/>
+          </w:tcPr>
+          <w:p>
+            <w:r>
+              <w:t>Description</w:t>
+            </w:r>
+          </w:p>
+        </w:tc>
+        <w:tc>
+          <w:tcPr>
+            <w:tcW w:w="2142" w:type="dxa"/>
+          </w:tcPr>
+          <w:p>
+            <w:r>
+              <w:t>Justification</w:t>
+            </w:r>
+          </w:p>
+        </w:tc>
+        <w:tc>
+          <w:tcPr>
+            <w:tcW w:w="2047" w:type="dxa"/>
+          </w:tcPr>
+          <w:p>
+            <w:r>
+              <w:t>Dependencies</w:t>
+            </w:r>
+          </w:p>
+        </w:tc>
+        <w:tc>
+          <w:tcPr>
+            <w:tcW w:w="2290" w:type="dxa"/>
+          </w:tcPr>
+          <w:p>
+            <w:r>
+              <w:t>Attributes/variables</w:t>
+            </w:r>
+          </w:p>
+        </w:tc>
+      </w:tr>
+      <w:tr>
+        <w:trPr>
+          <w:trHeight w:val="1244"/>
+        </w:trPr>
+        <w:tc>
+          <w:tcPr>
+            <w:tcW w:w="2000" w:type="dxa"/>
+          </w:tcPr>
+          <w:p>
+            <w:pPr>
+              <w:tabs>
+                <w:tab w:val="left" w:pos="1965"/>
+              </w:tabs>
+            </w:pPr>
+            <w:r>
+              <w:t>__</w:t>
+            </w:r>
+            <w:proofErr w:type="spellStart"/>
+            <w:r>
+              <w:t>init</w:t>
+            </w:r>
+            <w:proofErr w:type="spellEnd"/>
+            <w:r>
+              <w:t>_</w:t>
+            </w:r>
+            <w:proofErr w:type="gramStart"/>
+            <w:r>
+              <w:t>_(</w:t>
+            </w:r>
+            <w:proofErr w:type="gramEnd"/>
+            <w:r>
+              <w:t>x=0, y=0)</w:t>
+            </w:r>
+          </w:p>
+        </w:tc>
+        <w:tc>
+          <w:tcPr>
+            <w:tcW w:w="2611" w:type="dxa"/>
+          </w:tcPr>
+          <w:p>
+            <w:r>
+              <w:t>Initializes a 2D vector with x and y components.</w:t>
+            </w:r>
+          </w:p>
+        </w:tc>
+        <w:tc>
+          <w:tcPr>
+            <w:tcW w:w="2142" w:type="dxa"/>
+          </w:tcPr>
+          <w:p>
+            <w:r>
+              <w:t>Provides a simple, custom vector class to support 2D game calculations</w:t>
+            </w:r>
+          </w:p>
+        </w:tc>
+        <w:tc>
+          <w:tcPr>
+            <w:tcW w:w="2047" w:type="dxa"/>
+          </w:tcPr>
+          <w:p>
+            <w:r>
+              <w:t>None</w:t>
+            </w:r>
+          </w:p>
+        </w:tc>
+        <w:tc>
+          <w:tcPr>
+            <w:tcW w:w="2290" w:type="dxa"/>
+          </w:tcPr>
+          <w:p>
+            <w:proofErr w:type="gramStart"/>
+            <w:r>
+              <w:t>X,Y</w:t>
+            </w:r>
+            <w:proofErr w:type="gramEnd"/>
+          </w:p>
+        </w:tc>
+      </w:tr>
+      <w:tr>
+        <w:trPr>
+          <w:trHeight w:val="1317"/>
+        </w:trPr>
+        <w:tc>
+          <w:tcPr>
+            <w:tcW w:w="2000" w:type="dxa"/>
+          </w:tcPr>
+          <w:p>
+            <w:proofErr w:type="gramStart"/>
+            <w:r>
+              <w:lastRenderedPageBreak/>
+              <w:t>add(</w:t>
+            </w:r>
+            <w:proofErr w:type="gramEnd"/>
+            <w:r>
+              <w:t>self, other)</w:t>
+            </w:r>
+          </w:p>
+        </w:tc>
+        <w:tc>
+          <w:tcPr>
+            <w:tcW w:w="2611" w:type="dxa"/>
+          </w:tcPr>
+          <w:p>
+            <w:r>
+              <w:t>Returns a new vector equal to the sum of this vector and another vector</w:t>
+            </w:r>
+          </w:p>
+        </w:tc>
+        <w:tc>
+          <w:tcPr>
+            <w:tcW w:w="2142" w:type="dxa"/>
+          </w:tcPr>
+          <w:p>
+            <w:r>
+              <w:t>Allows for movement of game entities</w:t>
+            </w:r>
+          </w:p>
+        </w:tc>
+        <w:tc>
+          <w:tcPr>
+            <w:tcW w:w="2047" w:type="dxa"/>
+          </w:tcPr>
+          <w:p>
+            <w:proofErr w:type="spellStart"/>
+            <w:r>
+              <w:t>Math.sqrt</w:t>
+            </w:r>
+            <w:proofErr w:type="spellEnd"/>
+          </w:p>
+        </w:tc>
+        <w:tc>
+          <w:tcPr>
+            <w:tcW w:w="2290" w:type="dxa"/>
+          </w:tcPr>
+          <w:p>
+            <w:proofErr w:type="gramStart"/>
+            <w:r>
+              <w:t>X,Y</w:t>
+            </w:r>
+            <w:proofErr w:type="gramEnd"/>
+          </w:p>
+        </w:tc>
+      </w:tr>
+      <w:tr>
+        <w:trPr>
+          <w:trHeight w:val="1244"/>
+        </w:trPr>
+        <w:tc>
+          <w:tcPr>
+            <w:tcW w:w="2000" w:type="dxa"/>
+          </w:tcPr>
+          <w:p>
+            <w:proofErr w:type="gramStart"/>
+            <w:r>
+              <w:t>magnitude(</w:t>
+            </w:r>
+            <w:proofErr w:type="gramEnd"/>
+            <w:r>
+              <w:t xml:space="preserve">) </w:t>
+            </w:r>
+          </w:p>
+        </w:tc>
+        <w:tc>
+          <w:tcPr>
+            <w:tcW w:w="2611" w:type="dxa"/>
+          </w:tcPr>
+          <w:p>
+            <w:r>
+              <w:t xml:space="preserve">Returns the length of the vector calculated as </w:t>
+            </w:r>
+            <w:proofErr w:type="gramStart"/>
+            <w:r>
+              <w:t>√(</w:t>
+            </w:r>
+            <w:proofErr w:type="gramEnd"/>
+            <w:r>
+              <w:t>x² + y²).</w:t>
+            </w:r>
+          </w:p>
+        </w:tc>
+        <w:tc>
+          <w:tcPr>
+            <w:tcW w:w="2142" w:type="dxa"/>
+          </w:tcPr>
+          <w:p>
+            <w:r>
+              <w:t>Useful for movement speed, distance checks, and physics calculations</w:t>
+            </w:r>
+          </w:p>
+        </w:tc>
+        <w:tc>
+          <w:tcPr>
+            <w:tcW w:w="2047" w:type="dxa"/>
+          </w:tcPr>
+          <w:p>
+            <w:proofErr w:type="spellStart"/>
+            <w:proofErr w:type="gramStart"/>
+            <w:r>
+              <w:t>math.sqrt</w:t>
+            </w:r>
+            <w:proofErr w:type="spellEnd"/>
+            <w:proofErr w:type="gramEnd"/>
+          </w:p>
+          <w:p/>
+        </w:tc>
+        <w:tc>
+          <w:tcPr>
+            <w:tcW w:w="2290" w:type="dxa"/>
+          </w:tcPr>
+          <w:p>
+            <w:proofErr w:type="gramStart"/>
+            <w:r>
+              <w:t>X,Y</w:t>
+            </w:r>
+            <w:proofErr w:type="gramEnd"/>
+          </w:p>
+        </w:tc>
+      </w:tr>
+      <w:tr>
+        <w:trPr>
+          <w:trHeight w:val="1317"/>
+        </w:trPr>
+        <w:tc>
+          <w:tcPr>
+            <w:tcW w:w="2000" w:type="dxa"/>
+          </w:tcPr>
+          <w:p>
+            <w:proofErr w:type="gramStart"/>
+            <w:r>
+              <w:t>normalize(</w:t>
+            </w:r>
+            <w:proofErr w:type="gramEnd"/>
+            <w:r>
+              <w:t>)</w:t>
+            </w:r>
+          </w:p>
+        </w:tc>
+        <w:tc>
+          <w:tcPr>
+            <w:tcW w:w="2611" w:type="dxa"/>
+          </w:tcPr>
+          <w:p>
+            <w:r>
+              <w:t>Returns a unit vector in the same direction.</w:t>
+            </w:r>
+          </w:p>
+        </w:tc>
+        <w:tc>
+          <w:tcPr>
+            <w:tcW w:w="2142" w:type="dxa"/>
+          </w:tcPr>
+          <w:p>
+            <w:r>
+              <w:t>Allows consistent direction handling for movement and AI</w:t>
+            </w:r>
+          </w:p>
+        </w:tc>
+        <w:tc>
+          <w:tcPr>
+            <w:tcW w:w="2047" w:type="dxa"/>
+          </w:tcPr>
+          <w:p>
+            <w:proofErr w:type="spellStart"/>
+            <w:r>
+              <w:t>Math.sqrt</w:t>
+            </w:r>
+            <w:proofErr w:type="spellEnd"/>
+          </w:p>
+        </w:tc>
+        <w:tc>
+          <w:tcPr>
+            <w:tcW w:w="2290" w:type="dxa"/>
+          </w:tcPr>
+          <w:p>
+            <w:proofErr w:type="gramStart"/>
+            <w:r>
+              <w:t>X,Y</w:t>
+            </w:r>
+            <w:proofErr w:type="gramEnd"/>
+          </w:p>
+        </w:tc>
+      </w:tr>
+      <w:tr>
+        <w:trPr>
+          <w:trHeight w:val="1317"/>
+        </w:trPr>
+        <w:tc>
+          <w:tcPr>
+            <w:tcW w:w="2000" w:type="dxa"/>
+          </w:tcPr>
+          <w:p>
+            <w:proofErr w:type="spellStart"/>
+            <w:r>
+              <w:t>distance_to</w:t>
+            </w:r>
+            <w:proofErr w:type="spellEnd"/>
+            <w:r>
+              <w:t>(other)</w:t>
+            </w:r>
+          </w:p>
+        </w:tc>
+        <w:tc>
+          <w:tcPr>
+            <w:tcW w:w="2611" w:type="dxa"/>
+          </w:tcPr>
+          <w:p>
+            <w:r>
+              <w:t>returns the distance between this vector and another vector.</w:t>
+            </w:r>
+          </w:p>
+        </w:tc>
+        <w:tc>
+          <w:tcPr>
+            <w:tcW w:w="2142" w:type="dxa"/>
+          </w:tcPr>
+          <w:p>
+            <w:r>
+              <w:t>provides an easy and readable way to calculate distances for collision</w:t>
+            </w:r>
+          </w:p>
+        </w:tc>
+        <w:tc>
+          <w:tcPr>
+            <w:tcW w:w="2047" w:type="dxa"/>
+          </w:tcPr>
+          <w:p>
+            <w:proofErr w:type="spellStart"/>
+            <w:r>
+              <w:t>Math.sqrt</w:t>
+            </w:r>
+            <w:proofErr w:type="spellEnd"/>
+            <w:r>
+              <w:t>, other</w:t>
+            </w:r>
+          </w:p>
+        </w:tc>
+        <w:tc>
+          <w:tcPr>
+            <w:tcW w:w="2290" w:type="dxa"/>
+          </w:tcPr>
+          <w:p>
+            <w:proofErr w:type="gramStart"/>
+            <w:r>
+              <w:t>X,Y</w:t>
+            </w:r>
+            <w:proofErr w:type="gramEnd"/>
           </w:p>
         </w:tc>
       </w:tr>
@@ -26948,13 +28827,4930 @@
     <w:p>
       <w:pPr>
         <w:rPr>
-          <w:lang w:val="en-US"/>
+          <w:b/>
+          <w:bCs/>
         </w:rPr>
       </w:pPr>
     </w:p>
+    <w:p>
+      <w:r>
+        <w:t>Vector2 is a 2d vector class for handling positions, directions and distances in the game. It simplifies vector math operations with clear methods for addition, magnitude, normalization and magnitude calculations.</w:t>
+      </w:r>
+    </w:p>
+    <w:p/>
+    <w:p>
+      <w:r>
+        <w:rPr>
+          <w:b/>
+          <w:bCs/>
+        </w:rPr>
+        <w:t xml:space="preserve">Class: </w:t>
+      </w:r>
+      <w:proofErr w:type="spellStart"/>
+      <w:r>
+        <w:rPr>
+          <w:b/>
+          <w:bCs/>
+        </w:rPr>
+        <w:t>AStarPathFinder</w:t>
+      </w:r>
+      <w:proofErr w:type="spellEnd"/>
+    </w:p>
+    <w:tbl>
+      <w:tblPr>
+        <w:tblStyle w:val="TableGrid"/>
+        <w:tblW w:w="11090" w:type="dxa"/>
+        <w:tblInd w:w="-1080" w:type="dxa"/>
+        <w:tblLook w:val="04A0" w:firstRow="1" w:lastRow="0" w:firstColumn="1" w:lastColumn="0" w:noHBand="0" w:noVBand="1"/>
+      </w:tblPr>
+      <w:tblGrid>
+        <w:gridCol w:w="2135"/>
+        <w:gridCol w:w="2816"/>
+        <w:gridCol w:w="2225"/>
+        <w:gridCol w:w="1594"/>
+        <w:gridCol w:w="2320"/>
+      </w:tblGrid>
+      <w:tr>
+        <w:trPr>
+          <w:trHeight w:val="612"/>
+        </w:trPr>
+        <w:tc>
+          <w:tcPr>
+            <w:tcW w:w="2135" w:type="dxa"/>
+          </w:tcPr>
+          <w:p>
+            <w:r>
+              <w:t>Key Methods</w:t>
+            </w:r>
+          </w:p>
+        </w:tc>
+        <w:tc>
+          <w:tcPr>
+            <w:tcW w:w="2816" w:type="dxa"/>
+          </w:tcPr>
+          <w:p>
+            <w:r>
+              <w:t>Description</w:t>
+            </w:r>
+          </w:p>
+        </w:tc>
+        <w:tc>
+          <w:tcPr>
+            <w:tcW w:w="2225" w:type="dxa"/>
+          </w:tcPr>
+          <w:p>
+            <w:r>
+              <w:t>Justification</w:t>
+            </w:r>
+          </w:p>
+        </w:tc>
+        <w:tc>
+          <w:tcPr>
+            <w:tcW w:w="1594" w:type="dxa"/>
+          </w:tcPr>
+          <w:p>
+            <w:r>
+              <w:t>Dependencies</w:t>
+            </w:r>
+          </w:p>
+        </w:tc>
+        <w:tc>
+          <w:tcPr>
+            <w:tcW w:w="2320" w:type="dxa"/>
+          </w:tcPr>
+          <w:p>
+            <w:r>
+              <w:t>Attributes/variables</w:t>
+            </w:r>
+          </w:p>
+        </w:tc>
+      </w:tr>
+      <w:tr>
+        <w:trPr>
+          <w:trHeight w:val="1244"/>
+        </w:trPr>
+        <w:tc>
+          <w:tcPr>
+            <w:tcW w:w="2135" w:type="dxa"/>
+          </w:tcPr>
+          <w:p>
+            <w:pPr>
+              <w:tabs>
+                <w:tab w:val="left" w:pos="1965"/>
+              </w:tabs>
+            </w:pPr>
+            <w:proofErr w:type="spellStart"/>
+            <w:r>
+              <w:t>find_</w:t>
+            </w:r>
+            <w:proofErr w:type="gramStart"/>
+            <w:r>
+              <w:t>path</w:t>
+            </w:r>
+            <w:proofErr w:type="spellEnd"/>
+            <w:r>
+              <w:t>(</w:t>
+            </w:r>
+            <w:proofErr w:type="gramEnd"/>
+            <w:r>
+              <w:t>start, goal, maze)</w:t>
+            </w:r>
+          </w:p>
+          <w:p>
+            <w:pPr>
+              <w:tabs>
+                <w:tab w:val="left" w:pos="1965"/>
+              </w:tabs>
+            </w:pPr>
+          </w:p>
+        </w:tc>
+        <w:tc>
+          <w:tcPr>
+            <w:tcW w:w="2816" w:type="dxa"/>
+          </w:tcPr>
+          <w:p>
+            <w:r>
+              <w:t>Calculates the shortest path from a start to a goal position using the A* algorithm with a priority queue.</w:t>
+            </w:r>
+          </w:p>
+        </w:tc>
+        <w:tc>
+          <w:tcPr>
+            <w:tcW w:w="2225" w:type="dxa"/>
+          </w:tcPr>
+          <w:p>
+            <w:r>
+              <w:t>Allows for efficient pathfinding for ghost AI.</w:t>
+            </w:r>
+          </w:p>
+        </w:tc>
+        <w:tc>
+          <w:tcPr>
+            <w:tcW w:w="1594" w:type="dxa"/>
+          </w:tcPr>
+          <w:p>
+            <w:proofErr w:type="spellStart"/>
+            <w:proofErr w:type="gramStart"/>
+            <w:r>
+              <w:t>Heapq,Maze</w:t>
+            </w:r>
+            <w:proofErr w:type="spellEnd"/>
+            <w:proofErr w:type="gramEnd"/>
+          </w:p>
+        </w:tc>
+        <w:tc>
+          <w:tcPr>
+            <w:tcW w:w="2320" w:type="dxa"/>
+          </w:tcPr>
+          <w:p>
+            <w:r>
+              <w:t>None</w:t>
+            </w:r>
+          </w:p>
+        </w:tc>
+      </w:tr>
+      <w:tr>
+        <w:trPr>
+          <w:trHeight w:val="1317"/>
+        </w:trPr>
+        <w:tc>
+          <w:tcPr>
+            <w:tcW w:w="2135" w:type="dxa"/>
+          </w:tcPr>
+          <w:p>
+            <w:proofErr w:type="gramStart"/>
+            <w:r>
+              <w:t>heuristic(</w:t>
+            </w:r>
+            <w:proofErr w:type="gramEnd"/>
+            <w:r>
+              <w:t>start, goal)</w:t>
+            </w:r>
+          </w:p>
+        </w:tc>
+        <w:tc>
+          <w:tcPr>
+            <w:tcW w:w="2816" w:type="dxa"/>
+          </w:tcPr>
+          <w:p>
+            <w:r>
+              <w:t xml:space="preserve">Returns the shortest distance between two nodes used as heuristics for a* </w:t>
+            </w:r>
+            <w:proofErr w:type="spellStart"/>
+            <w:r>
+              <w:t>algortithm</w:t>
+            </w:r>
+            <w:proofErr w:type="spellEnd"/>
+          </w:p>
+        </w:tc>
+        <w:tc>
+          <w:tcPr>
+            <w:tcW w:w="2225" w:type="dxa"/>
+          </w:tcPr>
+          <w:p>
+            <w:r>
+              <w:t>Guides the A* search efficiently towards the goal while ensuring optimal path selection.</w:t>
+            </w:r>
+          </w:p>
+        </w:tc>
+        <w:tc>
+          <w:tcPr>
+            <w:tcW w:w="1594" w:type="dxa"/>
+          </w:tcPr>
+          <w:p>
+            <w:r>
+              <w:t>None</w:t>
+            </w:r>
+          </w:p>
+        </w:tc>
+        <w:tc>
+          <w:tcPr>
+            <w:tcW w:w="2320" w:type="dxa"/>
+          </w:tcPr>
+          <w:p>
+            <w:r>
+              <w:t>None</w:t>
+            </w:r>
+          </w:p>
+        </w:tc>
+      </w:tr>
+    </w:tbl>
+    <w:p/>
+    <w:p>
+      <w:proofErr w:type="spellStart"/>
+      <w:r>
+        <w:t>AStarPathFinder</w:t>
+      </w:r>
+      <w:proofErr w:type="spellEnd"/>
+      <w:r>
+        <w:t xml:space="preserve"> implements modular pathfinding for Pacman’s ghosts. Using the A* algorithm with a heap-based priority list allows ghosts to find optimal paths at greatest efficiency. </w:t>
+      </w:r>
+    </w:p>
+    <w:p/>
+    <w:p/>
+    <w:p/>
+    <w:p/>
+    <w:p>
+      <w:pPr>
+        <w:rPr>
+          <w:b/>
+          <w:bCs/>
+        </w:rPr>
+      </w:pPr>
+      <w:r>
+        <w:rPr>
+          <w:b/>
+          <w:bCs/>
+        </w:rPr>
+        <w:lastRenderedPageBreak/>
+        <w:t xml:space="preserve">Describe the Solution </w:t>
+      </w:r>
+    </w:p>
+    <w:p>
+      <w:pPr>
+        <w:rPr>
+          <w:b/>
+          <w:bCs/>
+        </w:rPr>
+      </w:pPr>
+      <w:r>
+        <w:rPr>
+          <w:b/>
+          <w:bCs/>
+        </w:rPr>
+        <w:t>Usability</w:t>
+      </w:r>
+    </w:p>
+    <w:p>
+      <w:r>
+        <w:t>Almost every single videogame has some sort of menu system which the player can use to</w:t>
+      </w:r>
+      <w:r>
+        <w:t xml:space="preserve"> </w:t>
+      </w:r>
+      <w:r>
+        <w:t>explore and play the game. Most games have three typical interfaces: a screen that is displayed when the game is loaded, a screen where the game is displayed to the user and a screen that is displayed to the player after the game ends.</w:t>
+      </w:r>
+    </w:p>
+    <w:p>
+      <w:r>
+        <w:t>An example of a user interface that can be implemented into my game is the use of a stopwatch; this is so the player can track how long they have been playing a level so they can then determine what to do next, which is classified as HUD (head-up display). This feature has been discussed with my stakeholders, and they have all agreed that this feature is extremely useful to their experience playing the game. However, one piece of feedback on the</w:t>
+      </w:r>
+    </w:p>
+    <w:p>
+      <w:r>
+        <w:t>implementation of this feature is to make sure that it doesn’t take up a lot of space on the screen, which means the player can focus on the game.</w:t>
+      </w:r>
+    </w:p>
+    <w:p/>
+    <w:tbl>
+      <w:tblPr>
+        <w:tblStyle w:val="TableGrid"/>
+        <w:tblW w:w="9690" w:type="dxa"/>
+        <w:tblLook w:val="04A0" w:firstRow="1" w:lastRow="0" w:firstColumn="1" w:lastColumn="0" w:noHBand="0" w:noVBand="1"/>
+      </w:tblPr>
+      <w:tblGrid>
+        <w:gridCol w:w="5051"/>
+        <w:gridCol w:w="1184"/>
+        <w:gridCol w:w="3455"/>
+      </w:tblGrid>
+      <w:tr>
+        <w:trPr>
+          <w:trHeight w:val="373"/>
+        </w:trPr>
+        <w:tc>
+          <w:tcPr>
+            <w:tcW w:w="5051" w:type="dxa"/>
+          </w:tcPr>
+          <w:p>
+            <w:r>
+              <w:t>Image</w:t>
+            </w:r>
+          </w:p>
+        </w:tc>
+        <w:tc>
+          <w:tcPr>
+            <w:tcW w:w="1184" w:type="dxa"/>
+          </w:tcPr>
+          <w:p>
+            <w:r>
+              <w:t>Reference</w:t>
+            </w:r>
+          </w:p>
+        </w:tc>
+        <w:tc>
+          <w:tcPr>
+            <w:tcW w:w="3455" w:type="dxa"/>
+          </w:tcPr>
+          <w:p>
+            <w:r>
+              <w:t>Description</w:t>
+            </w:r>
+          </w:p>
+        </w:tc>
+      </w:tr>
+      <w:tr>
+        <w:trPr>
+          <w:trHeight w:val="1538"/>
+        </w:trPr>
+        <w:tc>
+          <w:tcPr>
+            <w:tcW w:w="5051" w:type="dxa"/>
+          </w:tcPr>
+          <w:p>
+            <w:r>
+              <w:drawing>
+                <wp:inline distT="0" distB="0" distL="0" distR="0" wp14:anchorId="1BA93852" wp14:editId="45E26BBE">
+                  <wp:extent cx="2590800" cy="2799766"/>
+                  <wp:effectExtent l="0" t="0" r="0" b="635"/>
+                  <wp:docPr id="366831828" name="Picture 24"/>
+                  <wp:cNvGraphicFramePr>
+                    <a:graphicFrameLocks xmlns:a="http://schemas.openxmlformats.org/drawingml/2006/main" noChangeAspect="1"/>
+                  </wp:cNvGraphicFramePr>
+                  <a:graphic xmlns:a="http://schemas.openxmlformats.org/drawingml/2006/main">
+                    <a:graphicData uri="http://schemas.openxmlformats.org/drawingml/2006/picture">
+                      <pic:pic xmlns:pic="http://schemas.openxmlformats.org/drawingml/2006/picture">
+                        <pic:nvPicPr>
+                          <pic:cNvPr id="366831828" name="Picture 366831828"/>
+                          <pic:cNvPicPr/>
+                        </pic:nvPicPr>
+                        <pic:blipFill>
+                          <a:blip r:embed="rId21" cstate="print">
+                            <a:extLst>
+                              <a:ext uri="{28A0092B-C50C-407E-A947-70E740481C1C}">
+                                <a14:useLocalDpi xmlns:a14="http://schemas.microsoft.com/office/drawing/2010/main" val="0"/>
+                              </a:ext>
+                            </a:extLst>
+                          </a:blip>
+                          <a:stretch>
+                            <a:fillRect/>
+                          </a:stretch>
+                        </pic:blipFill>
+                        <pic:spPr>
+                          <a:xfrm>
+                            <a:off x="0" y="0"/>
+                            <a:ext cx="2597145" cy="2806623"/>
+                          </a:xfrm>
+                          <a:prstGeom prst="rect">
+                            <a:avLst/>
+                          </a:prstGeom>
+                        </pic:spPr>
+                      </pic:pic>
+                    </a:graphicData>
+                  </a:graphic>
+                </wp:inline>
+              </w:drawing>
+            </w:r>
+          </w:p>
+        </w:tc>
+        <w:tc>
+          <w:tcPr>
+            <w:tcW w:w="1184" w:type="dxa"/>
+          </w:tcPr>
+          <w:p>
+            <w:r>
+              <w:t>D1</w:t>
+            </w:r>
+          </w:p>
+        </w:tc>
+        <w:tc>
+          <w:tcPr>
+            <w:tcW w:w="3455" w:type="dxa"/>
+          </w:tcPr>
+          <w:p>
+            <w:r>
+              <w:rPr>
+                <w:spacing w:val="-4"/>
+              </w:rPr>
+              <w:t>This</w:t>
+            </w:r>
+            <w:r>
+              <w:rPr>
+                <w:spacing w:val="-20"/>
+              </w:rPr>
+              <w:t xml:space="preserve"> </w:t>
+            </w:r>
+            <w:r>
+              <w:rPr>
+                <w:spacing w:val="-4"/>
+              </w:rPr>
+              <w:t>is</w:t>
+            </w:r>
+            <w:r>
+              <w:rPr>
+                <w:spacing w:val="-21"/>
+              </w:rPr>
+              <w:t xml:space="preserve"> </w:t>
+            </w:r>
+            <w:r>
+              <w:rPr>
+                <w:spacing w:val="-4"/>
+              </w:rPr>
+              <w:t>the</w:t>
+            </w:r>
+            <w:r>
+              <w:rPr>
+                <w:spacing w:val="-20"/>
+              </w:rPr>
+              <w:t xml:space="preserve"> </w:t>
+            </w:r>
+            <w:r>
+              <w:rPr>
+                <w:spacing w:val="-4"/>
+              </w:rPr>
+              <w:t>main</w:t>
+            </w:r>
+            <w:r>
+              <w:rPr>
+                <w:spacing w:val="-21"/>
+              </w:rPr>
+              <w:t xml:space="preserve"> </w:t>
+            </w:r>
+            <w:r>
+              <w:rPr>
+                <w:spacing w:val="-4"/>
+              </w:rPr>
+              <w:t>design</w:t>
+            </w:r>
+            <w:r>
+              <w:rPr>
+                <w:spacing w:val="-21"/>
+              </w:rPr>
+              <w:t xml:space="preserve"> </w:t>
+            </w:r>
+            <w:r>
+              <w:rPr>
+                <w:spacing w:val="-4"/>
+              </w:rPr>
+              <w:t>of</w:t>
+            </w:r>
+            <w:r>
+              <w:rPr>
+                <w:spacing w:val="-21"/>
+              </w:rPr>
+              <w:t xml:space="preserve"> </w:t>
+            </w:r>
+            <w:r>
+              <w:rPr>
+                <w:spacing w:val="-4"/>
+              </w:rPr>
+              <w:t>the</w:t>
+            </w:r>
+            <w:r>
+              <w:rPr>
+                <w:spacing w:val="-20"/>
+              </w:rPr>
+              <w:t xml:space="preserve"> </w:t>
+            </w:r>
+            <w:r>
+              <w:rPr>
+                <w:spacing w:val="-4"/>
+              </w:rPr>
+              <w:t xml:space="preserve">main </w:t>
+            </w:r>
+            <w:r>
+              <w:t>menu,</w:t>
+            </w:r>
+            <w:r>
+              <w:rPr>
+                <w:spacing w:val="-20"/>
+              </w:rPr>
+              <w:t xml:space="preserve"> </w:t>
+            </w:r>
+            <w:r>
+              <w:t>which</w:t>
+            </w:r>
+            <w:r>
+              <w:rPr>
+                <w:spacing w:val="-21"/>
+              </w:rPr>
+              <w:t xml:space="preserve"> </w:t>
+            </w:r>
+            <w:r>
+              <w:t>the</w:t>
+            </w:r>
+            <w:r>
+              <w:rPr>
+                <w:spacing w:val="-23"/>
+              </w:rPr>
+              <w:t xml:space="preserve"> </w:t>
+            </w:r>
+            <w:r>
+              <w:t>player</w:t>
+            </w:r>
+            <w:r>
+              <w:rPr>
+                <w:spacing w:val="-19"/>
+              </w:rPr>
+              <w:t xml:space="preserve"> </w:t>
+            </w:r>
+            <w:r>
+              <w:t>will</w:t>
+            </w:r>
+            <w:r>
+              <w:rPr>
+                <w:spacing w:val="-19"/>
+              </w:rPr>
+              <w:t xml:space="preserve"> </w:t>
+            </w:r>
+            <w:r>
+              <w:t xml:space="preserve">first </w:t>
+            </w:r>
+            <w:r>
+              <w:rPr>
+                <w:spacing w:val="-4"/>
+              </w:rPr>
+              <w:t>interact</w:t>
+            </w:r>
+            <w:r>
+              <w:rPr>
+                <w:spacing w:val="-21"/>
+              </w:rPr>
+              <w:t xml:space="preserve"> </w:t>
+            </w:r>
+            <w:r>
+              <w:rPr>
+                <w:spacing w:val="-4"/>
+              </w:rPr>
+              <w:t>when</w:t>
+            </w:r>
+            <w:r>
+              <w:rPr>
+                <w:spacing w:val="-23"/>
+              </w:rPr>
+              <w:t xml:space="preserve"> </w:t>
+            </w:r>
+            <w:r>
+              <w:rPr>
+                <w:spacing w:val="-4"/>
+              </w:rPr>
+              <w:t>they</w:t>
+            </w:r>
+            <w:r>
+              <w:rPr>
+                <w:spacing w:val="-23"/>
+              </w:rPr>
+              <w:t xml:space="preserve"> </w:t>
+            </w:r>
+            <w:r>
+              <w:rPr>
+                <w:spacing w:val="-4"/>
+              </w:rPr>
+              <w:t>play</w:t>
+            </w:r>
+            <w:r>
+              <w:rPr>
+                <w:spacing w:val="-23"/>
+              </w:rPr>
+              <w:t xml:space="preserve"> </w:t>
+            </w:r>
+            <w:r>
+              <w:rPr>
+                <w:spacing w:val="-4"/>
+              </w:rPr>
+              <w:t>the</w:t>
+            </w:r>
+            <w:r>
+              <w:rPr>
+                <w:spacing w:val="-22"/>
+              </w:rPr>
+              <w:t xml:space="preserve"> </w:t>
+            </w:r>
+            <w:r>
+              <w:rPr>
+                <w:spacing w:val="-4"/>
+              </w:rPr>
+              <w:t xml:space="preserve">game. </w:t>
+            </w:r>
+            <w:r>
+              <w:t>The</w:t>
+            </w:r>
+            <w:r>
+              <w:rPr>
+                <w:spacing w:val="-11"/>
+              </w:rPr>
+              <w:t xml:space="preserve"> </w:t>
+            </w:r>
+            <w:r>
+              <w:t>main</w:t>
+            </w:r>
+            <w:r>
+              <w:rPr>
+                <w:spacing w:val="-13"/>
+              </w:rPr>
+              <w:t xml:space="preserve"> </w:t>
+            </w:r>
+            <w:r>
+              <w:t>feature</w:t>
+            </w:r>
+            <w:r>
+              <w:rPr>
+                <w:spacing w:val="-11"/>
+              </w:rPr>
+              <w:t xml:space="preserve"> </w:t>
+            </w:r>
+            <w:r>
+              <w:t>of</w:t>
+            </w:r>
+            <w:r>
+              <w:rPr>
+                <w:spacing w:val="-13"/>
+              </w:rPr>
+              <w:t xml:space="preserve"> </w:t>
+            </w:r>
+            <w:r>
+              <w:t>this is</w:t>
+            </w:r>
+            <w:r>
+              <w:rPr>
+                <w:spacing w:val="-21"/>
+              </w:rPr>
+              <w:t xml:space="preserve"> </w:t>
+            </w:r>
+            <w:r>
+              <w:t>to show game modes options and controls</w:t>
+            </w:r>
+            <w:r>
+              <w:t>.</w:t>
+            </w:r>
+            <w:r>
+              <w:rPr>
+                <w:spacing w:val="-10"/>
+              </w:rPr>
+              <w:t xml:space="preserve"> </w:t>
+            </w:r>
+            <w:r>
+              <w:t xml:space="preserve">As </w:t>
+            </w:r>
+            <w:r>
+              <w:rPr>
+                <w:spacing w:val="-2"/>
+              </w:rPr>
+              <w:t>well</w:t>
+            </w:r>
+            <w:r>
+              <w:rPr>
+                <w:spacing w:val="-19"/>
+              </w:rPr>
+              <w:t xml:space="preserve"> </w:t>
+            </w:r>
+            <w:r>
+              <w:rPr>
+                <w:spacing w:val="-2"/>
+              </w:rPr>
+              <w:t>as</w:t>
+            </w:r>
+            <w:r>
+              <w:rPr>
+                <w:spacing w:val="-21"/>
+              </w:rPr>
+              <w:t xml:space="preserve"> </w:t>
+            </w:r>
+            <w:r>
+              <w:rPr>
+                <w:spacing w:val="-2"/>
+              </w:rPr>
+              <w:t>this</w:t>
+            </w:r>
+            <w:r>
+              <w:rPr>
+                <w:spacing w:val="-21"/>
+              </w:rPr>
+              <w:t xml:space="preserve"> </w:t>
+            </w:r>
+            <w:r>
+              <w:rPr>
+                <w:spacing w:val="-2"/>
+              </w:rPr>
+              <w:t>there</w:t>
+            </w:r>
+            <w:r>
+              <w:rPr>
+                <w:spacing w:val="-20"/>
+              </w:rPr>
+              <w:t xml:space="preserve"> </w:t>
+            </w:r>
+            <w:r>
+              <w:rPr>
+                <w:spacing w:val="-2"/>
+              </w:rPr>
+              <w:t>are</w:t>
+            </w:r>
+            <w:r>
+              <w:rPr>
+                <w:spacing w:val="-20"/>
+              </w:rPr>
+              <w:t xml:space="preserve"> </w:t>
+            </w:r>
+            <w:r>
+              <w:rPr>
+                <w:spacing w:val="-2"/>
+              </w:rPr>
+              <w:t>allocated key binds that</w:t>
+            </w:r>
+            <w:r>
+              <w:rPr>
+                <w:spacing w:val="-23"/>
+              </w:rPr>
+              <w:t xml:space="preserve"> </w:t>
+            </w:r>
+            <w:r>
+              <w:rPr>
+                <w:spacing w:val="-6"/>
+              </w:rPr>
+              <w:t>the</w:t>
+            </w:r>
+            <w:r>
+              <w:rPr>
+                <w:spacing w:val="-22"/>
+              </w:rPr>
+              <w:t xml:space="preserve"> </w:t>
+            </w:r>
+            <w:r>
+              <w:rPr>
+                <w:spacing w:val="-6"/>
+              </w:rPr>
+              <w:t>player</w:t>
+            </w:r>
+            <w:r>
+              <w:rPr>
+                <w:spacing w:val="-23"/>
+              </w:rPr>
+              <w:t xml:space="preserve"> </w:t>
+            </w:r>
+            <w:r>
+              <w:t xml:space="preserve">will use </w:t>
+            </w:r>
+            <w:r>
+              <w:t xml:space="preserve">to navigate through the </w:t>
+            </w:r>
+            <w:r>
+              <w:t>menu</w:t>
+            </w:r>
+            <w:r>
+              <w:rPr>
+                <w:spacing w:val="-2"/>
+              </w:rPr>
+              <w:t xml:space="preserve">. </w:t>
+            </w:r>
+            <w:r>
+              <w:t>The</w:t>
+            </w:r>
+            <w:r>
+              <w:rPr>
+                <w:spacing w:val="-19"/>
+              </w:rPr>
+              <w:t xml:space="preserve"> </w:t>
+            </w:r>
+            <w:r>
+              <w:t>buttons</w:t>
+            </w:r>
+            <w:r>
+              <w:rPr>
+                <w:spacing w:val="-18"/>
+              </w:rPr>
+              <w:t xml:space="preserve"> </w:t>
+            </w:r>
+            <w:r>
+              <w:t>will</w:t>
+            </w:r>
+            <w:r>
+              <w:rPr>
+                <w:spacing w:val="-20"/>
+              </w:rPr>
+              <w:t xml:space="preserve"> </w:t>
+            </w:r>
+            <w:r>
+              <w:t>have</w:t>
+            </w:r>
+            <w:r>
+              <w:rPr>
+                <w:spacing w:val="-19"/>
+              </w:rPr>
+              <w:t xml:space="preserve"> </w:t>
+            </w:r>
+            <w:r>
+              <w:rPr>
+                <w:spacing w:val="-19"/>
+              </w:rPr>
+              <w:t xml:space="preserve">start </w:t>
+            </w:r>
+            <w:r>
+              <w:t>game, controls and game mode options. Each of these key binds will lead to a different screen.</w:t>
+            </w:r>
+          </w:p>
+        </w:tc>
+      </w:tr>
+      <w:tr>
+        <w:trPr>
+          <w:trHeight w:val="1453"/>
+        </w:trPr>
+        <w:tc>
+          <w:tcPr>
+            <w:tcW w:w="5051" w:type="dxa"/>
+          </w:tcPr>
+          <w:p>
+            <w:r>
+              <w:lastRenderedPageBreak/>
+              <w:drawing>
+                <wp:inline distT="0" distB="0" distL="0" distR="0" wp14:anchorId="28A1EEF7" wp14:editId="67594BED">
+                  <wp:extent cx="2240844" cy="2705100"/>
+                  <wp:effectExtent l="0" t="0" r="7620" b="0"/>
+                  <wp:docPr id="1405701113" name="Picture 23"/>
+                  <wp:cNvGraphicFramePr>
+                    <a:graphicFrameLocks xmlns:a="http://schemas.openxmlformats.org/drawingml/2006/main" noChangeAspect="1"/>
+                  </wp:cNvGraphicFramePr>
+                  <a:graphic xmlns:a="http://schemas.openxmlformats.org/drawingml/2006/main">
+                    <a:graphicData uri="http://schemas.openxmlformats.org/drawingml/2006/picture">
+                      <pic:pic xmlns:pic="http://schemas.openxmlformats.org/drawingml/2006/picture">
+                        <pic:nvPicPr>
+                          <pic:cNvPr id="1405701113" name="Picture 1405701113"/>
+                          <pic:cNvPicPr/>
+                        </pic:nvPicPr>
+                        <pic:blipFill>
+                          <a:blip r:embed="rId22" cstate="print">
+                            <a:extLst>
+                              <a:ext uri="{28A0092B-C50C-407E-A947-70E740481C1C}">
+                                <a14:useLocalDpi xmlns:a14="http://schemas.microsoft.com/office/drawing/2010/main" val="0"/>
+                              </a:ext>
+                            </a:extLst>
+                          </a:blip>
+                          <a:stretch>
+                            <a:fillRect/>
+                          </a:stretch>
+                        </pic:blipFill>
+                        <pic:spPr>
+                          <a:xfrm>
+                            <a:off x="0" y="0"/>
+                            <a:ext cx="2243261" cy="2708017"/>
+                          </a:xfrm>
+                          <a:prstGeom prst="rect">
+                            <a:avLst/>
+                          </a:prstGeom>
+                        </pic:spPr>
+                      </pic:pic>
+                    </a:graphicData>
+                  </a:graphic>
+                </wp:inline>
+              </w:drawing>
+            </w:r>
+          </w:p>
+        </w:tc>
+        <w:tc>
+          <w:tcPr>
+            <w:tcW w:w="1184" w:type="dxa"/>
+          </w:tcPr>
+          <w:p>
+            <w:r>
+              <w:t>D2</w:t>
+            </w:r>
+          </w:p>
+        </w:tc>
+        <w:tc>
+          <w:tcPr>
+            <w:tcW w:w="3455" w:type="dxa"/>
+          </w:tcPr>
+          <w:p>
+            <w:r>
+              <w:t xml:space="preserve">when </w:t>
+            </w:r>
+            <w:r>
+              <w:t xml:space="preserve">the control key bind is clicked </w:t>
+            </w:r>
+            <w:r>
+              <w:t xml:space="preserve">the information is going to be presented in </w:t>
+            </w:r>
+            <w:r>
+              <w:t>the following fashion</w:t>
+            </w:r>
+            <w:r>
+              <w:t>, with some lines of text.</w:t>
+            </w:r>
+            <w:r>
+              <w:t xml:space="preserve"> T</w:t>
+            </w:r>
+            <w:r>
+              <w:t xml:space="preserve">he heading says </w:t>
+            </w:r>
+            <w:r>
+              <w:t>what the screen is. A</w:t>
+            </w:r>
+            <w:r>
+              <w:t>ll display information</w:t>
+            </w:r>
+            <w:r>
+              <w:t xml:space="preserve"> will be represented</w:t>
+            </w:r>
+            <w:r>
+              <w:t xml:space="preserve"> in a similar fashion, which is why </w:t>
+            </w:r>
+            <w:r>
+              <w:t xml:space="preserve">I’ve drawn the </w:t>
+            </w:r>
+            <w:r>
+              <w:t>image</w:t>
+            </w:r>
+          </w:p>
+          <w:p>
+            <w:r>
+              <w:t>like this.</w:t>
+            </w:r>
+          </w:p>
+        </w:tc>
+      </w:tr>
+      <w:tr>
+        <w:trPr>
+          <w:trHeight w:val="4348"/>
+        </w:trPr>
+        <w:tc>
+          <w:tcPr>
+            <w:tcW w:w="5051" w:type="dxa"/>
+          </w:tcPr>
+          <w:p>
+            <w:r>
+              <w:rPr>
+                <w:noProof/>
+              </w:rPr>
+              <w:drawing>
+                <wp:anchor distT="0" distB="0" distL="114300" distR="114300" simplePos="0" relativeHeight="251659294" behindDoc="0" locked="0" layoutInCell="1" allowOverlap="1" wp14:anchorId="67F16E52" wp14:editId="0A8423CD">
+                  <wp:simplePos x="0" y="0"/>
+                  <wp:positionH relativeFrom="column">
+                    <wp:posOffset>55024</wp:posOffset>
+                  </wp:positionH>
+                  <wp:positionV relativeFrom="paragraph">
+                    <wp:posOffset>33075</wp:posOffset>
+                  </wp:positionV>
+                  <wp:extent cx="2313305" cy="2663190"/>
+                  <wp:effectExtent l="0" t="0" r="0" b="3810"/>
+                  <wp:wrapSquare wrapText="bothSides"/>
+                  <wp:docPr id="2052644003" name="Picture 26"/>
+                  <wp:cNvGraphicFramePr>
+                    <a:graphicFrameLocks xmlns:a="http://schemas.openxmlformats.org/drawingml/2006/main" noChangeAspect="1"/>
+                  </wp:cNvGraphicFramePr>
+                  <a:graphic xmlns:a="http://schemas.openxmlformats.org/drawingml/2006/main">
+                    <a:graphicData uri="http://schemas.openxmlformats.org/drawingml/2006/picture">
+                      <pic:pic xmlns:pic="http://schemas.openxmlformats.org/drawingml/2006/picture">
+                        <pic:nvPicPr>
+                          <pic:cNvPr id="2052644003" name="Picture 2052644003"/>
+                          <pic:cNvPicPr/>
+                        </pic:nvPicPr>
+                        <pic:blipFill>
+                          <a:blip r:embed="rId23" cstate="print">
+                            <a:extLst>
+                              <a:ext uri="{28A0092B-C50C-407E-A947-70E740481C1C}">
+                                <a14:useLocalDpi xmlns:a14="http://schemas.microsoft.com/office/drawing/2010/main" val="0"/>
+                              </a:ext>
+                            </a:extLst>
+                          </a:blip>
+                          <a:stretch>
+                            <a:fillRect/>
+                          </a:stretch>
+                        </pic:blipFill>
+                        <pic:spPr>
+                          <a:xfrm>
+                            <a:off x="0" y="0"/>
+                            <a:ext cx="2313305" cy="2663190"/>
+                          </a:xfrm>
+                          <a:prstGeom prst="rect">
+                            <a:avLst/>
+                          </a:prstGeom>
+                        </pic:spPr>
+                      </pic:pic>
+                    </a:graphicData>
+                  </a:graphic>
+                  <wp14:sizeRelH relativeFrom="page">
+                    <wp14:pctWidth>0</wp14:pctWidth>
+                  </wp14:sizeRelH>
+                  <wp14:sizeRelV relativeFrom="page">
+                    <wp14:pctHeight>0</wp14:pctHeight>
+                  </wp14:sizeRelV>
+                </wp:anchor>
+              </w:drawing>
+            </w:r>
+          </w:p>
+        </w:tc>
+        <w:tc>
+          <w:tcPr>
+            <w:tcW w:w="1184" w:type="dxa"/>
+          </w:tcPr>
+          <w:p>
+            <w:r>
+              <w:t>D3</w:t>
+            </w:r>
+          </w:p>
+        </w:tc>
+        <w:tc>
+          <w:tcPr>
+            <w:tcW w:w="3455" w:type="dxa"/>
+          </w:tcPr>
+          <w:p>
+            <w:r>
+              <w:t>This is the screen shown to the player after they beat the game. It’s a leaderboard screen, which shows the name of the player and their corresponding time to beat the level.</w:t>
+            </w:r>
+            <w:r>
+              <w:t xml:space="preserve"> </w:t>
+            </w:r>
+            <w:r>
+              <w:t>One of the design features, that I would like to implement in the</w:t>
+            </w:r>
+            <w:r>
+              <w:t xml:space="preserve"> </w:t>
+            </w:r>
+            <w:r>
+              <w:t>leaderboard function is that the</w:t>
+            </w:r>
+            <w:r>
+              <w:t xml:space="preserve"> </w:t>
+            </w:r>
+            <w:r>
+              <w:t>first, second and third numbers on the side have the colours gold, silver and</w:t>
+            </w:r>
+          </w:p>
+          <w:p>
+            <w:r>
+              <w:t>bronze respectively. This is to signify the people with the quickest time, second</w:t>
+            </w:r>
+          </w:p>
+          <w:p>
+            <w:r>
+              <w:t>quickest time and third quickest</w:t>
+            </w:r>
+          </w:p>
+          <w:p>
+            <w:r>
+              <w:t>time.</w:t>
+            </w:r>
+          </w:p>
+        </w:tc>
+      </w:tr>
+      <w:tr>
+        <w:trPr>
+          <w:trHeight w:val="4348"/>
+        </w:trPr>
+        <w:tc>
+          <w:tcPr>
+            <w:tcW w:w="5051" w:type="dxa"/>
+          </w:tcPr>
+          <w:p>
+            <w:r>
+              <w:drawing>
+                <wp:inline distT="0" distB="0" distL="0" distR="0" wp14:anchorId="2CEA8DB5" wp14:editId="3D4B22C9">
+                  <wp:extent cx="2638425" cy="2695327"/>
+                  <wp:effectExtent l="0" t="0" r="0" b="0"/>
+                  <wp:docPr id="1285055359" name="Picture 25"/>
+                  <wp:cNvGraphicFramePr>
+                    <a:graphicFrameLocks xmlns:a="http://schemas.openxmlformats.org/drawingml/2006/main" noChangeAspect="1"/>
+                  </wp:cNvGraphicFramePr>
+                  <a:graphic xmlns:a="http://schemas.openxmlformats.org/drawingml/2006/main">
+                    <a:graphicData uri="http://schemas.openxmlformats.org/drawingml/2006/picture">
+                      <pic:pic xmlns:pic="http://schemas.openxmlformats.org/drawingml/2006/picture">
+                        <pic:nvPicPr>
+                          <pic:cNvPr id="1285055359" name="Picture 1285055359"/>
+                          <pic:cNvPicPr/>
+                        </pic:nvPicPr>
+                        <pic:blipFill>
+                          <a:blip r:embed="rId24">
+                            <a:extLst>
+                              <a:ext uri="{28A0092B-C50C-407E-A947-70E740481C1C}">
+                                <a14:useLocalDpi xmlns:a14="http://schemas.microsoft.com/office/drawing/2010/main" val="0"/>
+                              </a:ext>
+                            </a:extLst>
+                          </a:blip>
+                          <a:stretch>
+                            <a:fillRect/>
+                          </a:stretch>
+                        </pic:blipFill>
+                        <pic:spPr>
+                          <a:xfrm flipH="1">
+                            <a:off x="0" y="0"/>
+                            <a:ext cx="2654697" cy="2711950"/>
+                          </a:xfrm>
+                          <a:prstGeom prst="rect">
+                            <a:avLst/>
+                          </a:prstGeom>
+                        </pic:spPr>
+                      </pic:pic>
+                    </a:graphicData>
+                  </a:graphic>
+                </wp:inline>
+              </w:drawing>
+            </w:r>
+          </w:p>
+        </w:tc>
+        <w:tc>
+          <w:tcPr>
+            <w:tcW w:w="1184" w:type="dxa"/>
+          </w:tcPr>
+          <w:p>
+            <w:r>
+              <w:t>D4</w:t>
+            </w:r>
+          </w:p>
+        </w:tc>
+        <w:tc>
+          <w:tcPr>
+            <w:tcW w:w="3455" w:type="dxa"/>
+          </w:tcPr>
+          <w:p>
+            <w:r>
+              <w:t>This screen design is what the player will be shown when they click the play button on the main menu in D1.</w:t>
+            </w:r>
+            <w:r>
+              <w:t xml:space="preserve"> </w:t>
+            </w:r>
+            <w:r>
+              <w:t xml:space="preserve">This design is not final, because tweaks might be made </w:t>
+            </w:r>
+            <w:r>
+              <w:t>for example the timer</w:t>
+            </w:r>
+          </w:p>
+          <w:p>
+            <w:r>
+              <w:t>This is a graphic representation of the final game in theory. It displays cherries on the maze that represent ammo collection. Pellets across the maze representing point collection, lives ghosts, level, score and ammo are all displayed in the corresponding image.</w:t>
+            </w:r>
+          </w:p>
+        </w:tc>
+      </w:tr>
+    </w:tbl>
+    <w:p/>
+    <w:p/>
+    <w:p>
+      <w:r>
+        <w:lastRenderedPageBreak/>
+        <w:t>Class Diagram</w:t>
+      </w:r>
+    </w:p>
+    <w:p/>
+    <w:tbl>
+      <w:tblPr>
+        <w:tblStyle w:val="TableGrid"/>
+        <w:tblW w:w="0" w:type="auto"/>
+        <w:tblLook w:val="04A0" w:firstRow="1" w:lastRow="0" w:firstColumn="1" w:lastColumn="0" w:noHBand="0" w:noVBand="1"/>
+      </w:tblPr>
+      <w:tblGrid>
+        <w:gridCol w:w="9016"/>
+      </w:tblGrid>
+      <w:tr>
+        <w:tc>
+          <w:tcPr>
+            <w:tcW w:w="9016" w:type="dxa"/>
+          </w:tcPr>
+          <w:p>
+            <w:r>
+              <w:t>Class name: Menu</w:t>
+            </w:r>
+          </w:p>
+        </w:tc>
+      </w:tr>
+      <w:tr>
+        <w:tc>
+          <w:tcPr>
+            <w:tcW w:w="9016" w:type="dxa"/>
+          </w:tcPr>
+          <w:p>
+            <w:r>
+              <w:t>Attributes: Text: String, Position: Tuple</w:t>
+            </w:r>
+          </w:p>
+        </w:tc>
+      </w:tr>
+      <w:tr>
+        <w:tc>
+          <w:tcPr>
+            <w:tcW w:w="9016" w:type="dxa"/>
+          </w:tcPr>
+          <w:p>
+            <w:r>
+              <w:t>Methods: def Display(self):</w:t>
+            </w:r>
+          </w:p>
+          <w:p>
+            <w:r>
+              <w:t xml:space="preserve">Def </w:t>
+            </w:r>
+            <w:proofErr w:type="spellStart"/>
+            <w:r>
+              <w:t>keybinds</w:t>
+            </w:r>
+            <w:proofErr w:type="spellEnd"/>
+            <w:r>
+              <w:t>(self):</w:t>
+            </w:r>
+          </w:p>
+        </w:tc>
+      </w:tr>
+    </w:tbl>
+    <w:p/>
+    <w:p>
+      <w:r>
+        <w:t xml:space="preserve">I am using a class to make the </w:t>
+      </w:r>
+      <w:r>
+        <w:t>menu screen</w:t>
+      </w:r>
+      <w:r>
+        <w:t xml:space="preserve"> that will need to be added in my game, because PyGame doesn’t have a built-in function for buttons which means I</w:t>
+      </w:r>
+      <w:r>
+        <w:t xml:space="preserve"> have to use </w:t>
+      </w:r>
+      <w:proofErr w:type="spellStart"/>
+      <w:r>
+        <w:t>keybinds</w:t>
+      </w:r>
+      <w:proofErr w:type="spellEnd"/>
+      <w:r>
+        <w:t xml:space="preserve"> to replace them. </w:t>
+      </w:r>
+      <w:r>
+        <w:t xml:space="preserve">The attributes for the button class are “Text” and “Position”. These are used to create the </w:t>
+      </w:r>
+      <w:r>
+        <w:t>writing</w:t>
+      </w:r>
+      <w:r>
+        <w:t xml:space="preserve"> so it can be displayed onto the screen. The attribute “Text” is the text that is added to the </w:t>
+      </w:r>
+      <w:r>
+        <w:t>screen</w:t>
+      </w:r>
+      <w:r>
+        <w:t>, e.g. the text could be “Start</w:t>
+      </w:r>
+      <w:r>
+        <w:t xml:space="preserve"> Game</w:t>
+      </w:r>
+      <w:r>
+        <w:t xml:space="preserve">”, which is then added to the </w:t>
+      </w:r>
+      <w:r>
+        <w:t xml:space="preserve">screen. </w:t>
+      </w:r>
+      <w:r>
+        <w:t xml:space="preserve">The attribute “Position” is a tuple which stores the position of where the </w:t>
+      </w:r>
+      <w:r>
+        <w:t>text</w:t>
+      </w:r>
+      <w:r>
+        <w:t xml:space="preserve"> is added to the screen, e.g. the position that’s passed in could be (200,100) which means the centre of the button will have coordinates of (200,100).</w:t>
+      </w:r>
+      <w:r>
+        <w:t xml:space="preserve"> </w:t>
+      </w:r>
+      <w:r>
+        <w:t>The methods for the button class are “Display” and “</w:t>
+      </w:r>
+      <w:r>
+        <w:t>key binds</w:t>
+      </w:r>
+      <w:r>
+        <w:t>”. The method “Display”</w:t>
+      </w:r>
+      <w:r>
+        <w:t xml:space="preserve"> </w:t>
+      </w:r>
+      <w:r>
+        <w:t xml:space="preserve">adds the </w:t>
+      </w:r>
+      <w:r>
+        <w:t>text</w:t>
+      </w:r>
+      <w:r>
+        <w:t xml:space="preserve"> to the screen, so the player can see it can interact with it, it takes in the “Text” and “Position” as parameters, so the </w:t>
+      </w:r>
+      <w:r>
+        <w:t>text</w:t>
+      </w:r>
+      <w:r>
+        <w:t xml:space="preserve"> has the correct text and is in the correct position.</w:t>
+      </w:r>
+      <w:r>
+        <w:t xml:space="preserve"> </w:t>
+      </w:r>
+      <w:r>
+        <w:t>The method “</w:t>
+      </w:r>
+      <w:r>
+        <w:t>key binds</w:t>
+      </w:r>
+      <w:r>
+        <w:t>” is used to check if the</w:t>
+      </w:r>
+      <w:r>
+        <w:t xml:space="preserve"> certain key bind</w:t>
+      </w:r>
+      <w:r>
+        <w:t xml:space="preserve"> is clicked and returns the</w:t>
+      </w:r>
+      <w:r>
+        <w:t xml:space="preserve"> </w:t>
+      </w:r>
+      <w:r>
+        <w:t xml:space="preserve">appropriate Boolean value to the main code, True if </w:t>
+      </w:r>
+      <w:r>
+        <w:t xml:space="preserve">key </w:t>
+      </w:r>
+      <w:r>
+        <w:t>was clicked and False if it wasn’t clicked.</w:t>
+      </w:r>
+    </w:p>
+    <w:p/>
+    <w:p>
+      <w:r>
+        <w:t xml:space="preserve">My Pacman game is developed using </w:t>
+      </w:r>
+      <w:proofErr w:type="spellStart"/>
+      <w:r>
+        <w:t>oop</w:t>
+      </w:r>
+      <w:proofErr w:type="spellEnd"/>
+      <w:r>
+        <w:t xml:space="preserve"> – object-oriented programming – approach because the game contains multiple entities with unique behaviours. The core game entities such as Pacman, ghosts, pellets and the maze are represented as separate classes as mentioned above allowing each to be modular and manage their own data and logical operations. Inheritance is also used to reduce code duplication, for example by using a shared entity base class for all moving objects. Furthermore, user input is predefined to controls such as arrow keys and menu navigation key binds, which reduces the risk of invalid input and removes the necessity of a mouse. Validation within my game is important and is used when checking movement against the maze grid, preventing Pacman or ghosts from moving through wall or exiting the playable area. Other validation also includes entities overlapping such as Pacman and the ghost where this effects lives and restarts the current game cycle.</w:t>
+      </w:r>
+    </w:p>
+    <w:p>
+      <w:pPr>
+        <w:rPr>
+          <w:b/>
+          <w:bCs/>
+        </w:rPr>
+      </w:pPr>
+      <w:r>
+        <w:rPr>
+          <w:b/>
+          <w:bCs/>
+        </w:rPr>
+        <w:t>Describe the approach to testing</w:t>
+      </w:r>
+    </w:p>
+    <w:p>
+      <w:r>
+        <w:t xml:space="preserve">These are some of the key milestones that will be referenced to </w:t>
+      </w:r>
+      <w:proofErr w:type="spellStart"/>
+      <w:r>
+        <w:t>duting</w:t>
+      </w:r>
+      <w:proofErr w:type="spellEnd"/>
+      <w:r>
+        <w:t xml:space="preserve"> the development of the game, and these key milestones are based on the success criteria outlined by the stakeholders. </w:t>
+      </w:r>
+    </w:p>
+    <w:p>
+      <w:r>
+        <w:t>Key milestones:</w:t>
+      </w:r>
+    </w:p>
+    <w:p>
+      <w:pPr>
+        <w:pStyle w:val="ListParagraph"/>
+        <w:numPr>
+          <w:ilvl w:val="0"/>
+          <w:numId w:val="20"/>
+        </w:numPr>
+      </w:pPr>
+      <w:r>
+        <w:t>Main Menu / Start Screen</w:t>
+      </w:r>
+    </w:p>
+    <w:p>
+      <w:pPr>
+        <w:pStyle w:val="ListParagraph"/>
+        <w:numPr>
+          <w:ilvl w:val="0"/>
+          <w:numId w:val="20"/>
+        </w:numPr>
+      </w:pPr>
+      <w:r>
+        <w:t>Random Maze generation</w:t>
+      </w:r>
+    </w:p>
+    <w:p>
+      <w:pPr>
+        <w:pStyle w:val="ListParagraph"/>
+        <w:numPr>
+          <w:ilvl w:val="0"/>
+          <w:numId w:val="20"/>
+        </w:numPr>
+      </w:pPr>
+      <w:r>
+        <w:t>Ghost Behaviour and AI</w:t>
+      </w:r>
+    </w:p>
+    <w:p>
+      <w:pPr>
+        <w:pStyle w:val="ListParagraph"/>
+        <w:numPr>
+          <w:ilvl w:val="0"/>
+          <w:numId w:val="20"/>
+        </w:numPr>
+      </w:pPr>
+      <w:r>
+        <w:t>Scalable difficulties</w:t>
+      </w:r>
+    </w:p>
+    <w:p>
+      <w:pPr>
+        <w:pStyle w:val="ListParagraph"/>
+        <w:numPr>
+          <w:ilvl w:val="0"/>
+          <w:numId w:val="20"/>
+        </w:numPr>
+      </w:pPr>
+      <w:r>
+        <w:t>Game End conditions</w:t>
+      </w:r>
+    </w:p>
+    <w:p>
+      <w:pPr>
+        <w:pStyle w:val="ListParagraph"/>
+        <w:numPr>
+          <w:ilvl w:val="0"/>
+          <w:numId w:val="20"/>
+        </w:numPr>
+      </w:pPr>
+      <w:r>
+        <w:t>Leaderboard</w:t>
+      </w:r>
+    </w:p>
+    <w:p>
+      <w:pPr>
+        <w:pStyle w:val="ListParagraph"/>
+        <w:numPr>
+          <w:ilvl w:val="0"/>
+          <w:numId w:val="20"/>
+        </w:numPr>
+      </w:pPr>
+      <w:r>
+        <w:t>Two player modes</w:t>
+      </w:r>
+    </w:p>
+    <w:p>
+      <w:r>
+        <w:lastRenderedPageBreak/>
+        <w:t>These are the individual milestones that I’ve broken down into multiple smaller requirements to make it easier to make the coded solution.</w:t>
+      </w:r>
+    </w:p>
+    <w:tbl>
+      <w:tblPr>
+        <w:tblStyle w:val="TableGrid"/>
+        <w:tblW w:w="10166" w:type="dxa"/>
+        <w:tblInd w:w="-576" w:type="dxa"/>
+        <w:tblLook w:val="04A0" w:firstRow="1" w:lastRow="0" w:firstColumn="1" w:lastColumn="0" w:noHBand="0" w:noVBand="1"/>
+      </w:tblPr>
+      <w:tblGrid>
+        <w:gridCol w:w="2232"/>
+        <w:gridCol w:w="2850"/>
+        <w:gridCol w:w="1946"/>
+        <w:gridCol w:w="318"/>
+        <w:gridCol w:w="279"/>
+        <w:gridCol w:w="2541"/>
+      </w:tblGrid>
+      <w:tr>
+        <w:trPr>
+          <w:trHeight w:val="368"/>
+        </w:trPr>
+        <w:tc>
+          <w:tcPr>
+            <w:tcW w:w="7028" w:type="dxa"/>
+            <w:gridSpan w:val="3"/>
+            <w:tcBorders>
+              <w:right w:val="nil"/>
+            </w:tcBorders>
+            <w:shd w:val="clear" w:color="auto" w:fill="A5C9EB" w:themeFill="text2" w:themeFillTint="40"/>
+          </w:tcPr>
+          <w:p>
+            <w:r>
+              <w:t>Milestone 1: Main Menu/ Start Screen</w:t>
+            </w:r>
+          </w:p>
+        </w:tc>
+        <w:tc>
+          <w:tcPr>
+            <w:tcW w:w="318" w:type="dxa"/>
+            <w:tcBorders>
+              <w:left w:val="nil"/>
+              <w:right w:val="nil"/>
+            </w:tcBorders>
+            <w:shd w:val="clear" w:color="auto" w:fill="A5C9EB" w:themeFill="text2" w:themeFillTint="40"/>
+          </w:tcPr>
+          <w:p/>
+        </w:tc>
+        <w:tc>
+          <w:tcPr>
+            <w:tcW w:w="279" w:type="dxa"/>
+            <w:tcBorders>
+              <w:left w:val="nil"/>
+              <w:right w:val="nil"/>
+            </w:tcBorders>
+            <w:shd w:val="clear" w:color="auto" w:fill="A5C9EB" w:themeFill="text2" w:themeFillTint="40"/>
+          </w:tcPr>
+          <w:p/>
+        </w:tc>
+        <w:tc>
+          <w:tcPr>
+            <w:tcW w:w="2541" w:type="dxa"/>
+            <w:tcBorders>
+              <w:left w:val="nil"/>
+            </w:tcBorders>
+            <w:shd w:val="clear" w:color="auto" w:fill="A5C9EB" w:themeFill="text2" w:themeFillTint="40"/>
+          </w:tcPr>
+          <w:p/>
+        </w:tc>
+      </w:tr>
+      <w:tr>
+        <w:trPr>
+          <w:trHeight w:val="421"/>
+        </w:trPr>
+        <w:tc>
+          <w:tcPr>
+            <w:tcW w:w="2232" w:type="dxa"/>
+            <w:shd w:val="clear" w:color="auto" w:fill="D9D9D9" w:themeFill="background1" w:themeFillShade="D9"/>
+          </w:tcPr>
+          <w:p>
+            <w:pPr>
+              <w:rPr>
+                <w:b/>
+                <w:bCs/>
+              </w:rPr>
+            </w:pPr>
+            <w:r>
+              <w:rPr>
+                <w:b/>
+                <w:bCs/>
+              </w:rPr>
+              <w:t>Test Number</w:t>
+            </w:r>
+          </w:p>
+        </w:tc>
+        <w:tc>
+          <w:tcPr>
+            <w:tcW w:w="2850" w:type="dxa"/>
+            <w:shd w:val="clear" w:color="auto" w:fill="D9D9D9" w:themeFill="background1" w:themeFillShade="D9"/>
+          </w:tcPr>
+          <w:p>
+            <w:pPr>
+              <w:rPr>
+                <w:b/>
+                <w:bCs/>
+              </w:rPr>
+            </w:pPr>
+            <w:r>
+              <w:rPr>
+                <w:b/>
+                <w:bCs/>
+              </w:rPr>
+              <w:t>What is being tested and inputs</w:t>
+            </w:r>
+          </w:p>
+        </w:tc>
+        <w:tc>
+          <w:tcPr>
+            <w:tcW w:w="2543" w:type="dxa"/>
+            <w:gridSpan w:val="3"/>
+            <w:shd w:val="clear" w:color="auto" w:fill="D9D9D9" w:themeFill="background1" w:themeFillShade="D9"/>
+          </w:tcPr>
+          <w:p>
+            <w:pPr>
+              <w:rPr>
+                <w:b/>
+                <w:bCs/>
+              </w:rPr>
+            </w:pPr>
+            <w:r>
+              <w:rPr>
+                <w:b/>
+                <w:bCs/>
+              </w:rPr>
+              <w:t>Expected outcome</w:t>
+            </w:r>
+          </w:p>
+        </w:tc>
+        <w:tc>
+          <w:tcPr>
+            <w:tcW w:w="2541" w:type="dxa"/>
+            <w:shd w:val="clear" w:color="auto" w:fill="D9D9D9" w:themeFill="background1" w:themeFillShade="D9"/>
+          </w:tcPr>
+          <w:p>
+            <w:pPr>
+              <w:rPr>
+                <w:b/>
+                <w:bCs/>
+              </w:rPr>
+            </w:pPr>
+            <w:r>
+              <w:rPr>
+                <w:b/>
+                <w:bCs/>
+              </w:rPr>
+              <w:t>Justification</w:t>
+            </w:r>
+          </w:p>
+        </w:tc>
+      </w:tr>
+      <w:tr>
+        <w:trPr>
+          <w:trHeight w:val="368"/>
+        </w:trPr>
+        <w:tc>
+          <w:tcPr>
+            <w:tcW w:w="2232" w:type="dxa"/>
+          </w:tcPr>
+          <w:p>
+            <w:r>
+              <w:t>1</w:t>
+            </w:r>
+          </w:p>
+        </w:tc>
+        <w:tc>
+          <w:tcPr>
+            <w:tcW w:w="2850" w:type="dxa"/>
+          </w:tcPr>
+          <w:p>
+            <w:r>
+              <w:t>The main menu is displayed to the users when the game is first loaded</w:t>
+            </w:r>
+          </w:p>
+        </w:tc>
+        <w:tc>
+          <w:tcPr>
+            <w:tcW w:w="2543" w:type="dxa"/>
+            <w:gridSpan w:val="3"/>
+          </w:tcPr>
+          <w:p>
+            <w:r>
+              <w:t>A start screen is shown with clearly labelled</w:t>
+            </w:r>
+          </w:p>
+        </w:tc>
+        <w:tc>
+          <w:tcPr>
+            <w:tcW w:w="2541" w:type="dxa"/>
+          </w:tcPr>
+          <w:p>
+            <w:r>
+              <w:t>To ensure that the player can see all the available options, and how to access them</w:t>
+            </w:r>
+          </w:p>
+        </w:tc>
+      </w:tr>
+      <w:tr>
+        <w:trPr>
+          <w:trHeight w:val="368"/>
+        </w:trPr>
+        <w:tc>
+          <w:tcPr>
+            <w:tcW w:w="2232" w:type="dxa"/>
+          </w:tcPr>
+          <w:p>
+            <w:r>
+              <w:t xml:space="preserve">2 </w:t>
+            </w:r>
+          </w:p>
+        </w:tc>
+        <w:tc>
+          <w:tcPr>
+            <w:tcW w:w="2850" w:type="dxa"/>
+          </w:tcPr>
+          <w:p>
+            <w:r>
+              <w:t>The menu buttons respond to keyboard input</w:t>
+            </w:r>
+          </w:p>
+        </w:tc>
+        <w:tc>
+          <w:tcPr>
+            <w:tcW w:w="2543" w:type="dxa"/>
+            <w:gridSpan w:val="3"/>
+          </w:tcPr>
+          <w:p>
+            <w:r>
+              <w:t>Selecting a menu option transitions the player to the correct window</w:t>
+            </w:r>
+          </w:p>
+        </w:tc>
+        <w:tc>
+          <w:tcPr>
+            <w:tcW w:w="2541" w:type="dxa"/>
+          </w:tcPr>
+          <w:p>
+            <w:r>
+              <w:t>To verify that the user input is correctly detected and handled</w:t>
+            </w:r>
+          </w:p>
+        </w:tc>
+      </w:tr>
+      <w:tr>
+        <w:trPr>
+          <w:trHeight w:val="385"/>
+        </w:trPr>
+        <w:tc>
+          <w:tcPr>
+            <w:tcW w:w="2232" w:type="dxa"/>
+          </w:tcPr>
+          <w:p>
+            <w:r>
+              <w:t>3</w:t>
+            </w:r>
+          </w:p>
+        </w:tc>
+        <w:tc>
+          <w:tcPr>
+            <w:tcW w:w="2850" w:type="dxa"/>
+          </w:tcPr>
+          <w:p>
+            <w:r>
+              <w:t>The game can be closed using an exit option</w:t>
+            </w:r>
+          </w:p>
+        </w:tc>
+        <w:tc>
+          <w:tcPr>
+            <w:tcW w:w="2543" w:type="dxa"/>
+            <w:gridSpan w:val="3"/>
+          </w:tcPr>
+          <w:p>
+            <w:r>
+              <w:t>The game window closes when the exit option is clicked or back when esc is clicked</w:t>
+            </w:r>
+          </w:p>
+        </w:tc>
+        <w:tc>
+          <w:tcPr>
+            <w:tcW w:w="2541" w:type="dxa"/>
+          </w:tcPr>
+          <w:p>
+            <w:r>
+              <w:t>To confirm that the user can safely exit the game.</w:t>
+            </w:r>
+          </w:p>
+        </w:tc>
+      </w:tr>
+      <w:tr>
+        <w:trPr>
+          <w:trHeight w:val="368"/>
+        </w:trPr>
+        <w:tc>
+          <w:tcPr>
+            <w:tcW w:w="2232" w:type="dxa"/>
+          </w:tcPr>
+          <w:p>
+            <w:r>
+              <w:t>4</w:t>
+            </w:r>
+          </w:p>
+        </w:tc>
+        <w:tc>
+          <w:tcPr>
+            <w:tcW w:w="2850" w:type="dxa"/>
+          </w:tcPr>
+          <w:p>
+            <w:r>
+              <w:t>The game starts when the start game option is selected</w:t>
+            </w:r>
+          </w:p>
+        </w:tc>
+        <w:tc>
+          <w:tcPr>
+            <w:tcW w:w="2543" w:type="dxa"/>
+            <w:gridSpan w:val="3"/>
+          </w:tcPr>
+          <w:p>
+            <w:r>
+              <w:t xml:space="preserve">The gameplay screen loads and </w:t>
+            </w:r>
+            <w:r>
+              <w:t>Pacman</w:t>
+            </w:r>
+            <w:r>
+              <w:t xml:space="preserve"> </w:t>
+            </w:r>
+            <w:r>
+              <w:t>appear</w:t>
+            </w:r>
+            <w:r>
+              <w:t xml:space="preserve"> in the maze</w:t>
+            </w:r>
+          </w:p>
+        </w:tc>
+        <w:tc>
+          <w:tcPr>
+            <w:tcW w:w="2541" w:type="dxa"/>
+          </w:tcPr>
+          <w:p>
+            <w:r>
+              <w:t>Ensures that the game is accessible through the main menu</w:t>
+            </w:r>
+          </w:p>
+        </w:tc>
+      </w:tr>
+    </w:tbl>
+    <w:p/>
+    <w:tbl>
+      <w:tblPr>
+        <w:tblStyle w:val="TableGrid"/>
+        <w:tblW w:w="10166" w:type="dxa"/>
+        <w:tblInd w:w="-576" w:type="dxa"/>
+        <w:tblLook w:val="04A0" w:firstRow="1" w:lastRow="0" w:firstColumn="1" w:lastColumn="0" w:noHBand="0" w:noVBand="1"/>
+      </w:tblPr>
+      <w:tblGrid>
+        <w:gridCol w:w="2232"/>
+        <w:gridCol w:w="2850"/>
+        <w:gridCol w:w="1946"/>
+        <w:gridCol w:w="318"/>
+        <w:gridCol w:w="279"/>
+        <w:gridCol w:w="2541"/>
+      </w:tblGrid>
+      <w:tr>
+        <w:trPr>
+          <w:trHeight w:val="368"/>
+        </w:trPr>
+        <w:tc>
+          <w:tcPr>
+            <w:tcW w:w="7028" w:type="dxa"/>
+            <w:gridSpan w:val="3"/>
+            <w:tcBorders>
+              <w:right w:val="nil"/>
+            </w:tcBorders>
+            <w:shd w:val="clear" w:color="auto" w:fill="A5C9EB" w:themeFill="text2" w:themeFillTint="40"/>
+          </w:tcPr>
+          <w:p>
+            <w:r>
+              <w:t xml:space="preserve">Milestone </w:t>
+            </w:r>
+            <w:r>
+              <w:t>2</w:t>
+            </w:r>
+            <w:r>
+              <w:t xml:space="preserve">: </w:t>
+            </w:r>
+            <w:r>
+              <w:t>Random Maze Generation</w:t>
+            </w:r>
+          </w:p>
+        </w:tc>
+        <w:tc>
+          <w:tcPr>
+            <w:tcW w:w="318" w:type="dxa"/>
+            <w:tcBorders>
+              <w:left w:val="nil"/>
+              <w:right w:val="nil"/>
+            </w:tcBorders>
+            <w:shd w:val="clear" w:color="auto" w:fill="A5C9EB" w:themeFill="text2" w:themeFillTint="40"/>
+          </w:tcPr>
+          <w:p/>
+        </w:tc>
+        <w:tc>
+          <w:tcPr>
+            <w:tcW w:w="279" w:type="dxa"/>
+            <w:tcBorders>
+              <w:left w:val="nil"/>
+              <w:right w:val="nil"/>
+            </w:tcBorders>
+            <w:shd w:val="clear" w:color="auto" w:fill="A5C9EB" w:themeFill="text2" w:themeFillTint="40"/>
+          </w:tcPr>
+          <w:p/>
+        </w:tc>
+        <w:tc>
+          <w:tcPr>
+            <w:tcW w:w="2541" w:type="dxa"/>
+            <w:tcBorders>
+              <w:left w:val="nil"/>
+            </w:tcBorders>
+            <w:shd w:val="clear" w:color="auto" w:fill="A5C9EB" w:themeFill="text2" w:themeFillTint="40"/>
+          </w:tcPr>
+          <w:p/>
+        </w:tc>
+      </w:tr>
+      <w:tr>
+        <w:trPr>
+          <w:trHeight w:val="421"/>
+        </w:trPr>
+        <w:tc>
+          <w:tcPr>
+            <w:tcW w:w="2232" w:type="dxa"/>
+            <w:shd w:val="clear" w:color="auto" w:fill="D9D9D9" w:themeFill="background1" w:themeFillShade="D9"/>
+          </w:tcPr>
+          <w:p>
+            <w:pPr>
+              <w:rPr>
+                <w:b/>
+                <w:bCs/>
+              </w:rPr>
+            </w:pPr>
+            <w:r>
+              <w:rPr>
+                <w:b/>
+                <w:bCs/>
+              </w:rPr>
+              <w:t>Test Number</w:t>
+            </w:r>
+          </w:p>
+        </w:tc>
+        <w:tc>
+          <w:tcPr>
+            <w:tcW w:w="2850" w:type="dxa"/>
+            <w:shd w:val="clear" w:color="auto" w:fill="D9D9D9" w:themeFill="background1" w:themeFillShade="D9"/>
+          </w:tcPr>
+          <w:p>
+            <w:pPr>
+              <w:rPr>
+                <w:b/>
+                <w:bCs/>
+              </w:rPr>
+            </w:pPr>
+            <w:r>
+              <w:rPr>
+                <w:b/>
+                <w:bCs/>
+              </w:rPr>
+              <w:t>What is being tested and inputs</w:t>
+            </w:r>
+          </w:p>
+        </w:tc>
+        <w:tc>
+          <w:tcPr>
+            <w:tcW w:w="2543" w:type="dxa"/>
+            <w:gridSpan w:val="3"/>
+            <w:shd w:val="clear" w:color="auto" w:fill="D9D9D9" w:themeFill="background1" w:themeFillShade="D9"/>
+          </w:tcPr>
+          <w:p>
+            <w:pPr>
+              <w:rPr>
+                <w:b/>
+                <w:bCs/>
+              </w:rPr>
+            </w:pPr>
+            <w:r>
+              <w:rPr>
+                <w:b/>
+                <w:bCs/>
+              </w:rPr>
+              <w:t>Expected outcome</w:t>
+            </w:r>
+          </w:p>
+        </w:tc>
+        <w:tc>
+          <w:tcPr>
+            <w:tcW w:w="2541" w:type="dxa"/>
+            <w:shd w:val="clear" w:color="auto" w:fill="D9D9D9" w:themeFill="background1" w:themeFillShade="D9"/>
+          </w:tcPr>
+          <w:p>
+            <w:pPr>
+              <w:rPr>
+                <w:b/>
+                <w:bCs/>
+              </w:rPr>
+            </w:pPr>
+            <w:r>
+              <w:rPr>
+                <w:b/>
+                <w:bCs/>
+              </w:rPr>
+              <w:t>Justification</w:t>
+            </w:r>
+          </w:p>
+        </w:tc>
+      </w:tr>
+      <w:tr>
+        <w:trPr>
+          <w:trHeight w:val="368"/>
+        </w:trPr>
+        <w:tc>
+          <w:tcPr>
+            <w:tcW w:w="2232" w:type="dxa"/>
+          </w:tcPr>
+          <w:p>
+            <w:r>
+              <w:t>1</w:t>
+            </w:r>
+          </w:p>
+        </w:tc>
+        <w:tc>
+          <w:tcPr>
+            <w:tcW w:w="2850" w:type="dxa"/>
+          </w:tcPr>
+          <w:p>
+            <w:r>
+              <w:t>The ma</w:t>
+            </w:r>
+            <w:r>
+              <w:t>ze is generated when the game starts</w:t>
+            </w:r>
+          </w:p>
+        </w:tc>
+        <w:tc>
+          <w:tcPr>
+            <w:tcW w:w="2543" w:type="dxa"/>
+            <w:gridSpan w:val="3"/>
+          </w:tcPr>
+          <w:p>
+            <w:r>
+              <w:t xml:space="preserve">A </w:t>
+            </w:r>
+            <w:r>
+              <w:t>complete maze is displayed before the game play begins</w:t>
+            </w:r>
+          </w:p>
+        </w:tc>
+        <w:tc>
+          <w:tcPr>
+            <w:tcW w:w="2541" w:type="dxa"/>
+          </w:tcPr>
+          <w:p>
+            <w:r>
+              <w:t>The player must always have a playable maze before the game begins</w:t>
+            </w:r>
+          </w:p>
+        </w:tc>
+      </w:tr>
+      <w:tr>
+        <w:trPr>
+          <w:trHeight w:val="368"/>
+        </w:trPr>
+        <w:tc>
+          <w:tcPr>
+            <w:tcW w:w="2232" w:type="dxa"/>
+          </w:tcPr>
+          <w:p>
+            <w:r>
+              <w:t xml:space="preserve">2 </w:t>
+            </w:r>
+          </w:p>
+        </w:tc>
+        <w:tc>
+          <w:tcPr>
+            <w:tcW w:w="2850" w:type="dxa"/>
+          </w:tcPr>
+          <w:p>
+            <w:r>
+              <w:t>The maze layout changes when ascending levels/ game resets</w:t>
+            </w:r>
+          </w:p>
+        </w:tc>
+        <w:tc>
+          <w:tcPr>
+            <w:tcW w:w="2543" w:type="dxa"/>
+            <w:gridSpan w:val="3"/>
+          </w:tcPr>
+          <w:p>
+            <w:r>
+              <w:t>A different maze layout is generated on each new game</w:t>
+            </w:r>
+          </w:p>
+        </w:tc>
+        <w:tc>
+          <w:tcPr>
+            <w:tcW w:w="2541" w:type="dxa"/>
+          </w:tcPr>
+          <w:p>
+            <w:r>
+              <w:t xml:space="preserve">To confirm that the maze generation is random </w:t>
+            </w:r>
+          </w:p>
+        </w:tc>
+      </w:tr>
+      <w:tr>
+        <w:trPr>
+          <w:trHeight w:val="385"/>
+        </w:trPr>
+        <w:tc>
+          <w:tcPr>
+            <w:tcW w:w="2232" w:type="dxa"/>
+          </w:tcPr>
+          <w:p>
+            <w:r>
+              <w:t>3</w:t>
+            </w:r>
+          </w:p>
+        </w:tc>
+        <w:tc>
+          <w:tcPr>
+            <w:tcW w:w="2850" w:type="dxa"/>
+          </w:tcPr>
+          <w:p>
+            <w:r>
+              <w:t>All paths in the maze are reachable</w:t>
+            </w:r>
+          </w:p>
+        </w:tc>
+        <w:tc>
+          <w:tcPr>
+            <w:tcW w:w="2543" w:type="dxa"/>
+            <w:gridSpan w:val="3"/>
+          </w:tcPr>
+          <w:p>
+            <w:r>
+              <w:t>There are no isolated areas, and Pacman can access all pellets</w:t>
+            </w:r>
+          </w:p>
+        </w:tc>
+        <w:tc>
+          <w:tcPr>
+            <w:tcW w:w="2541" w:type="dxa"/>
+          </w:tcPr>
+          <w:p>
+            <w:r>
+              <w:t>Ensuring maze validity and the game is always winnable</w:t>
+            </w:r>
+          </w:p>
+        </w:tc>
+      </w:tr>
+      <w:tr>
+        <w:trPr>
+          <w:trHeight w:val="368"/>
+        </w:trPr>
+        <w:tc>
+          <w:tcPr>
+            <w:tcW w:w="2232" w:type="dxa"/>
+          </w:tcPr>
+          <w:p>
+            <w:r>
+              <w:t>4</w:t>
+            </w:r>
+          </w:p>
+        </w:tc>
+        <w:tc>
+          <w:tcPr>
+            <w:tcW w:w="2850" w:type="dxa"/>
+          </w:tcPr>
+          <w:p>
+            <w:r>
+              <w:t>Wall prevent movement through invalid areas</w:t>
+            </w:r>
+          </w:p>
+        </w:tc>
+        <w:tc>
+          <w:tcPr>
+            <w:tcW w:w="2543" w:type="dxa"/>
+            <w:gridSpan w:val="3"/>
+          </w:tcPr>
+          <w:p>
+            <w:r>
+              <w:t>Pacman and ghosts should not be able to move through wall tiles</w:t>
+            </w:r>
+          </w:p>
+        </w:tc>
+        <w:tc>
+          <w:tcPr>
+            <w:tcW w:w="2541" w:type="dxa"/>
+          </w:tcPr>
+          <w:p>
+            <w:r>
+              <w:t>Validate collision and boundary checking</w:t>
+            </w:r>
+          </w:p>
+        </w:tc>
+      </w:tr>
+      <w:tr>
+        <w:trPr>
+          <w:trHeight w:val="906"/>
+        </w:trPr>
+        <w:tc>
+          <w:tcPr>
+            <w:tcW w:w="2232" w:type="dxa"/>
+          </w:tcPr>
+          <w:p>
+            <w:r>
+              <w:t>5</w:t>
+            </w:r>
+          </w:p>
+        </w:tc>
+        <w:tc>
+          <w:tcPr>
+            <w:tcW w:w="2850" w:type="dxa"/>
+          </w:tcPr>
+          <w:p>
+            <w:r>
+              <w:t xml:space="preserve">The maze size remains consistent across generations </w:t>
+            </w:r>
+          </w:p>
+        </w:tc>
+        <w:tc>
+          <w:tcPr>
+            <w:tcW w:w="2543" w:type="dxa"/>
+            <w:gridSpan w:val="3"/>
+          </w:tcPr>
+          <w:p>
+            <w:r>
+              <w:t>The maze always fits within the game window</w:t>
+            </w:r>
+          </w:p>
+        </w:tc>
+        <w:tc>
+          <w:tcPr>
+            <w:tcW w:w="2541" w:type="dxa"/>
+          </w:tcPr>
+          <w:p>
+            <w:r>
+              <w:t>To ensure that the maze does not break the game display</w:t>
+            </w:r>
+          </w:p>
+        </w:tc>
+      </w:tr>
+    </w:tbl>
+    <w:p/>
+    <w:tbl>
+      <w:tblPr>
+        <w:tblStyle w:val="TableGrid"/>
+        <w:tblW w:w="10166" w:type="dxa"/>
+        <w:tblInd w:w="-576" w:type="dxa"/>
+        <w:tblLook w:val="04A0" w:firstRow="1" w:lastRow="0" w:firstColumn="1" w:lastColumn="0" w:noHBand="0" w:noVBand="1"/>
+      </w:tblPr>
+      <w:tblGrid>
+        <w:gridCol w:w="2232"/>
+        <w:gridCol w:w="2850"/>
+        <w:gridCol w:w="1946"/>
+        <w:gridCol w:w="318"/>
+        <w:gridCol w:w="279"/>
+        <w:gridCol w:w="2541"/>
+      </w:tblGrid>
+      <w:tr>
+        <w:trPr>
+          <w:trHeight w:val="368"/>
+        </w:trPr>
+        <w:tc>
+          <w:tcPr>
+            <w:tcW w:w="7028" w:type="dxa"/>
+            <w:gridSpan w:val="3"/>
+            <w:tcBorders>
+              <w:right w:val="nil"/>
+            </w:tcBorders>
+            <w:shd w:val="clear" w:color="auto" w:fill="A5C9EB" w:themeFill="text2" w:themeFillTint="40"/>
+          </w:tcPr>
+          <w:p>
+            <w:r>
+              <w:t xml:space="preserve">Milestone </w:t>
+            </w:r>
+            <w:r>
+              <w:t>3</w:t>
+            </w:r>
+            <w:r>
+              <w:t xml:space="preserve">: </w:t>
+            </w:r>
+            <w:r>
+              <w:t>Ghost Behaviour and AI</w:t>
+            </w:r>
+          </w:p>
+        </w:tc>
+        <w:tc>
+          <w:tcPr>
+            <w:tcW w:w="318" w:type="dxa"/>
+            <w:tcBorders>
+              <w:left w:val="nil"/>
+              <w:right w:val="nil"/>
+            </w:tcBorders>
+            <w:shd w:val="clear" w:color="auto" w:fill="A5C9EB" w:themeFill="text2" w:themeFillTint="40"/>
+          </w:tcPr>
+          <w:p/>
+        </w:tc>
+        <w:tc>
+          <w:tcPr>
+            <w:tcW w:w="279" w:type="dxa"/>
+            <w:tcBorders>
+              <w:left w:val="nil"/>
+              <w:right w:val="nil"/>
+            </w:tcBorders>
+            <w:shd w:val="clear" w:color="auto" w:fill="A5C9EB" w:themeFill="text2" w:themeFillTint="40"/>
+          </w:tcPr>
+          <w:p/>
+        </w:tc>
+        <w:tc>
+          <w:tcPr>
+            <w:tcW w:w="2541" w:type="dxa"/>
+            <w:tcBorders>
+              <w:left w:val="nil"/>
+            </w:tcBorders>
+            <w:shd w:val="clear" w:color="auto" w:fill="A5C9EB" w:themeFill="text2" w:themeFillTint="40"/>
+          </w:tcPr>
+          <w:p/>
+        </w:tc>
+      </w:tr>
+      <w:tr>
+        <w:trPr>
+          <w:trHeight w:val="421"/>
+        </w:trPr>
+        <w:tc>
+          <w:tcPr>
+            <w:tcW w:w="2232" w:type="dxa"/>
+            <w:shd w:val="clear" w:color="auto" w:fill="D9D9D9" w:themeFill="background1" w:themeFillShade="D9"/>
+          </w:tcPr>
+          <w:p>
+            <w:pPr>
+              <w:rPr>
+                <w:b/>
+                <w:bCs/>
+              </w:rPr>
+            </w:pPr>
+            <w:r>
+              <w:rPr>
+                <w:b/>
+                <w:bCs/>
+              </w:rPr>
+              <w:t>Test Number</w:t>
+            </w:r>
+          </w:p>
+        </w:tc>
+        <w:tc>
+          <w:tcPr>
+            <w:tcW w:w="2850" w:type="dxa"/>
+            <w:shd w:val="clear" w:color="auto" w:fill="D9D9D9" w:themeFill="background1" w:themeFillShade="D9"/>
+          </w:tcPr>
+          <w:p>
+            <w:pPr>
+              <w:rPr>
+                <w:b/>
+                <w:bCs/>
+              </w:rPr>
+            </w:pPr>
+            <w:r>
+              <w:rPr>
+                <w:b/>
+                <w:bCs/>
+              </w:rPr>
+              <w:t>What is being tested and inputs</w:t>
+            </w:r>
+          </w:p>
+        </w:tc>
+        <w:tc>
+          <w:tcPr>
+            <w:tcW w:w="2543" w:type="dxa"/>
+            <w:gridSpan w:val="3"/>
+            <w:shd w:val="clear" w:color="auto" w:fill="D9D9D9" w:themeFill="background1" w:themeFillShade="D9"/>
+          </w:tcPr>
+          <w:p>
+            <w:pPr>
+              <w:rPr>
+                <w:b/>
+                <w:bCs/>
+              </w:rPr>
+            </w:pPr>
+            <w:r>
+              <w:rPr>
+                <w:b/>
+                <w:bCs/>
+              </w:rPr>
+              <w:t>Expected outcome</w:t>
+            </w:r>
+          </w:p>
+        </w:tc>
+        <w:tc>
+          <w:tcPr>
+            <w:tcW w:w="2541" w:type="dxa"/>
+            <w:shd w:val="clear" w:color="auto" w:fill="D9D9D9" w:themeFill="background1" w:themeFillShade="D9"/>
+          </w:tcPr>
+          <w:p>
+            <w:pPr>
+              <w:rPr>
+                <w:b/>
+                <w:bCs/>
+              </w:rPr>
+            </w:pPr>
+            <w:r>
+              <w:rPr>
+                <w:b/>
+                <w:bCs/>
+              </w:rPr>
+              <w:t>Justification</w:t>
+            </w:r>
+          </w:p>
+        </w:tc>
+      </w:tr>
+      <w:tr>
+        <w:trPr>
+          <w:trHeight w:val="368"/>
+        </w:trPr>
+        <w:tc>
+          <w:tcPr>
+            <w:tcW w:w="2232" w:type="dxa"/>
+          </w:tcPr>
+          <w:p>
+            <w:r>
+              <w:t>1</w:t>
+            </w:r>
+          </w:p>
+        </w:tc>
+        <w:tc>
+          <w:tcPr>
+            <w:tcW w:w="2850" w:type="dxa"/>
+          </w:tcPr>
+          <w:p>
+            <w:r>
+              <w:t>Ghosts move automatically when the game begins</w:t>
+            </w:r>
+          </w:p>
+        </w:tc>
+        <w:tc>
+          <w:tcPr>
+            <w:tcW w:w="2543" w:type="dxa"/>
+            <w:gridSpan w:val="3"/>
+          </w:tcPr>
+          <w:p>
+            <w:r>
+              <w:t xml:space="preserve">Ghosts begin to move as soon as spacebar is </w:t>
+            </w:r>
+            <w:proofErr w:type="gramStart"/>
+            <w:r>
+              <w:t>clicked</w:t>
+            </w:r>
+            <w:proofErr w:type="gramEnd"/>
+            <w:r>
+              <w:t xml:space="preserve"> and game is started not when player movement is confirmed</w:t>
+            </w:r>
+          </w:p>
+        </w:tc>
+        <w:tc>
+          <w:tcPr>
+            <w:tcW w:w="2541" w:type="dxa"/>
+          </w:tcPr>
+          <w:p>
+            <w:r>
+              <w:t>Confirms that ghost movement is controlled by AI logic rather than user input</w:t>
+            </w:r>
+          </w:p>
+        </w:tc>
+      </w:tr>
+      <w:tr>
+        <w:trPr>
+          <w:trHeight w:val="368"/>
+        </w:trPr>
+        <w:tc>
+          <w:tcPr>
+            <w:tcW w:w="2232" w:type="dxa"/>
+          </w:tcPr>
+          <w:p>
+            <w:r>
+              <w:lastRenderedPageBreak/>
+              <w:t xml:space="preserve">2 </w:t>
+            </w:r>
+          </w:p>
+        </w:tc>
+        <w:tc>
+          <w:tcPr>
+            <w:tcW w:w="2850" w:type="dxa"/>
+          </w:tcPr>
+          <w:p>
+            <w:r>
+              <w:t>Ghosts change their behaviour based on current mode</w:t>
+            </w:r>
+          </w:p>
+        </w:tc>
+        <w:tc>
+          <w:tcPr>
+            <w:tcW w:w="2543" w:type="dxa"/>
+            <w:gridSpan w:val="3"/>
+          </w:tcPr>
+          <w:p>
+            <w:r>
+              <w:t>Ghosts switch between modes such as chase and scatter</w:t>
+            </w:r>
+          </w:p>
+        </w:tc>
+        <w:tc>
+          <w:tcPr>
+            <w:tcW w:w="2541" w:type="dxa"/>
+          </w:tcPr>
+          <w:p>
+            <w:r>
+              <w:t>To ensure the finite state machine controlling ghost behaviour works as intended</w:t>
+            </w:r>
+          </w:p>
+        </w:tc>
+      </w:tr>
+      <w:tr>
+        <w:trPr>
+          <w:trHeight w:val="385"/>
+        </w:trPr>
+        <w:tc>
+          <w:tcPr>
+            <w:tcW w:w="2232" w:type="dxa"/>
+          </w:tcPr>
+          <w:p>
+            <w:r>
+              <w:t>3</w:t>
+            </w:r>
+          </w:p>
+        </w:tc>
+        <w:tc>
+          <w:tcPr>
+            <w:tcW w:w="2850" w:type="dxa"/>
+          </w:tcPr>
+          <w:p>
+            <w:r>
+              <w:t>Ghosts correctly target Pacman’s position</w:t>
+            </w:r>
+          </w:p>
+        </w:tc>
+        <w:tc>
+          <w:tcPr>
+            <w:tcW w:w="2543" w:type="dxa"/>
+            <w:gridSpan w:val="3"/>
+          </w:tcPr>
+          <w:p>
+            <w:r>
+              <w:t>By use of pathfinding algorithms, the ghosts should chase Pacman when in chase mode</w:t>
+            </w:r>
+          </w:p>
+        </w:tc>
+        <w:tc>
+          <w:tcPr>
+            <w:tcW w:w="2541" w:type="dxa"/>
+          </w:tcPr>
+          <w:p>
+            <w:r>
+              <w:t>To create a dynamic ai ghost environment</w:t>
+            </w:r>
+          </w:p>
+        </w:tc>
+      </w:tr>
+      <w:tr>
+        <w:trPr>
+          <w:trHeight w:val="368"/>
+        </w:trPr>
+        <w:tc>
+          <w:tcPr>
+            <w:tcW w:w="2232" w:type="dxa"/>
+          </w:tcPr>
+          <w:p>
+            <w:r>
+              <w:t>4</w:t>
+            </w:r>
+          </w:p>
+        </w:tc>
+        <w:tc>
+          <w:tcPr>
+            <w:tcW w:w="2850" w:type="dxa"/>
+          </w:tcPr>
+          <w:p>
+            <w:r>
+              <w:t>Ghosts respond correctly to power pellets</w:t>
+            </w:r>
+          </w:p>
+        </w:tc>
+        <w:tc>
+          <w:tcPr>
+            <w:tcW w:w="2543" w:type="dxa"/>
+            <w:gridSpan w:val="3"/>
+          </w:tcPr>
+          <w:p>
+            <w:r>
+              <w:t>Ghost enters a frightened state and change movement behaviour</w:t>
+            </w:r>
+          </w:p>
+        </w:tc>
+        <w:tc>
+          <w:tcPr>
+            <w:tcW w:w="2541" w:type="dxa"/>
+          </w:tcPr>
+          <w:p>
+            <w:r>
+              <w:t>Ensures Pacman’s Power ups affect enemy behaviour correctly</w:t>
+            </w:r>
+          </w:p>
+        </w:tc>
+      </w:tr>
+      <w:tr>
+        <w:trPr>
+          <w:trHeight w:val="906"/>
+        </w:trPr>
+        <w:tc>
+          <w:tcPr>
+            <w:tcW w:w="2232" w:type="dxa"/>
+          </w:tcPr>
+          <w:p>
+            <w:r>
+              <w:t>5</w:t>
+            </w:r>
+          </w:p>
+        </w:tc>
+        <w:tc>
+          <w:tcPr>
+            <w:tcW w:w="2850" w:type="dxa"/>
+          </w:tcPr>
+          <w:p>
+            <w:r>
+              <w:t>Ghosts collide with Pacman correctly</w:t>
+            </w:r>
+          </w:p>
+        </w:tc>
+        <w:tc>
+          <w:tcPr>
+            <w:tcW w:w="2543" w:type="dxa"/>
+            <w:gridSpan w:val="3"/>
+          </w:tcPr>
+          <w:p>
+            <w:r>
+              <w:t>Pacman loses a life or defeats the ghost depending on the current power state</w:t>
+            </w:r>
+          </w:p>
+        </w:tc>
+        <w:tc>
+          <w:tcPr>
+            <w:tcW w:w="2541" w:type="dxa"/>
+          </w:tcPr>
+          <w:p>
+            <w:r>
+              <w:t>Validates collision and correct hitboxes</w:t>
+            </w:r>
+          </w:p>
+        </w:tc>
+      </w:tr>
+      <w:tr>
+        <w:trPr>
+          <w:trHeight w:val="906"/>
+        </w:trPr>
+        <w:tc>
+          <w:tcPr>
+            <w:tcW w:w="2232" w:type="dxa"/>
+          </w:tcPr>
+          <w:p>
+            <w:r>
+              <w:t>6</w:t>
+            </w:r>
+          </w:p>
+        </w:tc>
+        <w:tc>
+          <w:tcPr>
+            <w:tcW w:w="2850" w:type="dxa"/>
+          </w:tcPr>
+          <w:p>
+            <w:r>
+              <w:t xml:space="preserve">Pacman </w:t>
+            </w:r>
+            <w:proofErr w:type="gramStart"/>
+            <w:r>
+              <w:t>is able to</w:t>
+            </w:r>
+            <w:proofErr w:type="gramEnd"/>
+            <w:r>
+              <w:t xml:space="preserve"> shoot pellets in the direction its facing</w:t>
+            </w:r>
+          </w:p>
+        </w:tc>
+        <w:tc>
+          <w:tcPr>
+            <w:tcW w:w="2543" w:type="dxa"/>
+            <w:gridSpan w:val="3"/>
+          </w:tcPr>
+          <w:p>
+            <w:r>
+              <w:t xml:space="preserve">Pellets should put ghosts straight into death state </w:t>
+            </w:r>
+            <w:r>
+              <w:t>or the frightened state</w:t>
+            </w:r>
+          </w:p>
+        </w:tc>
+        <w:tc>
+          <w:tcPr>
+            <w:tcW w:w="2541" w:type="dxa"/>
+          </w:tcPr>
+          <w:p>
+            <w:r>
+              <w:t>Creates a new feature/ mechanic to the Pacman game</w:t>
+            </w:r>
+          </w:p>
+        </w:tc>
+      </w:tr>
+    </w:tbl>
+    <w:p/>
+    <w:tbl>
+      <w:tblPr>
+        <w:tblStyle w:val="TableGrid"/>
+        <w:tblW w:w="10166" w:type="dxa"/>
+        <w:tblInd w:w="-576" w:type="dxa"/>
+        <w:tblLook w:val="04A0" w:firstRow="1" w:lastRow="0" w:firstColumn="1" w:lastColumn="0" w:noHBand="0" w:noVBand="1"/>
+      </w:tblPr>
+      <w:tblGrid>
+        <w:gridCol w:w="2232"/>
+        <w:gridCol w:w="2850"/>
+        <w:gridCol w:w="1946"/>
+        <w:gridCol w:w="318"/>
+        <w:gridCol w:w="279"/>
+        <w:gridCol w:w="2541"/>
+      </w:tblGrid>
+      <w:tr>
+        <w:trPr>
+          <w:trHeight w:val="368"/>
+        </w:trPr>
+        <w:tc>
+          <w:tcPr>
+            <w:tcW w:w="7028" w:type="dxa"/>
+            <w:gridSpan w:val="3"/>
+            <w:tcBorders>
+              <w:right w:val="nil"/>
+            </w:tcBorders>
+            <w:shd w:val="clear" w:color="auto" w:fill="A5C9EB" w:themeFill="text2" w:themeFillTint="40"/>
+          </w:tcPr>
+          <w:p>
+            <w:r>
+              <w:t xml:space="preserve">Milestone </w:t>
+            </w:r>
+            <w:r>
+              <w:t>4</w:t>
+            </w:r>
+            <w:r>
+              <w:t>: Random Maze Generation</w:t>
+            </w:r>
+          </w:p>
+        </w:tc>
+        <w:tc>
+          <w:tcPr>
+            <w:tcW w:w="318" w:type="dxa"/>
+            <w:tcBorders>
+              <w:left w:val="nil"/>
+              <w:right w:val="nil"/>
+            </w:tcBorders>
+            <w:shd w:val="clear" w:color="auto" w:fill="A5C9EB" w:themeFill="text2" w:themeFillTint="40"/>
+          </w:tcPr>
+          <w:p/>
+        </w:tc>
+        <w:tc>
+          <w:tcPr>
+            <w:tcW w:w="279" w:type="dxa"/>
+            <w:tcBorders>
+              <w:left w:val="nil"/>
+              <w:right w:val="nil"/>
+            </w:tcBorders>
+            <w:shd w:val="clear" w:color="auto" w:fill="A5C9EB" w:themeFill="text2" w:themeFillTint="40"/>
+          </w:tcPr>
+          <w:p/>
+        </w:tc>
+        <w:tc>
+          <w:tcPr>
+            <w:tcW w:w="2541" w:type="dxa"/>
+            <w:tcBorders>
+              <w:left w:val="nil"/>
+            </w:tcBorders>
+            <w:shd w:val="clear" w:color="auto" w:fill="A5C9EB" w:themeFill="text2" w:themeFillTint="40"/>
+          </w:tcPr>
+          <w:p/>
+        </w:tc>
+      </w:tr>
+      <w:tr>
+        <w:trPr>
+          <w:trHeight w:val="421"/>
+        </w:trPr>
+        <w:tc>
+          <w:tcPr>
+            <w:tcW w:w="2232" w:type="dxa"/>
+            <w:shd w:val="clear" w:color="auto" w:fill="D9D9D9" w:themeFill="background1" w:themeFillShade="D9"/>
+          </w:tcPr>
+          <w:p>
+            <w:pPr>
+              <w:rPr>
+                <w:b/>
+                <w:bCs/>
+              </w:rPr>
+            </w:pPr>
+            <w:r>
+              <w:rPr>
+                <w:b/>
+                <w:bCs/>
+              </w:rPr>
+              <w:t>Test Number</w:t>
+            </w:r>
+          </w:p>
+        </w:tc>
+        <w:tc>
+          <w:tcPr>
+            <w:tcW w:w="2850" w:type="dxa"/>
+            <w:shd w:val="clear" w:color="auto" w:fill="D9D9D9" w:themeFill="background1" w:themeFillShade="D9"/>
+          </w:tcPr>
+          <w:p>
+            <w:pPr>
+              <w:rPr>
+                <w:b/>
+                <w:bCs/>
+              </w:rPr>
+            </w:pPr>
+            <w:r>
+              <w:rPr>
+                <w:b/>
+                <w:bCs/>
+              </w:rPr>
+              <w:t>What is being tested and inputs</w:t>
+            </w:r>
+          </w:p>
+        </w:tc>
+        <w:tc>
+          <w:tcPr>
+            <w:tcW w:w="2543" w:type="dxa"/>
+            <w:gridSpan w:val="3"/>
+            <w:shd w:val="clear" w:color="auto" w:fill="D9D9D9" w:themeFill="background1" w:themeFillShade="D9"/>
+          </w:tcPr>
+          <w:p>
+            <w:pPr>
+              <w:rPr>
+                <w:b/>
+                <w:bCs/>
+              </w:rPr>
+            </w:pPr>
+            <w:r>
+              <w:rPr>
+                <w:b/>
+                <w:bCs/>
+              </w:rPr>
+              <w:t>Expected outcome</w:t>
+            </w:r>
+          </w:p>
+        </w:tc>
+        <w:tc>
+          <w:tcPr>
+            <w:tcW w:w="2541" w:type="dxa"/>
+            <w:shd w:val="clear" w:color="auto" w:fill="D9D9D9" w:themeFill="background1" w:themeFillShade="D9"/>
+          </w:tcPr>
+          <w:p>
+            <w:pPr>
+              <w:rPr>
+                <w:b/>
+                <w:bCs/>
+              </w:rPr>
+            </w:pPr>
+            <w:r>
+              <w:rPr>
+                <w:b/>
+                <w:bCs/>
+              </w:rPr>
+              <w:t>Justification</w:t>
+            </w:r>
+          </w:p>
+        </w:tc>
+      </w:tr>
+      <w:tr>
+        <w:trPr>
+          <w:trHeight w:val="368"/>
+        </w:trPr>
+        <w:tc>
+          <w:tcPr>
+            <w:tcW w:w="2232" w:type="dxa"/>
+          </w:tcPr>
+          <w:p>
+            <w:r>
+              <w:t>1</w:t>
+            </w:r>
+          </w:p>
+        </w:tc>
+        <w:tc>
+          <w:tcPr>
+            <w:tcW w:w="2850" w:type="dxa"/>
+          </w:tcPr>
+          <w:p>
+            <w:r>
+              <w:t>The game difficulty changes as the level progresses over time</w:t>
+            </w:r>
+          </w:p>
+        </w:tc>
+        <w:tc>
+          <w:tcPr>
+            <w:tcW w:w="2543" w:type="dxa"/>
+            <w:gridSpan w:val="3"/>
+          </w:tcPr>
+          <w:p>
+            <w:r>
+              <w:t>Ghost behaviour becomes more challenging the longer the game runs, with limitations</w:t>
+            </w:r>
+          </w:p>
+        </w:tc>
+        <w:tc>
+          <w:tcPr>
+            <w:tcW w:w="2541" w:type="dxa"/>
+          </w:tcPr>
+          <w:p>
+            <w:r>
+              <w:t>To confirm that difficulty increases gradually rather than remaining static</w:t>
+            </w:r>
+          </w:p>
+        </w:tc>
+      </w:tr>
+      <w:tr>
+        <w:trPr>
+          <w:trHeight w:val="368"/>
+        </w:trPr>
+        <w:tc>
+          <w:tcPr>
+            <w:tcW w:w="2232" w:type="dxa"/>
+          </w:tcPr>
+          <w:p>
+            <w:r>
+              <w:t xml:space="preserve">2 </w:t>
+            </w:r>
+          </w:p>
+        </w:tc>
+        <w:tc>
+          <w:tcPr>
+            <w:tcW w:w="2850" w:type="dxa"/>
+          </w:tcPr>
+          <w:p>
+            <w:r>
+              <w:t>Power Pellets temporarily decrease difficulty</w:t>
+            </w:r>
+          </w:p>
+        </w:tc>
+        <w:tc>
+          <w:tcPr>
+            <w:tcW w:w="2543" w:type="dxa"/>
+            <w:gridSpan w:val="3"/>
+          </w:tcPr>
+          <w:p>
+            <w:r>
+              <w:t xml:space="preserve">When a power pellet is eaten, ghosts should enter frightened state </w:t>
+            </w:r>
+          </w:p>
+        </w:tc>
+        <w:tc>
+          <w:tcPr>
+            <w:tcW w:w="2541" w:type="dxa"/>
+          </w:tcPr>
+          <w:p>
+            <w:r>
+              <w:t>To balance increasing difficulty</w:t>
+            </w:r>
+          </w:p>
+        </w:tc>
+      </w:tr>
+      <w:tr>
+        <w:trPr>
+          <w:trHeight w:val="385"/>
+        </w:trPr>
+        <w:tc>
+          <w:tcPr>
+            <w:tcW w:w="2232" w:type="dxa"/>
+          </w:tcPr>
+          <w:p>
+            <w:r>
+              <w:t>3</w:t>
+            </w:r>
+          </w:p>
+        </w:tc>
+        <w:tc>
+          <w:tcPr>
+            <w:tcW w:w="2850" w:type="dxa"/>
+          </w:tcPr>
+          <w:p>
+            <w:r>
+              <w:t>Ghosts can shoot pellets</w:t>
+            </w:r>
+          </w:p>
+        </w:tc>
+        <w:tc>
+          <w:tcPr>
+            <w:tcW w:w="2543" w:type="dxa"/>
+            <w:gridSpan w:val="3"/>
+          </w:tcPr>
+          <w:p>
+            <w:r>
+              <w:t>After a certain number of pellets are collected one of the ghosts gains the ability to shoot pellets</w:t>
+            </w:r>
+          </w:p>
+        </w:tc>
+        <w:tc>
+          <w:tcPr>
+            <w:tcW w:w="2541" w:type="dxa"/>
+          </w:tcPr>
+          <w:p>
+            <w:r>
+              <w:t>To ensure dynamic gameplay</w:t>
+            </w:r>
+          </w:p>
+        </w:tc>
+      </w:tr>
+      <w:tr>
+        <w:trPr>
+          <w:trHeight w:val="368"/>
+        </w:trPr>
+        <w:tc>
+          <w:tcPr>
+            <w:tcW w:w="2232" w:type="dxa"/>
+          </w:tcPr>
+          <w:p>
+            <w:r>
+              <w:t>4</w:t>
+            </w:r>
+          </w:p>
+        </w:tc>
+        <w:tc>
+          <w:tcPr>
+            <w:tcW w:w="2850" w:type="dxa"/>
+          </w:tcPr>
+          <w:tbl>
+            <w:tblPr>
+              <w:tblW w:w="0" w:type="auto"/>
+              <w:tblCellSpacing w:w="15" w:type="dxa"/>
+              <w:tblCellMar>
+                <w:top w:w="15" w:type="dxa"/>
+                <w:left w:w="15" w:type="dxa"/>
+                <w:bottom w:w="15" w:type="dxa"/>
+                <w:right w:w="15" w:type="dxa"/>
+              </w:tblCellMar>
+              <w:tblLook w:val="04A0" w:firstRow="1" w:lastRow="0" w:firstColumn="1" w:lastColumn="0" w:noHBand="0" w:noVBand="1"/>
+            </w:tblPr>
+            <w:tblGrid>
+              <w:gridCol w:w="2634"/>
+            </w:tblGrid>
+            <w:tr>
+              <w:trPr>
+                <w:tblCellSpacing w:w="15" w:type="dxa"/>
+              </w:trPr>
+              <w:tc>
+                <w:tcPr>
+                  <w:tcW w:w="0" w:type="auto"/>
+                  <w:vAlign w:val="center"/>
+                  <w:hideMark/>
+                </w:tcPr>
+                <w:p>
+                  <w:r>
+                    <w:t>Difficulty resets when a new game is started.</w:t>
+                  </w:r>
+                </w:p>
+              </w:tc>
+            </w:tr>
+          </w:tbl>
+          <w:p/>
+        </w:tc>
+        <w:tc>
+          <w:tcPr>
+            <w:tcW w:w="2543" w:type="dxa"/>
+            <w:gridSpan w:val="3"/>
+          </w:tcPr>
+          <w:tbl>
+            <w:tblPr>
+              <w:tblW w:w="0" w:type="auto"/>
+              <w:tblCellSpacing w:w="15" w:type="dxa"/>
+              <w:tblCellMar>
+                <w:top w:w="15" w:type="dxa"/>
+                <w:left w:w="15" w:type="dxa"/>
+                <w:bottom w:w="15" w:type="dxa"/>
+                <w:right w:w="15" w:type="dxa"/>
+              </w:tblCellMar>
+              <w:tblLook w:val="04A0" w:firstRow="1" w:lastRow="0" w:firstColumn="1" w:lastColumn="0" w:noHBand="0" w:noVBand="1"/>
+            </w:tblPr>
+            <w:tblGrid>
+              <w:gridCol w:w="2327"/>
+            </w:tblGrid>
+            <w:tr>
+              <w:trPr>
+                <w:tblCellSpacing w:w="15" w:type="dxa"/>
+              </w:trPr>
+              <w:tc>
+                <w:tcPr>
+                  <w:tcW w:w="0" w:type="auto"/>
+                  <w:vAlign w:val="center"/>
+                  <w:hideMark/>
+                </w:tcPr>
+                <w:p>
+                  <w:r>
+                    <w:t>Difficulty resets when a new game is started.</w:t>
+                  </w:r>
+                </w:p>
+              </w:tc>
+            </w:tr>
+          </w:tbl>
+          <w:p/>
+        </w:tc>
+        <w:tc>
+          <w:tcPr>
+            <w:tcW w:w="2541" w:type="dxa"/>
+          </w:tcPr>
+          <w:tbl>
+            <w:tblPr>
+              <w:tblW w:w="0" w:type="auto"/>
+              <w:tblCellSpacing w:w="15" w:type="dxa"/>
+              <w:tblCellMar>
+                <w:top w:w="15" w:type="dxa"/>
+                <w:left w:w="15" w:type="dxa"/>
+                <w:bottom w:w="15" w:type="dxa"/>
+                <w:right w:w="15" w:type="dxa"/>
+              </w:tblCellMar>
+              <w:tblLook w:val="04A0" w:firstRow="1" w:lastRow="0" w:firstColumn="1" w:lastColumn="0" w:noHBand="0" w:noVBand="1"/>
+            </w:tblPr>
+            <w:tblGrid>
+              <w:gridCol w:w="2325"/>
+            </w:tblGrid>
+            <w:tr>
+              <w:trPr>
+                <w:tblCellSpacing w:w="15" w:type="dxa"/>
+              </w:trPr>
+              <w:tc>
+                <w:tcPr>
+                  <w:tcW w:w="0" w:type="auto"/>
+                  <w:vAlign w:val="center"/>
+                  <w:hideMark/>
+                </w:tcPr>
+                <w:p>
+                  <w:r>
+                    <w:t>Fairness towards the player</w:t>
+                  </w:r>
+                </w:p>
+              </w:tc>
+            </w:tr>
+          </w:tbl>
+          <w:p/>
+        </w:tc>
+      </w:tr>
+    </w:tbl>
+    <w:p/>
+    <w:p/>
+    <w:tbl>
+      <w:tblPr>
+        <w:tblStyle w:val="TableGrid"/>
+        <w:tblW w:w="10166" w:type="dxa"/>
+        <w:tblInd w:w="-576" w:type="dxa"/>
+        <w:tblLook w:val="04A0" w:firstRow="1" w:lastRow="0" w:firstColumn="1" w:lastColumn="0" w:noHBand="0" w:noVBand="1"/>
+      </w:tblPr>
+      <w:tblGrid>
+        <w:gridCol w:w="2232"/>
+        <w:gridCol w:w="2850"/>
+        <w:gridCol w:w="1946"/>
+        <w:gridCol w:w="318"/>
+        <w:gridCol w:w="279"/>
+        <w:gridCol w:w="2541"/>
+      </w:tblGrid>
+      <w:tr>
+        <w:trPr>
+          <w:trHeight w:val="368"/>
+        </w:trPr>
+        <w:tc>
+          <w:tcPr>
+            <w:tcW w:w="7028" w:type="dxa"/>
+            <w:gridSpan w:val="3"/>
+            <w:tcBorders>
+              <w:right w:val="nil"/>
+            </w:tcBorders>
+            <w:shd w:val="clear" w:color="auto" w:fill="A5C9EB" w:themeFill="text2" w:themeFillTint="40"/>
+          </w:tcPr>
+          <w:p>
+            <w:r>
+              <w:t xml:space="preserve">Milestone </w:t>
+            </w:r>
+            <w:r>
+              <w:t>5</w:t>
+            </w:r>
+            <w:r>
+              <w:t xml:space="preserve">: </w:t>
+            </w:r>
+            <w:r>
+              <w:t>Game End Conditions</w:t>
+            </w:r>
+          </w:p>
+        </w:tc>
+        <w:tc>
+          <w:tcPr>
+            <w:tcW w:w="318" w:type="dxa"/>
+            <w:tcBorders>
+              <w:left w:val="nil"/>
+              <w:right w:val="nil"/>
+            </w:tcBorders>
+            <w:shd w:val="clear" w:color="auto" w:fill="A5C9EB" w:themeFill="text2" w:themeFillTint="40"/>
+          </w:tcPr>
+          <w:p/>
+        </w:tc>
+        <w:tc>
+          <w:tcPr>
+            <w:tcW w:w="279" w:type="dxa"/>
+            <w:tcBorders>
+              <w:left w:val="nil"/>
+              <w:right w:val="nil"/>
+            </w:tcBorders>
+            <w:shd w:val="clear" w:color="auto" w:fill="A5C9EB" w:themeFill="text2" w:themeFillTint="40"/>
+          </w:tcPr>
+          <w:p/>
+        </w:tc>
+        <w:tc>
+          <w:tcPr>
+            <w:tcW w:w="2541" w:type="dxa"/>
+            <w:tcBorders>
+              <w:left w:val="nil"/>
+            </w:tcBorders>
+            <w:shd w:val="clear" w:color="auto" w:fill="A5C9EB" w:themeFill="text2" w:themeFillTint="40"/>
+          </w:tcPr>
+          <w:p/>
+        </w:tc>
+      </w:tr>
+      <w:tr>
+        <w:trPr>
+          <w:trHeight w:val="421"/>
+        </w:trPr>
+        <w:tc>
+          <w:tcPr>
+            <w:tcW w:w="2232" w:type="dxa"/>
+            <w:shd w:val="clear" w:color="auto" w:fill="D9D9D9" w:themeFill="background1" w:themeFillShade="D9"/>
+          </w:tcPr>
+          <w:p>
+            <w:pPr>
+              <w:rPr>
+                <w:b/>
+                <w:bCs/>
+              </w:rPr>
+            </w:pPr>
+            <w:r>
+              <w:rPr>
+                <w:b/>
+                <w:bCs/>
+              </w:rPr>
+              <w:t>Test Number</w:t>
+            </w:r>
+          </w:p>
+        </w:tc>
+        <w:tc>
+          <w:tcPr>
+            <w:tcW w:w="2850" w:type="dxa"/>
+            <w:shd w:val="clear" w:color="auto" w:fill="D9D9D9" w:themeFill="background1" w:themeFillShade="D9"/>
+          </w:tcPr>
+          <w:p>
+            <w:pPr>
+              <w:rPr>
+                <w:b/>
+                <w:bCs/>
+              </w:rPr>
+            </w:pPr>
+            <w:r>
+              <w:rPr>
+                <w:b/>
+                <w:bCs/>
+              </w:rPr>
+              <w:t>What is being tested and inputs</w:t>
+            </w:r>
+          </w:p>
+        </w:tc>
+        <w:tc>
+          <w:tcPr>
+            <w:tcW w:w="2543" w:type="dxa"/>
+            <w:gridSpan w:val="3"/>
+            <w:shd w:val="clear" w:color="auto" w:fill="D9D9D9" w:themeFill="background1" w:themeFillShade="D9"/>
+          </w:tcPr>
+          <w:p>
+            <w:pPr>
+              <w:rPr>
+                <w:b/>
+                <w:bCs/>
+              </w:rPr>
+            </w:pPr>
+            <w:r>
+              <w:rPr>
+                <w:b/>
+                <w:bCs/>
+              </w:rPr>
+              <w:t>Expected outcome</w:t>
+            </w:r>
+          </w:p>
+        </w:tc>
+        <w:tc>
+          <w:tcPr>
+            <w:tcW w:w="2541" w:type="dxa"/>
+            <w:shd w:val="clear" w:color="auto" w:fill="D9D9D9" w:themeFill="background1" w:themeFillShade="D9"/>
+          </w:tcPr>
+          <w:p>
+            <w:pPr>
+              <w:rPr>
+                <w:b/>
+                <w:bCs/>
+              </w:rPr>
+            </w:pPr>
+            <w:r>
+              <w:rPr>
+                <w:b/>
+                <w:bCs/>
+              </w:rPr>
+              <w:t>Justification</w:t>
+            </w:r>
+          </w:p>
+        </w:tc>
+      </w:tr>
+      <w:tr>
+        <w:trPr>
+          <w:trHeight w:val="368"/>
+        </w:trPr>
+        <w:tc>
+          <w:tcPr>
+            <w:tcW w:w="2232" w:type="dxa"/>
+          </w:tcPr>
+          <w:p>
+            <w:r>
+              <w:t>1</w:t>
+            </w:r>
+          </w:p>
+        </w:tc>
+        <w:tc>
+          <w:tcPr>
+            <w:tcW w:w="2850" w:type="dxa"/>
+          </w:tcPr>
+          <w:p>
+            <w:r>
+              <w:t>The player picks up all the pellets.</w:t>
+            </w:r>
+          </w:p>
+        </w:tc>
+        <w:tc>
+          <w:tcPr>
+            <w:tcW w:w="2543" w:type="dxa"/>
+            <w:gridSpan w:val="3"/>
+          </w:tcPr>
+          <w:p>
+            <w:r>
+              <w:t>The game is over</w:t>
+            </w:r>
+            <w:r>
+              <w:t xml:space="preserve"> </w:t>
+            </w:r>
+            <w:r>
+              <w:t>the</w:t>
+            </w:r>
+            <w:r>
+              <w:t xml:space="preserve"> next level begins</w:t>
+            </w:r>
+          </w:p>
+        </w:tc>
+        <w:tc>
+          <w:tcPr>
+            <w:tcW w:w="2541" w:type="dxa"/>
+          </w:tcPr>
+          <w:p>
+            <w:r>
+              <w:t xml:space="preserve">Confirms win conditions to progress to the </w:t>
+            </w:r>
+            <w:r>
+              <w:t>next</w:t>
+            </w:r>
+          </w:p>
+        </w:tc>
+      </w:tr>
+      <w:tr>
+        <w:trPr>
+          <w:trHeight w:val="368"/>
+        </w:trPr>
+        <w:tc>
+          <w:tcPr>
+            <w:tcW w:w="2232" w:type="dxa"/>
+          </w:tcPr>
+          <w:p>
+            <w:r>
+              <w:lastRenderedPageBreak/>
+              <w:t xml:space="preserve">2 </w:t>
+            </w:r>
+          </w:p>
+        </w:tc>
+        <w:tc>
+          <w:tcPr>
+            <w:tcW w:w="2850" w:type="dxa"/>
+          </w:tcPr>
+          <w:p>
+            <w:r>
+              <w:t>Pacman loses all available lives</w:t>
+            </w:r>
+          </w:p>
+        </w:tc>
+        <w:tc>
+          <w:tcPr>
+            <w:tcW w:w="2543" w:type="dxa"/>
+            <w:gridSpan w:val="3"/>
+          </w:tcPr>
+          <w:p>
+            <w:r>
+              <w:t>The game ends with the game over screen and asks the user for name to score on the leaderboard</w:t>
+            </w:r>
+          </w:p>
+        </w:tc>
+        <w:tc>
+          <w:tcPr>
+            <w:tcW w:w="2541" w:type="dxa"/>
+          </w:tcPr>
+          <w:p>
+            <w:r>
+              <w:t>Ensures a lose condition</w:t>
+            </w:r>
+          </w:p>
+        </w:tc>
+      </w:tr>
+      <w:tr>
+        <w:trPr>
+          <w:trHeight w:val="385"/>
+        </w:trPr>
+        <w:tc>
+          <w:tcPr>
+            <w:tcW w:w="2232" w:type="dxa"/>
+          </w:tcPr>
+          <w:p>
+            <w:r>
+              <w:t>3</w:t>
+            </w:r>
+          </w:p>
+        </w:tc>
+        <w:tc>
+          <w:tcPr>
+            <w:tcW w:w="2850" w:type="dxa"/>
+          </w:tcPr>
+          <w:p>
+            <w:r>
+              <w:t>The game stops updating when paused of game end</w:t>
+            </w:r>
+          </w:p>
+        </w:tc>
+        <w:tc>
+          <w:tcPr>
+            <w:tcW w:w="2543" w:type="dxa"/>
+            <w:gridSpan w:val="3"/>
+          </w:tcPr>
+          <w:p>
+            <w:r>
+              <w:t>Player input and entity movement are disabled</w:t>
+            </w:r>
+          </w:p>
+        </w:tc>
+        <w:tc>
+          <w:tcPr>
+            <w:tcW w:w="2541" w:type="dxa"/>
+          </w:tcPr>
+          <w:p>
+            <w:r>
+              <w:t>Ensures game is not running when conditions are not met</w:t>
+            </w:r>
+          </w:p>
+        </w:tc>
+      </w:tr>
+      <w:tr>
+        <w:trPr>
+          <w:trHeight w:val="368"/>
+        </w:trPr>
+        <w:tc>
+          <w:tcPr>
+            <w:tcW w:w="2232" w:type="dxa"/>
+          </w:tcPr>
+          <w:p>
+            <w:r>
+              <w:t>4</w:t>
+            </w:r>
+          </w:p>
+        </w:tc>
+        <w:tc>
+          <w:tcPr>
+            <w:tcW w:w="2850" w:type="dxa"/>
+          </w:tcPr>
+          <w:p>
+            <w:r>
+              <w:t>End of game display</w:t>
+            </w:r>
+          </w:p>
+        </w:tc>
+        <w:tc>
+          <w:tcPr>
+            <w:tcW w:w="2543" w:type="dxa"/>
+            <w:gridSpan w:val="3"/>
+          </w:tcPr>
+          <w:tbl>
+            <w:tblPr>
+              <w:tblW w:w="0" w:type="auto"/>
+              <w:tblCellSpacing w:w="15" w:type="dxa"/>
+              <w:tblCellMar>
+                <w:top w:w="15" w:type="dxa"/>
+                <w:left w:w="15" w:type="dxa"/>
+                <w:bottom w:w="15" w:type="dxa"/>
+                <w:right w:w="15" w:type="dxa"/>
+              </w:tblCellMar>
+              <w:tblLook w:val="04A0" w:firstRow="1" w:lastRow="0" w:firstColumn="1" w:lastColumn="0" w:noHBand="0" w:noVBand="1"/>
+            </w:tblPr>
+            <w:tblGrid>
+              <w:gridCol w:w="2327"/>
+            </w:tblGrid>
+            <w:tr>
+              <w:trPr>
+                <w:tblCellSpacing w:w="15" w:type="dxa"/>
+              </w:trPr>
+              <w:tc>
+                <w:tcPr>
+                  <w:tcW w:w="0" w:type="auto"/>
+                  <w:vAlign w:val="center"/>
+                  <w:hideMark/>
+                </w:tcPr>
+                <w:p>
+                  <w:r>
+                    <w:t>Displays final score and time</w:t>
+                  </w:r>
+                </w:p>
+              </w:tc>
+            </w:tr>
+          </w:tbl>
+          <w:p/>
+        </w:tc>
+        <w:tc>
+          <w:tcPr>
+            <w:tcW w:w="2541" w:type="dxa"/>
+          </w:tcPr>
+          <w:tbl>
+            <w:tblPr>
+              <w:tblW w:w="0" w:type="auto"/>
+              <w:tblCellSpacing w:w="15" w:type="dxa"/>
+              <w:tblCellMar>
+                <w:top w:w="15" w:type="dxa"/>
+                <w:left w:w="15" w:type="dxa"/>
+                <w:bottom w:w="15" w:type="dxa"/>
+                <w:right w:w="15" w:type="dxa"/>
+              </w:tblCellMar>
+              <w:tblLook w:val="04A0" w:firstRow="1" w:lastRow="0" w:firstColumn="1" w:lastColumn="0" w:noHBand="0" w:noVBand="1"/>
+            </w:tblPr>
+            <w:tblGrid>
+              <w:gridCol w:w="2325"/>
+            </w:tblGrid>
+            <w:tr>
+              <w:trPr>
+                <w:tblCellSpacing w:w="15" w:type="dxa"/>
+              </w:trPr>
+              <w:tc>
+                <w:tcPr>
+                  <w:tcW w:w="0" w:type="auto"/>
+                  <w:vAlign w:val="center"/>
+                  <w:hideMark/>
+                </w:tcPr>
+                <w:p>
+                  <w:r>
+                    <w:t>Give the user feedback on their game performance</w:t>
+                  </w:r>
+                </w:p>
+              </w:tc>
+            </w:tr>
+          </w:tbl>
+          <w:p/>
+        </w:tc>
+      </w:tr>
+    </w:tbl>
+    <w:p/>
+    <w:tbl>
+      <w:tblPr>
+        <w:tblStyle w:val="TableGrid"/>
+        <w:tblW w:w="10166" w:type="dxa"/>
+        <w:tblInd w:w="-576" w:type="dxa"/>
+        <w:tblLook w:val="04A0" w:firstRow="1" w:lastRow="0" w:firstColumn="1" w:lastColumn="0" w:noHBand="0" w:noVBand="1"/>
+      </w:tblPr>
+      <w:tblGrid>
+        <w:gridCol w:w="2232"/>
+        <w:gridCol w:w="2850"/>
+        <w:gridCol w:w="1946"/>
+        <w:gridCol w:w="318"/>
+        <w:gridCol w:w="279"/>
+        <w:gridCol w:w="2541"/>
+      </w:tblGrid>
+      <w:tr>
+        <w:trPr>
+          <w:trHeight w:val="368"/>
+        </w:trPr>
+        <w:tc>
+          <w:tcPr>
+            <w:tcW w:w="7028" w:type="dxa"/>
+            <w:gridSpan w:val="3"/>
+            <w:tcBorders>
+              <w:right w:val="nil"/>
+            </w:tcBorders>
+            <w:shd w:val="clear" w:color="auto" w:fill="A5C9EB" w:themeFill="text2" w:themeFillTint="40"/>
+          </w:tcPr>
+          <w:p>
+            <w:r>
+              <w:t xml:space="preserve">Milestone </w:t>
+            </w:r>
+            <w:r>
+              <w:t>6</w:t>
+            </w:r>
+            <w:r>
+              <w:t>: Game End Conditions</w:t>
+            </w:r>
+          </w:p>
+        </w:tc>
+        <w:tc>
+          <w:tcPr>
+            <w:tcW w:w="318" w:type="dxa"/>
+            <w:tcBorders>
+              <w:left w:val="nil"/>
+              <w:right w:val="nil"/>
+            </w:tcBorders>
+            <w:shd w:val="clear" w:color="auto" w:fill="A5C9EB" w:themeFill="text2" w:themeFillTint="40"/>
+          </w:tcPr>
+          <w:p/>
+        </w:tc>
+        <w:tc>
+          <w:tcPr>
+            <w:tcW w:w="279" w:type="dxa"/>
+            <w:tcBorders>
+              <w:left w:val="nil"/>
+              <w:right w:val="nil"/>
+            </w:tcBorders>
+            <w:shd w:val="clear" w:color="auto" w:fill="A5C9EB" w:themeFill="text2" w:themeFillTint="40"/>
+          </w:tcPr>
+          <w:p/>
+        </w:tc>
+        <w:tc>
+          <w:tcPr>
+            <w:tcW w:w="2541" w:type="dxa"/>
+            <w:tcBorders>
+              <w:left w:val="nil"/>
+            </w:tcBorders>
+            <w:shd w:val="clear" w:color="auto" w:fill="A5C9EB" w:themeFill="text2" w:themeFillTint="40"/>
+          </w:tcPr>
+          <w:p/>
+        </w:tc>
+      </w:tr>
+      <w:tr>
+        <w:trPr>
+          <w:trHeight w:val="421"/>
+        </w:trPr>
+        <w:tc>
+          <w:tcPr>
+            <w:tcW w:w="2232" w:type="dxa"/>
+            <w:shd w:val="clear" w:color="auto" w:fill="D9D9D9" w:themeFill="background1" w:themeFillShade="D9"/>
+          </w:tcPr>
+          <w:p>
+            <w:pPr>
+              <w:rPr>
+                <w:b/>
+                <w:bCs/>
+              </w:rPr>
+            </w:pPr>
+            <w:r>
+              <w:rPr>
+                <w:b/>
+                <w:bCs/>
+              </w:rPr>
+              <w:t>Test Number</w:t>
+            </w:r>
+          </w:p>
+        </w:tc>
+        <w:tc>
+          <w:tcPr>
+            <w:tcW w:w="2850" w:type="dxa"/>
+            <w:shd w:val="clear" w:color="auto" w:fill="D9D9D9" w:themeFill="background1" w:themeFillShade="D9"/>
+          </w:tcPr>
+          <w:p>
+            <w:pPr>
+              <w:rPr>
+                <w:b/>
+                <w:bCs/>
+              </w:rPr>
+            </w:pPr>
+            <w:r>
+              <w:rPr>
+                <w:b/>
+                <w:bCs/>
+              </w:rPr>
+              <w:t>What is being tested and inputs</w:t>
+            </w:r>
+          </w:p>
+        </w:tc>
+        <w:tc>
+          <w:tcPr>
+            <w:tcW w:w="2543" w:type="dxa"/>
+            <w:gridSpan w:val="3"/>
+            <w:shd w:val="clear" w:color="auto" w:fill="D9D9D9" w:themeFill="background1" w:themeFillShade="D9"/>
+          </w:tcPr>
+          <w:p>
+            <w:pPr>
+              <w:rPr>
+                <w:b/>
+                <w:bCs/>
+              </w:rPr>
+            </w:pPr>
+            <w:r>
+              <w:rPr>
+                <w:b/>
+                <w:bCs/>
+              </w:rPr>
+              <w:t>Expected outcome</w:t>
+            </w:r>
+          </w:p>
+        </w:tc>
+        <w:tc>
+          <w:tcPr>
+            <w:tcW w:w="2541" w:type="dxa"/>
+            <w:shd w:val="clear" w:color="auto" w:fill="D9D9D9" w:themeFill="background1" w:themeFillShade="D9"/>
+          </w:tcPr>
+          <w:p>
+            <w:pPr>
+              <w:rPr>
+                <w:b/>
+                <w:bCs/>
+              </w:rPr>
+            </w:pPr>
+            <w:r>
+              <w:rPr>
+                <w:b/>
+                <w:bCs/>
+              </w:rPr>
+              <w:t>Justification</w:t>
+            </w:r>
+          </w:p>
+        </w:tc>
+      </w:tr>
+      <w:tr>
+        <w:trPr>
+          <w:trHeight w:val="368"/>
+        </w:trPr>
+        <w:tc>
+          <w:tcPr>
+            <w:tcW w:w="2232" w:type="dxa"/>
+          </w:tcPr>
+          <w:p>
+            <w:r>
+              <w:t>1</w:t>
+            </w:r>
+          </w:p>
+        </w:tc>
+        <w:tc>
+          <w:tcPr>
+            <w:tcW w:w="2850" w:type="dxa"/>
+          </w:tcPr>
+          <w:p>
+            <w:r>
+              <w:t>Th</w:t>
+            </w:r>
+            <w:r>
+              <w:t>e leaderboard option is selectable from the main menu</w:t>
+            </w:r>
+          </w:p>
+        </w:tc>
+        <w:tc>
+          <w:tcPr>
+            <w:tcW w:w="2543" w:type="dxa"/>
+            <w:gridSpan w:val="3"/>
+          </w:tcPr>
+          <w:p>
+            <w:r>
+              <w:t xml:space="preserve">The </w:t>
+            </w:r>
+            <w:r>
+              <w:t>screen is displayed in correct order</w:t>
+            </w:r>
+          </w:p>
+        </w:tc>
+        <w:tc>
+          <w:tcPr>
+            <w:tcW w:w="2541" w:type="dxa"/>
+          </w:tcPr>
+          <w:p>
+            <w:r>
+              <w:t>Ensure leaderboard can be accessed correctly</w:t>
+            </w:r>
+          </w:p>
+        </w:tc>
+      </w:tr>
+      <w:tr>
+        <w:trPr>
+          <w:trHeight w:val="368"/>
+        </w:trPr>
+        <w:tc>
+          <w:tcPr>
+            <w:tcW w:w="2232" w:type="dxa"/>
+          </w:tcPr>
+          <w:p>
+            <w:r>
+              <w:t xml:space="preserve">2 </w:t>
+            </w:r>
+          </w:p>
+        </w:tc>
+        <w:tc>
+          <w:tcPr>
+            <w:tcW w:w="2850" w:type="dxa"/>
+          </w:tcPr>
+          <w:p>
+            <w:r>
+              <w:t>A completed game with a score is recorded</w:t>
+            </w:r>
+          </w:p>
+        </w:tc>
+        <w:tc>
+          <w:tcPr>
+            <w:tcW w:w="2543" w:type="dxa"/>
+            <w:gridSpan w:val="3"/>
+          </w:tcPr>
+          <w:p>
+            <w:r>
+              <w:t>The player’s score is saved to the leaderboard</w:t>
+            </w:r>
+          </w:p>
+        </w:tc>
+        <w:tc>
+          <w:tcPr>
+            <w:tcW w:w="2541" w:type="dxa"/>
+          </w:tcPr>
+          <w:p>
+            <w:r>
+              <w:t>To confirm that scores are stored correctly</w:t>
+            </w:r>
+          </w:p>
+        </w:tc>
+      </w:tr>
+    </w:tbl>
+    <w:p/>
+    <w:tbl>
+      <w:tblPr>
+        <w:tblStyle w:val="TableGrid"/>
+        <w:tblW w:w="10166" w:type="dxa"/>
+        <w:tblInd w:w="-576" w:type="dxa"/>
+        <w:tblLook w:val="04A0" w:firstRow="1" w:lastRow="0" w:firstColumn="1" w:lastColumn="0" w:noHBand="0" w:noVBand="1"/>
+      </w:tblPr>
+      <w:tblGrid>
+        <w:gridCol w:w="2232"/>
+        <w:gridCol w:w="2850"/>
+        <w:gridCol w:w="1946"/>
+        <w:gridCol w:w="318"/>
+        <w:gridCol w:w="279"/>
+        <w:gridCol w:w="2541"/>
+      </w:tblGrid>
+      <w:tr>
+        <w:trPr>
+          <w:trHeight w:val="368"/>
+        </w:trPr>
+        <w:tc>
+          <w:tcPr>
+            <w:tcW w:w="7028" w:type="dxa"/>
+            <w:gridSpan w:val="3"/>
+            <w:tcBorders>
+              <w:right w:val="nil"/>
+            </w:tcBorders>
+            <w:shd w:val="clear" w:color="auto" w:fill="A5C9EB" w:themeFill="text2" w:themeFillTint="40"/>
+          </w:tcPr>
+          <w:p>
+            <w:r>
+              <w:t xml:space="preserve">Milestone </w:t>
+            </w:r>
+            <w:r>
+              <w:t>7</w:t>
+            </w:r>
+            <w:r>
+              <w:t xml:space="preserve">: </w:t>
+            </w:r>
+            <w:r>
+              <w:t>Two player game mode</w:t>
+            </w:r>
+          </w:p>
+        </w:tc>
+        <w:tc>
+          <w:tcPr>
+            <w:tcW w:w="318" w:type="dxa"/>
+            <w:tcBorders>
+              <w:left w:val="nil"/>
+              <w:right w:val="nil"/>
+            </w:tcBorders>
+            <w:shd w:val="clear" w:color="auto" w:fill="A5C9EB" w:themeFill="text2" w:themeFillTint="40"/>
+          </w:tcPr>
+          <w:p/>
+        </w:tc>
+        <w:tc>
+          <w:tcPr>
+            <w:tcW w:w="279" w:type="dxa"/>
+            <w:tcBorders>
+              <w:left w:val="nil"/>
+              <w:right w:val="nil"/>
+            </w:tcBorders>
+            <w:shd w:val="clear" w:color="auto" w:fill="A5C9EB" w:themeFill="text2" w:themeFillTint="40"/>
+          </w:tcPr>
+          <w:p/>
+        </w:tc>
+        <w:tc>
+          <w:tcPr>
+            <w:tcW w:w="2541" w:type="dxa"/>
+            <w:tcBorders>
+              <w:left w:val="nil"/>
+            </w:tcBorders>
+            <w:shd w:val="clear" w:color="auto" w:fill="A5C9EB" w:themeFill="text2" w:themeFillTint="40"/>
+          </w:tcPr>
+          <w:p/>
+        </w:tc>
+      </w:tr>
+      <w:tr>
+        <w:trPr>
+          <w:trHeight w:val="421"/>
+        </w:trPr>
+        <w:tc>
+          <w:tcPr>
+            <w:tcW w:w="2232" w:type="dxa"/>
+            <w:shd w:val="clear" w:color="auto" w:fill="D9D9D9" w:themeFill="background1" w:themeFillShade="D9"/>
+          </w:tcPr>
+          <w:p>
+            <w:pPr>
+              <w:rPr>
+                <w:b/>
+                <w:bCs/>
+              </w:rPr>
+            </w:pPr>
+            <w:r>
+              <w:rPr>
+                <w:b/>
+                <w:bCs/>
+              </w:rPr>
+              <w:t>Test Number</w:t>
+            </w:r>
+          </w:p>
+        </w:tc>
+        <w:tc>
+          <w:tcPr>
+            <w:tcW w:w="2850" w:type="dxa"/>
+            <w:shd w:val="clear" w:color="auto" w:fill="D9D9D9" w:themeFill="background1" w:themeFillShade="D9"/>
+          </w:tcPr>
+          <w:p>
+            <w:pPr>
+              <w:rPr>
+                <w:b/>
+                <w:bCs/>
+              </w:rPr>
+            </w:pPr>
+            <w:r>
+              <w:rPr>
+                <w:b/>
+                <w:bCs/>
+              </w:rPr>
+              <w:t>What is being tested and inputs</w:t>
+            </w:r>
+          </w:p>
+        </w:tc>
+        <w:tc>
+          <w:tcPr>
+            <w:tcW w:w="2543" w:type="dxa"/>
+            <w:gridSpan w:val="3"/>
+            <w:shd w:val="clear" w:color="auto" w:fill="D9D9D9" w:themeFill="background1" w:themeFillShade="D9"/>
+          </w:tcPr>
+          <w:p>
+            <w:pPr>
+              <w:rPr>
+                <w:b/>
+                <w:bCs/>
+              </w:rPr>
+            </w:pPr>
+            <w:r>
+              <w:rPr>
+                <w:b/>
+                <w:bCs/>
+              </w:rPr>
+              <w:t>Expected outcome</w:t>
+            </w:r>
+          </w:p>
+        </w:tc>
+        <w:tc>
+          <w:tcPr>
+            <w:tcW w:w="2541" w:type="dxa"/>
+            <w:shd w:val="clear" w:color="auto" w:fill="D9D9D9" w:themeFill="background1" w:themeFillShade="D9"/>
+          </w:tcPr>
+          <w:p>
+            <w:pPr>
+              <w:rPr>
+                <w:b/>
+                <w:bCs/>
+              </w:rPr>
+            </w:pPr>
+            <w:r>
+              <w:rPr>
+                <w:b/>
+                <w:bCs/>
+              </w:rPr>
+              <w:t>Justification</w:t>
+            </w:r>
+          </w:p>
+        </w:tc>
+      </w:tr>
+      <w:tr>
+        <w:trPr>
+          <w:trHeight w:val="368"/>
+        </w:trPr>
+        <w:tc>
+          <w:tcPr>
+            <w:tcW w:w="2232" w:type="dxa"/>
+          </w:tcPr>
+          <w:p>
+            <w:r>
+              <w:t>1</w:t>
+            </w:r>
+          </w:p>
+        </w:tc>
+        <w:tc>
+          <w:tcPr>
+            <w:tcW w:w="2850" w:type="dxa"/>
+          </w:tcPr>
+          <w:p>
+            <w:r>
+              <w:t>Two player mode is selectable from the main menu</w:t>
+            </w:r>
+          </w:p>
+        </w:tc>
+        <w:tc>
+          <w:tcPr>
+            <w:tcW w:w="2543" w:type="dxa"/>
+            <w:gridSpan w:val="3"/>
+          </w:tcPr>
+          <w:p>
+            <w:r>
+              <w:t>Game loads corresponding characters into the game</w:t>
+            </w:r>
+          </w:p>
+        </w:tc>
+        <w:tc>
+          <w:tcPr>
+            <w:tcW w:w="2541" w:type="dxa"/>
+          </w:tcPr>
+          <w:p>
+            <w:r>
+              <w:t>Ensure the two-player mode can be accessed correctly</w:t>
+            </w:r>
+          </w:p>
+        </w:tc>
+      </w:tr>
+      <w:tr>
+        <w:trPr>
+          <w:trHeight w:val="368"/>
+        </w:trPr>
+        <w:tc>
+          <w:tcPr>
+            <w:tcW w:w="2232" w:type="dxa"/>
+          </w:tcPr>
+          <w:p>
+            <w:r>
+              <w:t xml:space="preserve">2 </w:t>
+            </w:r>
+          </w:p>
+        </w:tc>
+        <w:tc>
+          <w:tcPr>
+            <w:tcW w:w="2850" w:type="dxa"/>
+          </w:tcPr>
+          <w:p>
+            <w:r>
+              <w:t>Player 1 movement for example arrow keys</w:t>
+            </w:r>
+          </w:p>
+        </w:tc>
+        <w:tc>
+          <w:tcPr>
+            <w:tcW w:w="2543" w:type="dxa"/>
+            <w:gridSpan w:val="3"/>
+          </w:tcPr>
+          <w:p>
+            <w:r>
+              <w:t>Player 1 moves correctly within the maze</w:t>
+            </w:r>
+          </w:p>
+        </w:tc>
+        <w:tc>
+          <w:tcPr>
+            <w:tcW w:w="2541" w:type="dxa"/>
+          </w:tcPr>
+          <w:p>
+            <w:r>
+              <w:t>Verifies player 1 controls work as intended</w:t>
+            </w:r>
+          </w:p>
+        </w:tc>
+      </w:tr>
+      <w:tr>
+        <w:trPr>
+          <w:trHeight w:val="385"/>
+        </w:trPr>
+        <w:tc>
+          <w:tcPr>
+            <w:tcW w:w="2232" w:type="dxa"/>
+          </w:tcPr>
+          <w:p>
+            <w:r>
+              <w:t>3</w:t>
+            </w:r>
+          </w:p>
+        </w:tc>
+        <w:tc>
+          <w:tcPr>
+            <w:tcW w:w="2850" w:type="dxa"/>
+          </w:tcPr>
+          <w:p>
+            <w:r>
+              <w:t>Player 2 movement for example WASD</w:t>
+            </w:r>
+          </w:p>
+        </w:tc>
+        <w:tc>
+          <w:tcPr>
+            <w:tcW w:w="2543" w:type="dxa"/>
+            <w:gridSpan w:val="3"/>
+          </w:tcPr>
+          <w:p>
+            <w:r>
+              <w:t>Player 2 can move independently</w:t>
+            </w:r>
+          </w:p>
+        </w:tc>
+        <w:tc>
+          <w:tcPr>
+            <w:tcW w:w="2541" w:type="dxa"/>
+          </w:tcPr>
+          <w:p>
+            <w:r>
+              <w:t xml:space="preserve">Ensures correct movement controls </w:t>
+            </w:r>
+          </w:p>
+        </w:tc>
+      </w:tr>
+      <w:tr>
+        <w:trPr>
+          <w:trHeight w:val="598"/>
+        </w:trPr>
+        <w:tc>
+          <w:tcPr>
+            <w:tcW w:w="2232" w:type="dxa"/>
+          </w:tcPr>
+          <w:p>
+            <w:r>
+              <w:t>4</w:t>
+            </w:r>
+          </w:p>
+        </w:tc>
+        <w:tc>
+          <w:tcPr>
+            <w:tcW w:w="2850" w:type="dxa"/>
+          </w:tcPr>
+          <w:p>
+            <w:r>
+              <w:t>One player loses all lives</w:t>
+            </w:r>
+          </w:p>
+        </w:tc>
+        <w:tc>
+          <w:tcPr>
+            <w:tcW w:w="2543" w:type="dxa"/>
+            <w:gridSpan w:val="3"/>
+          </w:tcPr>
+          <w:p>
+            <w:r>
+              <w:t>That player is eliminated</w:t>
+            </w:r>
+          </w:p>
+        </w:tc>
+        <w:tc>
+          <w:tcPr>
+            <w:tcW w:w="2541" w:type="dxa"/>
+          </w:tcPr>
+          <w:tbl>
+            <w:tblPr>
+              <w:tblW w:w="0" w:type="auto"/>
+              <w:tblCellSpacing w:w="15" w:type="dxa"/>
+              <w:tblCellMar>
+                <w:top w:w="15" w:type="dxa"/>
+                <w:left w:w="15" w:type="dxa"/>
+                <w:bottom w:w="15" w:type="dxa"/>
+                <w:right w:w="15" w:type="dxa"/>
+              </w:tblCellMar>
+              <w:tblLook w:val="04A0" w:firstRow="1" w:lastRow="0" w:firstColumn="1" w:lastColumn="0" w:noHBand="0" w:noVBand="1"/>
+            </w:tblPr>
+            <w:tblGrid>
+              <w:gridCol w:w="2325"/>
+            </w:tblGrid>
+            <w:tr>
+              <w:trPr>
+                <w:tblCellSpacing w:w="15" w:type="dxa"/>
+              </w:trPr>
+              <w:tc>
+                <w:tcPr>
+                  <w:tcW w:w="0" w:type="auto"/>
+                  <w:vAlign w:val="center"/>
+                  <w:hideMark/>
+                </w:tcPr>
+                <w:p>
+                  <w:r>
+                    <w:t>Ensures fairness within the game</w:t>
+                  </w:r>
+                </w:p>
+              </w:tc>
+            </w:tr>
+          </w:tbl>
+          <w:p/>
+        </w:tc>
+      </w:tr>
+      <w:tr>
+        <w:trPr>
+          <w:trHeight w:val="368"/>
+        </w:trPr>
+        <w:tc>
+          <w:tcPr>
+            <w:tcW w:w="2232" w:type="dxa"/>
+          </w:tcPr>
+          <w:p>
+            <w:r>
+              <w:t>5</w:t>
+            </w:r>
+          </w:p>
+        </w:tc>
+        <w:tc>
+          <w:tcPr>
+            <w:tcW w:w="2850" w:type="dxa"/>
+          </w:tcPr>
+          <w:p>
+            <w:r>
+              <w:t>Both players lose all lives</w:t>
+            </w:r>
+          </w:p>
+        </w:tc>
+        <w:tc>
+          <w:tcPr>
+            <w:tcW w:w="2543" w:type="dxa"/>
+            <w:gridSpan w:val="3"/>
+          </w:tcPr>
+          <w:p>
+            <w:r>
+              <w:t>Game ends and game over displayed with players corresponding scores</w:t>
+            </w:r>
+          </w:p>
+        </w:tc>
+        <w:tc>
+          <w:tcPr>
+            <w:tcW w:w="2541" w:type="dxa"/>
+          </w:tcPr>
+          <w:p>
+            <w:r>
+              <w:t>Makes the game more entertaining against a friend instead of alone against the AI.</w:t>
+            </w:r>
+          </w:p>
+        </w:tc>
+      </w:tr>
+    </w:tbl>
+    <w:p/>
+    <w:p/>
+    <w:p/>
+    <w:p/>
+    <w:p/>
+    <w:p>
+      <w:r>
+        <w:lastRenderedPageBreak/>
+        <w:t>These are some of the post developments tests that will be ran once the games completed.</w:t>
+      </w:r>
+    </w:p>
+    <w:p>
+      <w:pPr>
+        <w:rPr>
+          <w:b/>
+          <w:bCs/>
+        </w:rPr>
+      </w:pPr>
+    </w:p>
+    <w:tbl>
+      <w:tblPr>
+        <w:tblStyle w:val="TableGrid"/>
+        <w:tblpPr w:leftFromText="180" w:rightFromText="180" w:vertAnchor="page" w:horzAnchor="margin" w:tblpXSpec="center" w:tblpY="6449"/>
+        <w:tblW w:w="10090" w:type="dxa"/>
+        <w:tblLook w:val="04A0" w:firstRow="1" w:lastRow="0" w:firstColumn="1" w:lastColumn="0" w:noHBand="0" w:noVBand="1"/>
+      </w:tblPr>
+      <w:tblGrid>
+        <w:gridCol w:w="3363"/>
+        <w:gridCol w:w="3363"/>
+        <w:gridCol w:w="3364"/>
+      </w:tblGrid>
+      <w:tr>
+        <w:trPr>
+          <w:trHeight w:val="557"/>
+        </w:trPr>
+        <w:tc>
+          <w:tcPr>
+            <w:tcW w:w="3363" w:type="dxa"/>
+            <w:shd w:val="clear" w:color="auto" w:fill="A5C9EB" w:themeFill="text2" w:themeFillTint="40"/>
+          </w:tcPr>
+          <w:p>
+            <w:pPr>
+              <w:spacing w:after="160" w:line="259" w:lineRule="auto"/>
+              <w:rPr>
+                <w:b/>
+                <w:bCs/>
+              </w:rPr>
+            </w:pPr>
+            <w:r>
+              <w:rPr>
+                <w:b/>
+                <w:bCs/>
+              </w:rPr>
+              <w:t>Post Development</w:t>
+            </w:r>
+          </w:p>
+        </w:tc>
+        <w:tc>
+          <w:tcPr>
+            <w:tcW w:w="3363" w:type="dxa"/>
+            <w:shd w:val="clear" w:color="auto" w:fill="A5C9EB" w:themeFill="text2" w:themeFillTint="40"/>
+          </w:tcPr>
+          <w:p>
+            <w:pPr>
+              <w:spacing w:after="160" w:line="259" w:lineRule="auto"/>
+              <w:rPr>
+                <w:b/>
+                <w:bCs/>
+              </w:rPr>
+            </w:pPr>
+            <w:r>
+              <w:rPr>
+                <w:b/>
+                <w:bCs/>
+              </w:rPr>
+              <w:t>Testing to be performed post-development</w:t>
+            </w:r>
+          </w:p>
+        </w:tc>
+        <w:tc>
+          <w:tcPr>
+            <w:tcW w:w="3364" w:type="dxa"/>
+            <w:shd w:val="clear" w:color="auto" w:fill="A5C9EB" w:themeFill="text2" w:themeFillTint="40"/>
+          </w:tcPr>
+          <w:p>
+            <w:pPr>
+              <w:spacing w:after="160" w:line="259" w:lineRule="auto"/>
+              <w:rPr>
+                <w:b/>
+                <w:bCs/>
+              </w:rPr>
+            </w:pPr>
+            <w:r>
+              <w:rPr>
+                <w:b/>
+                <w:bCs/>
+              </w:rPr>
+              <w:t>Justification</w:t>
+            </w:r>
+          </w:p>
+        </w:tc>
+      </w:tr>
+      <w:tr>
+        <w:trPr>
+          <w:trHeight w:val="528"/>
+        </w:trPr>
+        <w:tc>
+          <w:tcPr>
+            <w:tcW w:w="3363" w:type="dxa"/>
+          </w:tcPr>
+          <w:p>
+            <w:pPr>
+              <w:spacing w:after="160" w:line="259" w:lineRule="auto"/>
+            </w:pPr>
+            <w:r>
+              <w:t>Bug and Glitch testing</w:t>
+            </w:r>
+          </w:p>
+        </w:tc>
+        <w:tc>
+          <w:tcPr>
+            <w:tcW w:w="3363" w:type="dxa"/>
+          </w:tcPr>
+          <w:p>
+            <w:pPr>
+              <w:spacing w:after="160" w:line="259" w:lineRule="auto"/>
+            </w:pPr>
+            <w:r>
+              <w:t>One of the tests that needs to bee ran is collision testing where the ghosts, Pacman, walls pellets shot, orbs are all detected by game entities</w:t>
+            </w:r>
+          </w:p>
+        </w:tc>
+        <w:tc>
+          <w:tcPr>
+            <w:tcW w:w="3364" w:type="dxa"/>
+          </w:tcPr>
+          <w:p>
+            <w:r>
+              <w:t>This is because player</w:t>
+            </w:r>
+            <w:r>
+              <w:t xml:space="preserve"> </w:t>
+            </w:r>
+            <w:r>
+              <w:t>retention is decreased when a game full of bugs is</w:t>
+            </w:r>
+            <w:r>
+              <w:t xml:space="preserve"> </w:t>
+            </w:r>
+            <w:r>
+              <w:t>released, because it ruins the playing experience and</w:t>
+            </w:r>
+            <w:r>
+              <w:t xml:space="preserve"> </w:t>
+            </w:r>
+            <w:r>
+              <w:t>makes it look like the</w:t>
+            </w:r>
+            <w:r>
+              <w:t xml:space="preserve"> </w:t>
+            </w:r>
+            <w:r>
+              <w:t>programmer didn’t put any</w:t>
+            </w:r>
+            <w:r>
+              <w:t xml:space="preserve"> </w:t>
+            </w:r>
+            <w:r>
+              <w:t>effort into it.</w:t>
+            </w:r>
+          </w:p>
+        </w:tc>
+      </w:tr>
+      <w:tr>
+        <w:trPr>
+          <w:trHeight w:val="528"/>
+        </w:trPr>
+        <w:tc>
+          <w:tcPr>
+            <w:tcW w:w="3363" w:type="dxa"/>
+          </w:tcPr>
+          <w:p>
+            <w:pPr>
+              <w:spacing w:after="160" w:line="259" w:lineRule="auto"/>
+            </w:pPr>
+          </w:p>
+        </w:tc>
+        <w:tc>
+          <w:tcPr>
+            <w:tcW w:w="3363" w:type="dxa"/>
+          </w:tcPr>
+          <w:p>
+            <w:pPr>
+              <w:spacing w:after="160" w:line="259" w:lineRule="auto"/>
+            </w:pPr>
+            <w:r>
+              <w:t>Another test that will be conducted is the analysis of ghost modes making sure they are able to make switch between scatter, chase, frightened, death state etc..</w:t>
+            </w:r>
+          </w:p>
+        </w:tc>
+        <w:tc>
+          <w:tcPr>
+            <w:tcW w:w="3364" w:type="dxa"/>
+          </w:tcPr>
+          <w:p>
+            <w:pPr>
+              <w:spacing w:after="160" w:line="259" w:lineRule="auto"/>
+            </w:pPr>
+            <w:r>
+              <w:t>This is because without these fundamental functions the game may become unplayable.</w:t>
+            </w:r>
+          </w:p>
+        </w:tc>
+      </w:tr>
+    </w:tbl>
+    <w:p>
+      <w:pPr>
+        <w:rPr>
+          <w:b/>
+          <w:bCs/>
+        </w:rPr>
+      </w:pPr>
+    </w:p>
+    <w:tbl>
+      <w:tblPr>
+        <w:tblStyle w:val="TableGrid"/>
+        <w:tblpPr w:leftFromText="180" w:rightFromText="180" w:vertAnchor="page" w:horzAnchor="margin" w:tblpXSpec="center" w:tblpY="2193"/>
+        <w:tblW w:w="10090" w:type="dxa"/>
+        <w:tblLook w:val="04A0" w:firstRow="1" w:lastRow="0" w:firstColumn="1" w:lastColumn="0" w:noHBand="0" w:noVBand="1"/>
+      </w:tblPr>
+      <w:tblGrid>
+        <w:gridCol w:w="3363"/>
+        <w:gridCol w:w="3363"/>
+        <w:gridCol w:w="3364"/>
+      </w:tblGrid>
+      <w:tr>
+        <w:trPr>
+          <w:trHeight w:val="557"/>
+        </w:trPr>
+        <w:tc>
+          <w:tcPr>
+            <w:tcW w:w="3363" w:type="dxa"/>
+            <w:shd w:val="clear" w:color="auto" w:fill="A5C9EB" w:themeFill="text2" w:themeFillTint="40"/>
+          </w:tcPr>
+          <w:p>
+            <w:pPr>
+              <w:rPr>
+                <w:b/>
+                <w:bCs/>
+              </w:rPr>
+            </w:pPr>
+            <w:bookmarkStart w:id="6" w:name="_Hlk219747826"/>
+            <w:r>
+              <w:rPr>
+                <w:b/>
+                <w:bCs/>
+              </w:rPr>
+              <w:t>Post Development</w:t>
+            </w:r>
+          </w:p>
+        </w:tc>
+        <w:tc>
+          <w:tcPr>
+            <w:tcW w:w="3363" w:type="dxa"/>
+            <w:shd w:val="clear" w:color="auto" w:fill="A5C9EB" w:themeFill="text2" w:themeFillTint="40"/>
+          </w:tcPr>
+          <w:p>
+            <w:pPr>
+              <w:rPr>
+                <w:b/>
+                <w:bCs/>
+              </w:rPr>
+            </w:pPr>
+            <w:r>
+              <w:rPr>
+                <w:b/>
+                <w:bCs/>
+              </w:rPr>
+              <w:t>Testing to be performed post-development</w:t>
+            </w:r>
+          </w:p>
+        </w:tc>
+        <w:tc>
+          <w:tcPr>
+            <w:tcW w:w="3364" w:type="dxa"/>
+            <w:shd w:val="clear" w:color="auto" w:fill="A5C9EB" w:themeFill="text2" w:themeFillTint="40"/>
+          </w:tcPr>
+          <w:p>
+            <w:pPr>
+              <w:rPr>
+                <w:b/>
+                <w:bCs/>
+              </w:rPr>
+            </w:pPr>
+            <w:r>
+              <w:rPr>
+                <w:b/>
+                <w:bCs/>
+              </w:rPr>
+              <w:t>Justification</w:t>
+            </w:r>
+          </w:p>
+        </w:tc>
+      </w:tr>
+      <w:tr>
+        <w:trPr>
+          <w:trHeight w:val="528"/>
+        </w:trPr>
+        <w:tc>
+          <w:tcPr>
+            <w:tcW w:w="3363" w:type="dxa"/>
+          </w:tcPr>
+          <w:p>
+            <w:r>
+              <w:t>Functional testing</w:t>
+            </w:r>
+          </w:p>
+        </w:tc>
+        <w:tc>
+          <w:tcPr>
+            <w:tcW w:w="3363" w:type="dxa"/>
+          </w:tcPr>
+          <w:p>
+            <w:r>
+              <w:t xml:space="preserve">To make sure collisions are correctly registered </w:t>
+            </w:r>
+          </w:p>
+        </w:tc>
+        <w:tc>
+          <w:tcPr>
+            <w:tcW w:w="3364" w:type="dxa"/>
+          </w:tcPr>
+          <w:p>
+            <w:r>
+              <w:t>This is to check that Pacman and the ghosts have working collision mechanisms in place. It’s also to make sure there are no unrealistic movements such as walking through walls</w:t>
+            </w:r>
+          </w:p>
+        </w:tc>
+      </w:tr>
+      <w:tr>
+        <w:trPr>
+          <w:trHeight w:val="528"/>
+        </w:trPr>
+        <w:tc>
+          <w:tcPr>
+            <w:tcW w:w="3363" w:type="dxa"/>
+          </w:tcPr>
+          <w:p/>
+        </w:tc>
+        <w:tc>
+          <w:tcPr>
+            <w:tcW w:w="3363" w:type="dxa"/>
+          </w:tcPr>
+          <w:p>
+            <w:r>
+              <w:t>Ai is following Pacman correctly</w:t>
+            </w:r>
+          </w:p>
+        </w:tc>
+        <w:tc>
+          <w:tcPr>
+            <w:tcW w:w="3364" w:type="dxa"/>
+          </w:tcPr>
+          <w:p>
+            <w:r>
+              <w:t>This is to make sure that the game is functioning correctly and there is a challenge to play against</w:t>
+            </w:r>
+          </w:p>
+        </w:tc>
+      </w:tr>
+      <w:bookmarkEnd w:id="6"/>
+    </w:tbl>
+    <w:p/>
+    <w:p/>
+    <w:tbl>
+      <w:tblPr>
+        <w:tblStyle w:val="TableGrid"/>
+        <w:tblpPr w:leftFromText="180" w:rightFromText="180" w:vertAnchor="page" w:horzAnchor="margin" w:tblpXSpec="center" w:tblpY="11897"/>
+        <w:tblW w:w="10090" w:type="dxa"/>
+        <w:tblLook w:val="04A0" w:firstRow="1" w:lastRow="0" w:firstColumn="1" w:lastColumn="0" w:noHBand="0" w:noVBand="1"/>
+      </w:tblPr>
+      <w:tblGrid>
+        <w:gridCol w:w="3363"/>
+        <w:gridCol w:w="3363"/>
+        <w:gridCol w:w="3364"/>
+      </w:tblGrid>
+      <w:tr>
+        <w:trPr>
+          <w:trHeight w:val="557"/>
+        </w:trPr>
+        <w:tc>
+          <w:tcPr>
+            <w:tcW w:w="3363" w:type="dxa"/>
+            <w:shd w:val="clear" w:color="auto" w:fill="A5C9EB" w:themeFill="text2" w:themeFillTint="40"/>
+          </w:tcPr>
+          <w:p>
+            <w:pPr>
+              <w:spacing w:after="160" w:line="259" w:lineRule="auto"/>
+              <w:rPr>
+                <w:b/>
+                <w:bCs/>
+              </w:rPr>
+            </w:pPr>
+            <w:r>
+              <w:rPr>
+                <w:b/>
+                <w:bCs/>
+              </w:rPr>
+              <w:t>Post Development</w:t>
+            </w:r>
+          </w:p>
+        </w:tc>
+        <w:tc>
+          <w:tcPr>
+            <w:tcW w:w="3363" w:type="dxa"/>
+            <w:shd w:val="clear" w:color="auto" w:fill="A5C9EB" w:themeFill="text2" w:themeFillTint="40"/>
+          </w:tcPr>
+          <w:p>
+            <w:pPr>
+              <w:spacing w:after="160" w:line="259" w:lineRule="auto"/>
+              <w:rPr>
+                <w:b/>
+                <w:bCs/>
+              </w:rPr>
+            </w:pPr>
+            <w:r>
+              <w:rPr>
+                <w:b/>
+                <w:bCs/>
+              </w:rPr>
+              <w:t>Testing to be performed post-development</w:t>
+            </w:r>
+          </w:p>
+        </w:tc>
+        <w:tc>
+          <w:tcPr>
+            <w:tcW w:w="3364" w:type="dxa"/>
+            <w:shd w:val="clear" w:color="auto" w:fill="A5C9EB" w:themeFill="text2" w:themeFillTint="40"/>
+          </w:tcPr>
+          <w:p>
+            <w:pPr>
+              <w:spacing w:after="160" w:line="259" w:lineRule="auto"/>
+              <w:rPr>
+                <w:b/>
+                <w:bCs/>
+              </w:rPr>
+            </w:pPr>
+            <w:r>
+              <w:rPr>
+                <w:b/>
+                <w:bCs/>
+              </w:rPr>
+              <w:t>Justification</w:t>
+            </w:r>
+          </w:p>
+        </w:tc>
+      </w:tr>
+      <w:tr>
+        <w:trPr>
+          <w:trHeight w:val="528"/>
+        </w:trPr>
+        <w:tc>
+          <w:tcPr>
+            <w:tcW w:w="3363" w:type="dxa"/>
+          </w:tcPr>
+          <w:p>
+            <w:pPr>
+              <w:spacing w:after="160" w:line="259" w:lineRule="auto"/>
+            </w:pPr>
+            <w:r>
+              <w:t>UI (User interface)</w:t>
+            </w:r>
+          </w:p>
+          <w:p>
+            <w:pPr>
+              <w:spacing w:after="160" w:line="259" w:lineRule="auto"/>
+            </w:pPr>
+            <w:r>
+              <w:t>functionality</w:t>
+            </w:r>
+          </w:p>
+        </w:tc>
+        <w:tc>
+          <w:tcPr>
+            <w:tcW w:w="3363" w:type="dxa"/>
+          </w:tcPr>
+          <w:p>
+            <w:pPr>
+              <w:spacing w:after="160" w:line="259" w:lineRule="auto"/>
+            </w:pPr>
+            <w:r>
+              <w:t>This is to check that the player can navigate through the menu with ease.</w:t>
+            </w:r>
+          </w:p>
+        </w:tc>
+        <w:tc>
+          <w:tcPr>
+            <w:tcW w:w="3364" w:type="dxa"/>
+          </w:tcPr>
+          <w:p>
+            <w:r>
+              <w:t>This is because glitches in the UI in a game can cause some players to get confused as to how the game works and the controls that are necessary to navigate</w:t>
+            </w:r>
+          </w:p>
+          <w:p>
+            <w:r>
+              <w:t>through the game.</w:t>
+            </w:r>
+          </w:p>
+        </w:tc>
+      </w:tr>
+    </w:tbl>
+    <w:p/>
+    <w:p/>
+    <w:p/>
+    <w:p>
+      <w:pPr>
+        <w:rPr>
+          <w:b/>
+          <w:bCs/>
+        </w:rPr>
+      </w:pPr>
+      <w:r>
+        <w:rPr>
+          <w:b/>
+          <w:bCs/>
+        </w:rPr>
+        <w:lastRenderedPageBreak/>
+        <w:t xml:space="preserve">Developing the Solution </w:t>
+      </w:r>
+    </w:p>
+    <w:p>
+      <w:r>
+        <w:br/>
+        <w:t xml:space="preserve">Phase 1: </w:t>
+      </w:r>
+    </w:p>
+    <w:p>
+      <w:r>
+        <w:t>Development of the Game itself</w:t>
+      </w:r>
+    </w:p>
+    <w:p>
+      <w:r>
+        <w:t>Iteration 1</w:t>
+      </w:r>
+    </w:p>
+    <w:p>
+      <w:r>
+        <w:t>In this first iteration I need to create modular sections of code through classes and .</w:t>
+      </w:r>
+      <w:proofErr w:type="spellStart"/>
+      <w:r>
+        <w:t>py</w:t>
+      </w:r>
+      <w:proofErr w:type="spellEnd"/>
+      <w:r>
+        <w:t xml:space="preserve"> files to manage the creation of the main character Pacman and its animation, movements and positions. </w:t>
+      </w:r>
+      <w:r>
+        <w:t>This will include my entity Base class, Node and maze navigation system, rendering system and input handling.</w:t>
+      </w:r>
+    </w:p>
+    <w:p>
+      <w:r>
+        <w:t xml:space="preserve">Entity </w:t>
+      </w:r>
+      <w:r>
+        <w:t>class.</w:t>
+      </w:r>
+    </w:p>
+    <w:tbl>
+      <w:tblPr>
+        <w:tblStyle w:val="TableGrid"/>
+        <w:tblW w:w="9815" w:type="dxa"/>
+        <w:tblLook w:val="04A0" w:firstRow="1" w:lastRow="0" w:firstColumn="1" w:lastColumn="0" w:noHBand="0" w:noVBand="1"/>
+      </w:tblPr>
+      <w:tblGrid>
+        <w:gridCol w:w="3271"/>
+        <w:gridCol w:w="3271"/>
+        <w:gridCol w:w="3273"/>
+      </w:tblGrid>
+      <w:tr>
+        <w:trPr>
+          <w:trHeight w:val="416"/>
+        </w:trPr>
+        <w:tc>
+          <w:tcPr>
+            <w:tcW w:w="3271" w:type="dxa"/>
+          </w:tcPr>
+          <w:p>
+            <w:r>
+              <w:t>Description</w:t>
+            </w:r>
+          </w:p>
+        </w:tc>
+        <w:tc>
+          <w:tcPr>
+            <w:tcW w:w="3271" w:type="dxa"/>
+          </w:tcPr>
+          <w:p>
+            <w:r>
+              <w:t>Code</w:t>
+            </w:r>
+          </w:p>
+        </w:tc>
+        <w:tc>
+          <w:tcPr>
+            <w:tcW w:w="3273" w:type="dxa"/>
+          </w:tcPr>
+          <w:p>
+            <w:r>
+              <w:t>Output</w:t>
+            </w:r>
+          </w:p>
+        </w:tc>
+      </w:tr>
+      <w:tr>
+        <w:trPr>
+          <w:trHeight w:val="3179"/>
+        </w:trPr>
+        <w:tc>
+          <w:tcPr>
+            <w:tcW w:w="3271" w:type="dxa"/>
+          </w:tcPr>
+          <w:p/>
+        </w:tc>
+        <w:tc>
+          <w:tcPr>
+            <w:tcW w:w="3271" w:type="dxa"/>
+          </w:tcPr>
+          <w:p/>
+        </w:tc>
+        <w:tc>
+          <w:tcPr>
+            <w:tcW w:w="3273" w:type="dxa"/>
+          </w:tcPr>
+          <w:p/>
+        </w:tc>
+      </w:tr>
+    </w:tbl>
+    <w:p/>
     <w:sectPr>
-      <w:headerReference w:type="default" r:id="rId21"/>
-      <w:footerReference w:type="default" r:id="rId22"/>
+      <w:headerReference w:type="default" r:id="rId25"/>
+      <w:footerReference w:type="default" r:id="rId26"/>
       <w:pgSz w:w="11906" w:h="16838"/>
       <w:pgMar w:top="1440" w:right="1440" w:bottom="1440" w:left="1440" w:header="708" w:footer="708" w:gutter="0"/>
       <w:cols w:space="708"/>
@@ -27655,6 +34451,155 @@
     </w:lvl>
   </w:abstractNum>
   <w:abstractNum w:abstractNumId="5" w15:restartNumberingAfterBreak="0">
+    <w:nsid w:val="1A377869"/>
+    <w:multiLevelType w:val="multilevel"/>
+    <w:tmpl w:val="599E684E"/>
+    <w:lvl w:ilvl="0">
+      <w:start w:val="1"/>
+      <w:numFmt w:val="bullet"/>
+      <w:lvlText w:val=""/>
+      <w:lvlJc w:val="left"/>
+      <w:pPr>
+        <w:tabs>
+          <w:tab w:val="num" w:pos="720"/>
+        </w:tabs>
+        <w:ind w:left="720" w:hanging="360"/>
+      </w:pPr>
+      <w:rPr>
+        <w:rFonts w:ascii="Symbol" w:hAnsi="Symbol" w:hint="default"/>
+        <w:sz w:val="20"/>
+      </w:rPr>
+    </w:lvl>
+    <w:lvl w:ilvl="1" w:tentative="1">
+      <w:start w:val="1"/>
+      <w:numFmt w:val="bullet"/>
+      <w:lvlText w:val="o"/>
+      <w:lvlJc w:val="left"/>
+      <w:pPr>
+        <w:tabs>
+          <w:tab w:val="num" w:pos="1440"/>
+        </w:tabs>
+        <w:ind w:left="1440" w:hanging="360"/>
+      </w:pPr>
+      <w:rPr>
+        <w:rFonts w:ascii="Courier New" w:hAnsi="Courier New" w:hint="default"/>
+        <w:sz w:val="20"/>
+      </w:rPr>
+    </w:lvl>
+    <w:lvl w:ilvl="2" w:tentative="1">
+      <w:start w:val="1"/>
+      <w:numFmt w:val="bullet"/>
+      <w:lvlText w:val=""/>
+      <w:lvlJc w:val="left"/>
+      <w:pPr>
+        <w:tabs>
+          <w:tab w:val="num" w:pos="2160"/>
+        </w:tabs>
+        <w:ind w:left="2160" w:hanging="360"/>
+      </w:pPr>
+      <w:rPr>
+        <w:rFonts w:ascii="Wingdings" w:hAnsi="Wingdings" w:hint="default"/>
+        <w:sz w:val="20"/>
+      </w:rPr>
+    </w:lvl>
+    <w:lvl w:ilvl="3" w:tentative="1">
+      <w:start w:val="1"/>
+      <w:numFmt w:val="bullet"/>
+      <w:lvlText w:val=""/>
+      <w:lvlJc w:val="left"/>
+      <w:pPr>
+        <w:tabs>
+          <w:tab w:val="num" w:pos="2880"/>
+        </w:tabs>
+        <w:ind w:left="2880" w:hanging="360"/>
+      </w:pPr>
+      <w:rPr>
+        <w:rFonts w:ascii="Wingdings" w:hAnsi="Wingdings" w:hint="default"/>
+        <w:sz w:val="20"/>
+      </w:rPr>
+    </w:lvl>
+    <w:lvl w:ilvl="4" w:tentative="1">
+      <w:start w:val="1"/>
+      <w:numFmt w:val="bullet"/>
+      <w:lvlText w:val=""/>
+      <w:lvlJc w:val="left"/>
+      <w:pPr>
+        <w:tabs>
+          <w:tab w:val="num" w:pos="3600"/>
+        </w:tabs>
+        <w:ind w:left="3600" w:hanging="360"/>
+      </w:pPr>
+      <w:rPr>
+        <w:rFonts w:ascii="Wingdings" w:hAnsi="Wingdings" w:hint="default"/>
+        <w:sz w:val="20"/>
+      </w:rPr>
+    </w:lvl>
+    <w:lvl w:ilvl="5" w:tentative="1">
+      <w:start w:val="1"/>
+      <w:numFmt w:val="bullet"/>
+      <w:lvlText w:val=""/>
+      <w:lvlJc w:val="left"/>
+      <w:pPr>
+        <w:tabs>
+          <w:tab w:val="num" w:pos="4320"/>
+        </w:tabs>
+        <w:ind w:left="4320" w:hanging="360"/>
+      </w:pPr>
+      <w:rPr>
+        <w:rFonts w:ascii="Wingdings" w:hAnsi="Wingdings" w:hint="default"/>
+        <w:sz w:val="20"/>
+      </w:rPr>
+    </w:lvl>
+    <w:lvl w:ilvl="6" w:tentative="1">
+      <w:start w:val="1"/>
+      <w:numFmt w:val="bullet"/>
+      <w:lvlText w:val=""/>
+      <w:lvlJc w:val="left"/>
+      <w:pPr>
+        <w:tabs>
+          <w:tab w:val="num" w:pos="5040"/>
+        </w:tabs>
+        <w:ind w:left="5040" w:hanging="360"/>
+      </w:pPr>
+      <w:rPr>
+        <w:rFonts w:ascii="Wingdings" w:hAnsi="Wingdings" w:hint="default"/>
+        <w:sz w:val="20"/>
+      </w:rPr>
+    </w:lvl>
+    <w:lvl w:ilvl="7" w:tentative="1">
+      <w:start w:val="1"/>
+      <w:numFmt w:val="bullet"/>
+      <w:lvlText w:val=""/>
+      <w:lvlJc w:val="left"/>
+      <w:pPr>
+        <w:tabs>
+          <w:tab w:val="num" w:pos="5760"/>
+        </w:tabs>
+        <w:ind w:left="5760" w:hanging="360"/>
+      </w:pPr>
+      <w:rPr>
+        <w:rFonts w:ascii="Wingdings" w:hAnsi="Wingdings" w:hint="default"/>
+        <w:sz w:val="20"/>
+      </w:rPr>
+    </w:lvl>
+    <w:lvl w:ilvl="8" w:tentative="1">
+      <w:start w:val="1"/>
+      <w:numFmt w:val="bullet"/>
+      <w:lvlText w:val=""/>
+      <w:lvlJc w:val="left"/>
+      <w:pPr>
+        <w:tabs>
+          <w:tab w:val="num" w:pos="6480"/>
+        </w:tabs>
+        <w:ind w:left="6480" w:hanging="360"/>
+      </w:pPr>
+      <w:rPr>
+        <w:rFonts w:ascii="Wingdings" w:hAnsi="Wingdings" w:hint="default"/>
+        <w:sz w:val="20"/>
+      </w:rPr>
+    </w:lvl>
+  </w:abstractNum>
+  <w:abstractNum w:abstractNumId="6" w15:restartNumberingAfterBreak="0">
     <w:nsid w:val="302F497F"/>
     <w:multiLevelType w:val="hybridMultilevel"/>
     <w:tmpl w:val="B2D401D8"/>
@@ -27767,7 +34712,7 @@
       </w:rPr>
     </w:lvl>
   </w:abstractNum>
-  <w:abstractNum w:abstractNumId="6" w15:restartNumberingAfterBreak="0">
+  <w:abstractNum w:abstractNumId="7" w15:restartNumberingAfterBreak="0">
     <w:nsid w:val="32EC352F"/>
     <w:multiLevelType w:val="hybridMultilevel"/>
     <w:tmpl w:val="31E23C00"/>
@@ -27880,7 +34825,120 @@
       </w:rPr>
     </w:lvl>
   </w:abstractNum>
-  <w:abstractNum w:abstractNumId="7" w15:restartNumberingAfterBreak="0">
+  <w:abstractNum w:abstractNumId="8" w15:restartNumberingAfterBreak="0">
+    <w:nsid w:val="39802A5D"/>
+    <w:multiLevelType w:val="hybridMultilevel"/>
+    <w:tmpl w:val="D59A1E36"/>
+    <w:lvl w:ilvl="0" w:tplc="08090001">
+      <w:start w:val="1"/>
+      <w:numFmt w:val="bullet"/>
+      <w:lvlText w:val=""/>
+      <w:lvlJc w:val="left"/>
+      <w:pPr>
+        <w:ind w:left="720" w:hanging="360"/>
+      </w:pPr>
+      <w:rPr>
+        <w:rFonts w:ascii="Symbol" w:hAnsi="Symbol" w:hint="default"/>
+      </w:rPr>
+    </w:lvl>
+    <w:lvl w:ilvl="1" w:tplc="08090003" w:tentative="1">
+      <w:start w:val="1"/>
+      <w:numFmt w:val="bullet"/>
+      <w:lvlText w:val="o"/>
+      <w:lvlJc w:val="left"/>
+      <w:pPr>
+        <w:ind w:left="1440" w:hanging="360"/>
+      </w:pPr>
+      <w:rPr>
+        <w:rFonts w:ascii="Courier New" w:hAnsi="Courier New" w:cs="Courier New" w:hint="default"/>
+      </w:rPr>
+    </w:lvl>
+    <w:lvl w:ilvl="2" w:tplc="08090005" w:tentative="1">
+      <w:start w:val="1"/>
+      <w:numFmt w:val="bullet"/>
+      <w:lvlText w:val=""/>
+      <w:lvlJc w:val="left"/>
+      <w:pPr>
+        <w:ind w:left="2160" w:hanging="360"/>
+      </w:pPr>
+      <w:rPr>
+        <w:rFonts w:ascii="Wingdings" w:hAnsi="Wingdings" w:hint="default"/>
+      </w:rPr>
+    </w:lvl>
+    <w:lvl w:ilvl="3" w:tplc="08090001" w:tentative="1">
+      <w:start w:val="1"/>
+      <w:numFmt w:val="bullet"/>
+      <w:lvlText w:val=""/>
+      <w:lvlJc w:val="left"/>
+      <w:pPr>
+        <w:ind w:left="2880" w:hanging="360"/>
+      </w:pPr>
+      <w:rPr>
+        <w:rFonts w:ascii="Symbol" w:hAnsi="Symbol" w:hint="default"/>
+      </w:rPr>
+    </w:lvl>
+    <w:lvl w:ilvl="4" w:tplc="08090003" w:tentative="1">
+      <w:start w:val="1"/>
+      <w:numFmt w:val="bullet"/>
+      <w:lvlText w:val="o"/>
+      <w:lvlJc w:val="left"/>
+      <w:pPr>
+        <w:ind w:left="3600" w:hanging="360"/>
+      </w:pPr>
+      <w:rPr>
+        <w:rFonts w:ascii="Courier New" w:hAnsi="Courier New" w:cs="Courier New" w:hint="default"/>
+      </w:rPr>
+    </w:lvl>
+    <w:lvl w:ilvl="5" w:tplc="08090005" w:tentative="1">
+      <w:start w:val="1"/>
+      <w:numFmt w:val="bullet"/>
+      <w:lvlText w:val=""/>
+      <w:lvlJc w:val="left"/>
+      <w:pPr>
+        <w:ind w:left="4320" w:hanging="360"/>
+      </w:pPr>
+      <w:rPr>
+        <w:rFonts w:ascii="Wingdings" w:hAnsi="Wingdings" w:hint="default"/>
+      </w:rPr>
+    </w:lvl>
+    <w:lvl w:ilvl="6" w:tplc="08090001" w:tentative="1">
+      <w:start w:val="1"/>
+      <w:numFmt w:val="bullet"/>
+      <w:lvlText w:val=""/>
+      <w:lvlJc w:val="left"/>
+      <w:pPr>
+        <w:ind w:left="5040" w:hanging="360"/>
+      </w:pPr>
+      <w:rPr>
+        <w:rFonts w:ascii="Symbol" w:hAnsi="Symbol" w:hint="default"/>
+      </w:rPr>
+    </w:lvl>
+    <w:lvl w:ilvl="7" w:tplc="08090003" w:tentative="1">
+      <w:start w:val="1"/>
+      <w:numFmt w:val="bullet"/>
+      <w:lvlText w:val="o"/>
+      <w:lvlJc w:val="left"/>
+      <w:pPr>
+        <w:ind w:left="5760" w:hanging="360"/>
+      </w:pPr>
+      <w:rPr>
+        <w:rFonts w:ascii="Courier New" w:hAnsi="Courier New" w:cs="Courier New" w:hint="default"/>
+      </w:rPr>
+    </w:lvl>
+    <w:lvl w:ilvl="8" w:tplc="08090005" w:tentative="1">
+      <w:start w:val="1"/>
+      <w:numFmt w:val="bullet"/>
+      <w:lvlText w:val=""/>
+      <w:lvlJc w:val="left"/>
+      <w:pPr>
+        <w:ind w:left="6480" w:hanging="360"/>
+      </w:pPr>
+      <w:rPr>
+        <w:rFonts w:ascii="Wingdings" w:hAnsi="Wingdings" w:hint="default"/>
+      </w:rPr>
+    </w:lvl>
+  </w:abstractNum>
+  <w:abstractNum w:abstractNumId="9" w15:restartNumberingAfterBreak="0">
     <w:nsid w:val="3E8E12E0"/>
     <w:multiLevelType w:val="hybridMultilevel"/>
     <w:tmpl w:val="B7F023E8"/>
@@ -28001,7 +35059,7 @@
       </w:rPr>
     </w:lvl>
   </w:abstractNum>
-  <w:abstractNum w:abstractNumId="8" w15:restartNumberingAfterBreak="0">
+  <w:abstractNum w:abstractNumId="10" w15:restartNumberingAfterBreak="0">
     <w:nsid w:val="4591170C"/>
     <w:multiLevelType w:val="hybridMultilevel"/>
     <w:tmpl w:val="9C3E84C2"/>
@@ -28114,7 +35172,7 @@
       </w:rPr>
     </w:lvl>
   </w:abstractNum>
-  <w:abstractNum w:abstractNumId="9" w15:restartNumberingAfterBreak="0">
+  <w:abstractNum w:abstractNumId="11" w15:restartNumberingAfterBreak="0">
     <w:nsid w:val="4F400DC2"/>
     <w:multiLevelType w:val="hybridMultilevel"/>
     <w:tmpl w:val="E552F87E"/>
@@ -28227,7 +35285,305 @@
       </w:rPr>
     </w:lvl>
   </w:abstractNum>
-  <w:abstractNum w:abstractNumId="10" w15:restartNumberingAfterBreak="0">
+  <w:abstractNum w:abstractNumId="12" w15:restartNumberingAfterBreak="0">
+    <w:nsid w:val="529325AB"/>
+    <w:multiLevelType w:val="multilevel"/>
+    <w:tmpl w:val="745426B2"/>
+    <w:lvl w:ilvl="0">
+      <w:start w:val="1"/>
+      <w:numFmt w:val="bullet"/>
+      <w:lvlText w:val=""/>
+      <w:lvlJc w:val="left"/>
+      <w:pPr>
+        <w:tabs>
+          <w:tab w:val="num" w:pos="720"/>
+        </w:tabs>
+        <w:ind w:left="720" w:hanging="360"/>
+      </w:pPr>
+      <w:rPr>
+        <w:rFonts w:ascii="Symbol" w:hAnsi="Symbol" w:hint="default"/>
+        <w:sz w:val="20"/>
+      </w:rPr>
+    </w:lvl>
+    <w:lvl w:ilvl="1" w:tentative="1">
+      <w:start w:val="1"/>
+      <w:numFmt w:val="bullet"/>
+      <w:lvlText w:val="o"/>
+      <w:lvlJc w:val="left"/>
+      <w:pPr>
+        <w:tabs>
+          <w:tab w:val="num" w:pos="1440"/>
+        </w:tabs>
+        <w:ind w:left="1440" w:hanging="360"/>
+      </w:pPr>
+      <w:rPr>
+        <w:rFonts w:ascii="Courier New" w:hAnsi="Courier New" w:hint="default"/>
+        <w:sz w:val="20"/>
+      </w:rPr>
+    </w:lvl>
+    <w:lvl w:ilvl="2" w:tentative="1">
+      <w:start w:val="1"/>
+      <w:numFmt w:val="bullet"/>
+      <w:lvlText w:val=""/>
+      <w:lvlJc w:val="left"/>
+      <w:pPr>
+        <w:tabs>
+          <w:tab w:val="num" w:pos="2160"/>
+        </w:tabs>
+        <w:ind w:left="2160" w:hanging="360"/>
+      </w:pPr>
+      <w:rPr>
+        <w:rFonts w:ascii="Wingdings" w:hAnsi="Wingdings" w:hint="default"/>
+        <w:sz w:val="20"/>
+      </w:rPr>
+    </w:lvl>
+    <w:lvl w:ilvl="3" w:tentative="1">
+      <w:start w:val="1"/>
+      <w:numFmt w:val="bullet"/>
+      <w:lvlText w:val=""/>
+      <w:lvlJc w:val="left"/>
+      <w:pPr>
+        <w:tabs>
+          <w:tab w:val="num" w:pos="2880"/>
+        </w:tabs>
+        <w:ind w:left="2880" w:hanging="360"/>
+      </w:pPr>
+      <w:rPr>
+        <w:rFonts w:ascii="Wingdings" w:hAnsi="Wingdings" w:hint="default"/>
+        <w:sz w:val="20"/>
+      </w:rPr>
+    </w:lvl>
+    <w:lvl w:ilvl="4" w:tentative="1">
+      <w:start w:val="1"/>
+      <w:numFmt w:val="bullet"/>
+      <w:lvlText w:val=""/>
+      <w:lvlJc w:val="left"/>
+      <w:pPr>
+        <w:tabs>
+          <w:tab w:val="num" w:pos="3600"/>
+        </w:tabs>
+        <w:ind w:left="3600" w:hanging="360"/>
+      </w:pPr>
+      <w:rPr>
+        <w:rFonts w:ascii="Wingdings" w:hAnsi="Wingdings" w:hint="default"/>
+        <w:sz w:val="20"/>
+      </w:rPr>
+    </w:lvl>
+    <w:lvl w:ilvl="5" w:tentative="1">
+      <w:start w:val="1"/>
+      <w:numFmt w:val="bullet"/>
+      <w:lvlText w:val=""/>
+      <w:lvlJc w:val="left"/>
+      <w:pPr>
+        <w:tabs>
+          <w:tab w:val="num" w:pos="4320"/>
+        </w:tabs>
+        <w:ind w:left="4320" w:hanging="360"/>
+      </w:pPr>
+      <w:rPr>
+        <w:rFonts w:ascii="Wingdings" w:hAnsi="Wingdings" w:hint="default"/>
+        <w:sz w:val="20"/>
+      </w:rPr>
+    </w:lvl>
+    <w:lvl w:ilvl="6" w:tentative="1">
+      <w:start w:val="1"/>
+      <w:numFmt w:val="bullet"/>
+      <w:lvlText w:val=""/>
+      <w:lvlJc w:val="left"/>
+      <w:pPr>
+        <w:tabs>
+          <w:tab w:val="num" w:pos="5040"/>
+        </w:tabs>
+        <w:ind w:left="5040" w:hanging="360"/>
+      </w:pPr>
+      <w:rPr>
+        <w:rFonts w:ascii="Wingdings" w:hAnsi="Wingdings" w:hint="default"/>
+        <w:sz w:val="20"/>
+      </w:rPr>
+    </w:lvl>
+    <w:lvl w:ilvl="7" w:tentative="1">
+      <w:start w:val="1"/>
+      <w:numFmt w:val="bullet"/>
+      <w:lvlText w:val=""/>
+      <w:lvlJc w:val="left"/>
+      <w:pPr>
+        <w:tabs>
+          <w:tab w:val="num" w:pos="5760"/>
+        </w:tabs>
+        <w:ind w:left="5760" w:hanging="360"/>
+      </w:pPr>
+      <w:rPr>
+        <w:rFonts w:ascii="Wingdings" w:hAnsi="Wingdings" w:hint="default"/>
+        <w:sz w:val="20"/>
+      </w:rPr>
+    </w:lvl>
+    <w:lvl w:ilvl="8" w:tentative="1">
+      <w:start w:val="1"/>
+      <w:numFmt w:val="bullet"/>
+      <w:lvlText w:val=""/>
+      <w:lvlJc w:val="left"/>
+      <w:pPr>
+        <w:tabs>
+          <w:tab w:val="num" w:pos="6480"/>
+        </w:tabs>
+        <w:ind w:left="6480" w:hanging="360"/>
+      </w:pPr>
+      <w:rPr>
+        <w:rFonts w:ascii="Wingdings" w:hAnsi="Wingdings" w:hint="default"/>
+        <w:sz w:val="20"/>
+      </w:rPr>
+    </w:lvl>
+  </w:abstractNum>
+  <w:abstractNum w:abstractNumId="13" w15:restartNumberingAfterBreak="0">
+    <w:nsid w:val="59711781"/>
+    <w:multiLevelType w:val="multilevel"/>
+    <w:tmpl w:val="E4841AA8"/>
+    <w:lvl w:ilvl="0">
+      <w:start w:val="1"/>
+      <w:numFmt w:val="bullet"/>
+      <w:lvlText w:val=""/>
+      <w:lvlJc w:val="left"/>
+      <w:pPr>
+        <w:tabs>
+          <w:tab w:val="num" w:pos="720"/>
+        </w:tabs>
+        <w:ind w:left="720" w:hanging="360"/>
+      </w:pPr>
+      <w:rPr>
+        <w:rFonts w:ascii="Symbol" w:hAnsi="Symbol" w:hint="default"/>
+        <w:sz w:val="20"/>
+      </w:rPr>
+    </w:lvl>
+    <w:lvl w:ilvl="1" w:tentative="1">
+      <w:start w:val="1"/>
+      <w:numFmt w:val="bullet"/>
+      <w:lvlText w:val="o"/>
+      <w:lvlJc w:val="left"/>
+      <w:pPr>
+        <w:tabs>
+          <w:tab w:val="num" w:pos="1440"/>
+        </w:tabs>
+        <w:ind w:left="1440" w:hanging="360"/>
+      </w:pPr>
+      <w:rPr>
+        <w:rFonts w:ascii="Courier New" w:hAnsi="Courier New" w:hint="default"/>
+        <w:sz w:val="20"/>
+      </w:rPr>
+    </w:lvl>
+    <w:lvl w:ilvl="2" w:tentative="1">
+      <w:start w:val="1"/>
+      <w:numFmt w:val="bullet"/>
+      <w:lvlText w:val=""/>
+      <w:lvlJc w:val="left"/>
+      <w:pPr>
+        <w:tabs>
+          <w:tab w:val="num" w:pos="2160"/>
+        </w:tabs>
+        <w:ind w:left="2160" w:hanging="360"/>
+      </w:pPr>
+      <w:rPr>
+        <w:rFonts w:ascii="Wingdings" w:hAnsi="Wingdings" w:hint="default"/>
+        <w:sz w:val="20"/>
+      </w:rPr>
+    </w:lvl>
+    <w:lvl w:ilvl="3" w:tentative="1">
+      <w:start w:val="1"/>
+      <w:numFmt w:val="bullet"/>
+      <w:lvlText w:val=""/>
+      <w:lvlJc w:val="left"/>
+      <w:pPr>
+        <w:tabs>
+          <w:tab w:val="num" w:pos="2880"/>
+        </w:tabs>
+        <w:ind w:left="2880" w:hanging="360"/>
+      </w:pPr>
+      <w:rPr>
+        <w:rFonts w:ascii="Wingdings" w:hAnsi="Wingdings" w:hint="default"/>
+        <w:sz w:val="20"/>
+      </w:rPr>
+    </w:lvl>
+    <w:lvl w:ilvl="4" w:tentative="1">
+      <w:start w:val="1"/>
+      <w:numFmt w:val="bullet"/>
+      <w:lvlText w:val=""/>
+      <w:lvlJc w:val="left"/>
+      <w:pPr>
+        <w:tabs>
+          <w:tab w:val="num" w:pos="3600"/>
+        </w:tabs>
+        <w:ind w:left="3600" w:hanging="360"/>
+      </w:pPr>
+      <w:rPr>
+        <w:rFonts w:ascii="Wingdings" w:hAnsi="Wingdings" w:hint="default"/>
+        <w:sz w:val="20"/>
+      </w:rPr>
+    </w:lvl>
+    <w:lvl w:ilvl="5" w:tentative="1">
+      <w:start w:val="1"/>
+      <w:numFmt w:val="bullet"/>
+      <w:lvlText w:val=""/>
+      <w:lvlJc w:val="left"/>
+      <w:pPr>
+        <w:tabs>
+          <w:tab w:val="num" w:pos="4320"/>
+        </w:tabs>
+        <w:ind w:left="4320" w:hanging="360"/>
+      </w:pPr>
+      <w:rPr>
+        <w:rFonts w:ascii="Wingdings" w:hAnsi="Wingdings" w:hint="default"/>
+        <w:sz w:val="20"/>
+      </w:rPr>
+    </w:lvl>
+    <w:lvl w:ilvl="6" w:tentative="1">
+      <w:start w:val="1"/>
+      <w:numFmt w:val="bullet"/>
+      <w:lvlText w:val=""/>
+      <w:lvlJc w:val="left"/>
+      <w:pPr>
+        <w:tabs>
+          <w:tab w:val="num" w:pos="5040"/>
+        </w:tabs>
+        <w:ind w:left="5040" w:hanging="360"/>
+      </w:pPr>
+      <w:rPr>
+        <w:rFonts w:ascii="Wingdings" w:hAnsi="Wingdings" w:hint="default"/>
+        <w:sz w:val="20"/>
+      </w:rPr>
+    </w:lvl>
+    <w:lvl w:ilvl="7" w:tentative="1">
+      <w:start w:val="1"/>
+      <w:numFmt w:val="bullet"/>
+      <w:lvlText w:val=""/>
+      <w:lvlJc w:val="left"/>
+      <w:pPr>
+        <w:tabs>
+          <w:tab w:val="num" w:pos="5760"/>
+        </w:tabs>
+        <w:ind w:left="5760" w:hanging="360"/>
+      </w:pPr>
+      <w:rPr>
+        <w:rFonts w:ascii="Wingdings" w:hAnsi="Wingdings" w:hint="default"/>
+        <w:sz w:val="20"/>
+      </w:rPr>
+    </w:lvl>
+    <w:lvl w:ilvl="8" w:tentative="1">
+      <w:start w:val="1"/>
+      <w:numFmt w:val="bullet"/>
+      <w:lvlText w:val=""/>
+      <w:lvlJc w:val="left"/>
+      <w:pPr>
+        <w:tabs>
+          <w:tab w:val="num" w:pos="6480"/>
+        </w:tabs>
+        <w:ind w:left="6480" w:hanging="360"/>
+      </w:pPr>
+      <w:rPr>
+        <w:rFonts w:ascii="Wingdings" w:hAnsi="Wingdings" w:hint="default"/>
+        <w:sz w:val="20"/>
+      </w:rPr>
+    </w:lvl>
+  </w:abstractNum>
+  <w:abstractNum w:abstractNumId="14" w15:restartNumberingAfterBreak="0">
     <w:nsid w:val="5B1D1EE0"/>
     <w:multiLevelType w:val="hybridMultilevel"/>
     <w:tmpl w:val="788ACE7A"/>
@@ -28340,7 +35696,7 @@
       </w:rPr>
     </w:lvl>
   </w:abstractNum>
-  <w:abstractNum w:abstractNumId="11" w15:restartNumberingAfterBreak="0">
+  <w:abstractNum w:abstractNumId="15" w15:restartNumberingAfterBreak="0">
     <w:nsid w:val="64956E34"/>
     <w:multiLevelType w:val="hybridMultilevel"/>
     <w:tmpl w:val="2318D954"/>
@@ -28453,7 +35809,156 @@
       </w:rPr>
     </w:lvl>
   </w:abstractNum>
-  <w:abstractNum w:abstractNumId="12" w15:restartNumberingAfterBreak="0">
+  <w:abstractNum w:abstractNumId="16" w15:restartNumberingAfterBreak="0">
+    <w:nsid w:val="6ADD776C"/>
+    <w:multiLevelType w:val="multilevel"/>
+    <w:tmpl w:val="755A6002"/>
+    <w:lvl w:ilvl="0">
+      <w:start w:val="1"/>
+      <w:numFmt w:val="bullet"/>
+      <w:lvlText w:val=""/>
+      <w:lvlJc w:val="left"/>
+      <w:pPr>
+        <w:tabs>
+          <w:tab w:val="num" w:pos="720"/>
+        </w:tabs>
+        <w:ind w:left="720" w:hanging="360"/>
+      </w:pPr>
+      <w:rPr>
+        <w:rFonts w:ascii="Symbol" w:hAnsi="Symbol" w:hint="default"/>
+        <w:sz w:val="20"/>
+      </w:rPr>
+    </w:lvl>
+    <w:lvl w:ilvl="1" w:tentative="1">
+      <w:start w:val="1"/>
+      <w:numFmt w:val="bullet"/>
+      <w:lvlText w:val="o"/>
+      <w:lvlJc w:val="left"/>
+      <w:pPr>
+        <w:tabs>
+          <w:tab w:val="num" w:pos="1440"/>
+        </w:tabs>
+        <w:ind w:left="1440" w:hanging="360"/>
+      </w:pPr>
+      <w:rPr>
+        <w:rFonts w:ascii="Courier New" w:hAnsi="Courier New" w:hint="default"/>
+        <w:sz w:val="20"/>
+      </w:rPr>
+    </w:lvl>
+    <w:lvl w:ilvl="2" w:tentative="1">
+      <w:start w:val="1"/>
+      <w:numFmt w:val="bullet"/>
+      <w:lvlText w:val=""/>
+      <w:lvlJc w:val="left"/>
+      <w:pPr>
+        <w:tabs>
+          <w:tab w:val="num" w:pos="2160"/>
+        </w:tabs>
+        <w:ind w:left="2160" w:hanging="360"/>
+      </w:pPr>
+      <w:rPr>
+        <w:rFonts w:ascii="Wingdings" w:hAnsi="Wingdings" w:hint="default"/>
+        <w:sz w:val="20"/>
+      </w:rPr>
+    </w:lvl>
+    <w:lvl w:ilvl="3" w:tentative="1">
+      <w:start w:val="1"/>
+      <w:numFmt w:val="bullet"/>
+      <w:lvlText w:val=""/>
+      <w:lvlJc w:val="left"/>
+      <w:pPr>
+        <w:tabs>
+          <w:tab w:val="num" w:pos="2880"/>
+        </w:tabs>
+        <w:ind w:left="2880" w:hanging="360"/>
+      </w:pPr>
+      <w:rPr>
+        <w:rFonts w:ascii="Wingdings" w:hAnsi="Wingdings" w:hint="default"/>
+        <w:sz w:val="20"/>
+      </w:rPr>
+    </w:lvl>
+    <w:lvl w:ilvl="4" w:tentative="1">
+      <w:start w:val="1"/>
+      <w:numFmt w:val="bullet"/>
+      <w:lvlText w:val=""/>
+      <w:lvlJc w:val="left"/>
+      <w:pPr>
+        <w:tabs>
+          <w:tab w:val="num" w:pos="3600"/>
+        </w:tabs>
+        <w:ind w:left="3600" w:hanging="360"/>
+      </w:pPr>
+      <w:rPr>
+        <w:rFonts w:ascii="Wingdings" w:hAnsi="Wingdings" w:hint="default"/>
+        <w:sz w:val="20"/>
+      </w:rPr>
+    </w:lvl>
+    <w:lvl w:ilvl="5" w:tentative="1">
+      <w:start w:val="1"/>
+      <w:numFmt w:val="bullet"/>
+      <w:lvlText w:val=""/>
+      <w:lvlJc w:val="left"/>
+      <w:pPr>
+        <w:tabs>
+          <w:tab w:val="num" w:pos="4320"/>
+        </w:tabs>
+        <w:ind w:left="4320" w:hanging="360"/>
+      </w:pPr>
+      <w:rPr>
+        <w:rFonts w:ascii="Wingdings" w:hAnsi="Wingdings" w:hint="default"/>
+        <w:sz w:val="20"/>
+      </w:rPr>
+    </w:lvl>
+    <w:lvl w:ilvl="6" w:tentative="1">
+      <w:start w:val="1"/>
+      <w:numFmt w:val="bullet"/>
+      <w:lvlText w:val=""/>
+      <w:lvlJc w:val="left"/>
+      <w:pPr>
+        <w:tabs>
+          <w:tab w:val="num" w:pos="5040"/>
+        </w:tabs>
+        <w:ind w:left="5040" w:hanging="360"/>
+      </w:pPr>
+      <w:rPr>
+        <w:rFonts w:ascii="Wingdings" w:hAnsi="Wingdings" w:hint="default"/>
+        <w:sz w:val="20"/>
+      </w:rPr>
+    </w:lvl>
+    <w:lvl w:ilvl="7" w:tentative="1">
+      <w:start w:val="1"/>
+      <w:numFmt w:val="bullet"/>
+      <w:lvlText w:val=""/>
+      <w:lvlJc w:val="left"/>
+      <w:pPr>
+        <w:tabs>
+          <w:tab w:val="num" w:pos="5760"/>
+        </w:tabs>
+        <w:ind w:left="5760" w:hanging="360"/>
+      </w:pPr>
+      <w:rPr>
+        <w:rFonts w:ascii="Wingdings" w:hAnsi="Wingdings" w:hint="default"/>
+        <w:sz w:val="20"/>
+      </w:rPr>
+    </w:lvl>
+    <w:lvl w:ilvl="8" w:tentative="1">
+      <w:start w:val="1"/>
+      <w:numFmt w:val="bullet"/>
+      <w:lvlText w:val=""/>
+      <w:lvlJc w:val="left"/>
+      <w:pPr>
+        <w:tabs>
+          <w:tab w:val="num" w:pos="6480"/>
+        </w:tabs>
+        <w:ind w:left="6480" w:hanging="360"/>
+      </w:pPr>
+      <w:rPr>
+        <w:rFonts w:ascii="Wingdings" w:hAnsi="Wingdings" w:hint="default"/>
+        <w:sz w:val="20"/>
+      </w:rPr>
+    </w:lvl>
+  </w:abstractNum>
+  <w:abstractNum w:abstractNumId="17" w15:restartNumberingAfterBreak="0">
     <w:nsid w:val="77886D3A"/>
     <w:multiLevelType w:val="hybridMultilevel"/>
     <w:tmpl w:val="25F81BEE"/>
@@ -28566,7 +36071,7 @@
       </w:rPr>
     </w:lvl>
   </w:abstractNum>
-  <w:abstractNum w:abstractNumId="13" w15:restartNumberingAfterBreak="0">
+  <w:abstractNum w:abstractNumId="18" w15:restartNumberingAfterBreak="0">
     <w:nsid w:val="793526EC"/>
     <w:multiLevelType w:val="hybridMultilevel"/>
     <w:tmpl w:val="6876D7DE"/>
@@ -28678,7 +36183,7 @@
       </w:rPr>
     </w:lvl>
   </w:abstractNum>
-  <w:abstractNum w:abstractNumId="14" w15:restartNumberingAfterBreak="0">
+  <w:abstractNum w:abstractNumId="19" w15:restartNumberingAfterBreak="0">
     <w:nsid w:val="7BFC5613"/>
     <w:multiLevelType w:val="hybridMultilevel"/>
     <w:tmpl w:val="9EB042E6"/>
@@ -28795,46 +36300,61 @@
     <w:abstractNumId w:val="2"/>
   </w:num>
   <w:num w:numId="2" w16cid:durableId="501361772">
-    <w:abstractNumId w:val="12"/>
+    <w:abstractNumId w:val="17"/>
   </w:num>
   <w:num w:numId="3" w16cid:durableId="1564565550">
-    <w:abstractNumId w:val="7"/>
+    <w:abstractNumId w:val="9"/>
   </w:num>
   <w:num w:numId="4" w16cid:durableId="1956908224">
-    <w:abstractNumId w:val="8"/>
+    <w:abstractNumId w:val="10"/>
   </w:num>
   <w:num w:numId="5" w16cid:durableId="357241889">
-    <w:abstractNumId w:val="11"/>
+    <w:abstractNumId w:val="15"/>
   </w:num>
   <w:num w:numId="6" w16cid:durableId="41294245">
     <w:abstractNumId w:val="1"/>
   </w:num>
   <w:num w:numId="7" w16cid:durableId="1144083324">
-    <w:abstractNumId w:val="13"/>
+    <w:abstractNumId w:val="18"/>
   </w:num>
   <w:num w:numId="8" w16cid:durableId="1280800603">
     <w:abstractNumId w:val="3"/>
   </w:num>
   <w:num w:numId="9" w16cid:durableId="1017806251">
-    <w:abstractNumId w:val="10"/>
+    <w:abstractNumId w:val="14"/>
   </w:num>
   <w:num w:numId="10" w16cid:durableId="629671877">
-    <w:abstractNumId w:val="6"/>
+    <w:abstractNumId w:val="7"/>
   </w:num>
   <w:num w:numId="11" w16cid:durableId="879587213">
-    <w:abstractNumId w:val="9"/>
+    <w:abstractNumId w:val="11"/>
   </w:num>
   <w:num w:numId="12" w16cid:durableId="1441334839">
     <w:abstractNumId w:val="4"/>
   </w:num>
   <w:num w:numId="13" w16cid:durableId="249892961">
-    <w:abstractNumId w:val="14"/>
+    <w:abstractNumId w:val="19"/>
   </w:num>
   <w:num w:numId="14" w16cid:durableId="762190466">
-    <w:abstractNumId w:val="5"/>
+    <w:abstractNumId w:val="6"/>
   </w:num>
   <w:num w:numId="15" w16cid:durableId="1679699446">
     <w:abstractNumId w:val="0"/>
+  </w:num>
+  <w:num w:numId="16" w16cid:durableId="1610622362">
+    <w:abstractNumId w:val="16"/>
+  </w:num>
+  <w:num w:numId="17" w16cid:durableId="1871409443">
+    <w:abstractNumId w:val="13"/>
+  </w:num>
+  <w:num w:numId="18" w16cid:durableId="1727996533">
+    <w:abstractNumId w:val="12"/>
+  </w:num>
+  <w:num w:numId="19" w16cid:durableId="1769734706">
+    <w:abstractNumId w:val="5"/>
+  </w:num>
+  <w:num w:numId="20" w16cid:durableId="177937594">
+    <w:abstractNumId w:val="8"/>
   </w:num>
 </w:numbering>
 </file>
